--- a/最终成果/任务四/任务四_运动学推导.docx
+++ b/最终成果/任务四/任务四_运动学推导.docx
@@ -6578,8 +6578,6 @@
       <m:oMathPara>
         <m:oMath>
           <m:sSub>
-            <w:bookmarkStart w:id="0" w:name="_GoBack"/>
-            <w:bookmarkEnd w:id="0"/>
             <m:sSubPr>
               <m:ctrlPr>
                 <w:rPr>
@@ -8305,6 +8303,160 @@
                       </m:ctrlPr>
                     </m:sup>
                   </m:sSup>
+                  <m:r>
+                    <m:rPr>
+                      <m:sty m:val="bi"/>
+                    </m:rPr>
+                    <w:rPr>
+                      <w:rStyle w:val="136"/>
+                      <w:rFonts w:hint="default" w:ascii="DejaVu Math TeX Gyre" w:hAnsi="DejaVu Math TeX Gyre"/>
+                      <w:color w:val="auto"/>
+                      <w:lang w:val="en-US" w:eastAsia="zh-CN"/>
+                    </w:rPr>
+                    <m:t>+</m:t>
+                  </m:r>
+                  <m:sSup>
+                    <m:sSupPr>
+                      <m:ctrlPr>
+                        <w:rPr>
+                          <w:rStyle w:val="136"/>
+                          <w:rFonts w:hint="default" w:ascii="DejaVu Math TeX Gyre" w:hAnsi="DejaVu Math TeX Gyre"/>
+                          <w:b/>
+                          <w:bCs/>
+                          <w:i/>
+                          <w:color w:val="auto"/>
+                          <w:lang w:val="en-US" w:eastAsia="zh-CN"/>
+                        </w:rPr>
+                      </m:ctrlPr>
+                    </m:sSupPr>
+                    <m:e>
+                      <m:r>
+                        <m:rPr>
+                          <m:sty m:val="bi"/>
+                        </m:rPr>
+                        <w:rPr>
+                          <w:rStyle w:val="136"/>
+                          <w:rFonts w:hint="default" w:ascii="DejaVu Math TeX Gyre" w:hAnsi="DejaVu Math TeX Gyre"/>
+                          <w:color w:val="auto"/>
+                          <w:lang w:val="en-US" w:eastAsia="zh-CN"/>
+                        </w:rPr>
+                        <m:t>(z−</m:t>
+                      </m:r>
+                      <m:sSub>
+                        <m:sSubPr>
+                          <m:ctrlPr>
+                            <w:rPr>
+                              <w:rStyle w:val="136"/>
+                              <w:rFonts w:hint="default" w:ascii="DejaVu Math TeX Gyre" w:hAnsi="DejaVu Math TeX Gyre"/>
+                              <w:b/>
+                              <w:bCs/>
+                              <w:i/>
+                              <w:color w:val="auto"/>
+                              <w:lang w:val="en-US" w:eastAsia="zh-CN"/>
+                            </w:rPr>
+                          </m:ctrlPr>
+                        </m:sSubPr>
+                        <m:e>
+                          <m:r>
+                            <m:rPr>
+                              <m:sty m:val="bi"/>
+                            </m:rPr>
+                            <w:rPr>
+                              <w:rStyle w:val="136"/>
+                              <w:rFonts w:hint="default" w:ascii="DejaVu Math TeX Gyre" w:hAnsi="DejaVu Math TeX Gyre"/>
+                              <w:color w:val="auto"/>
+                              <w:lang w:val="en-US" w:eastAsia="zh-CN"/>
+                            </w:rPr>
+                            <m:t>L</m:t>
+                          </m:r>
+                          <m:ctrlPr>
+                            <w:rPr>
+                              <w:rStyle w:val="136"/>
+                              <w:rFonts w:hint="default" w:ascii="DejaVu Math TeX Gyre" w:hAnsi="DejaVu Math TeX Gyre"/>
+                              <w:b/>
+                              <w:bCs/>
+                              <w:i/>
+                              <w:color w:val="auto"/>
+                              <w:lang w:val="en-US" w:eastAsia="zh-CN"/>
+                            </w:rPr>
+                          </m:ctrlPr>
+                        </m:e>
+                        <m:sub>
+                          <m:r>
+                            <m:rPr>
+                              <m:sty m:val="bi"/>
+                            </m:rPr>
+                            <w:rPr>
+                              <w:rStyle w:val="136"/>
+                              <w:rFonts w:hint="default" w:ascii="DejaVu Math TeX Gyre" w:hAnsi="DejaVu Math TeX Gyre"/>
+                              <w:color w:val="auto"/>
+                              <w:lang w:val="en-US" w:eastAsia="zh-CN"/>
+                            </w:rPr>
+                            <m:t>1</m:t>
+                          </m:r>
+                          <m:ctrlPr>
+                            <w:rPr>
+                              <w:rStyle w:val="136"/>
+                              <w:rFonts w:hint="default" w:ascii="DejaVu Math TeX Gyre" w:hAnsi="DejaVu Math TeX Gyre"/>
+                              <w:b/>
+                              <w:bCs/>
+                              <w:i/>
+                              <w:color w:val="auto"/>
+                              <w:lang w:val="en-US" w:eastAsia="zh-CN"/>
+                            </w:rPr>
+                          </m:ctrlPr>
+                        </m:sub>
+                      </m:sSub>
+                      <m:r>
+                        <m:rPr>
+                          <m:sty m:val="bi"/>
+                        </m:rPr>
+                        <w:rPr>
+                          <w:rStyle w:val="136"/>
+                          <w:rFonts w:hint="default" w:ascii="DejaVu Math TeX Gyre" w:hAnsi="DejaVu Math TeX Gyre"/>
+                          <w:color w:val="auto"/>
+                          <w:lang w:val="en-US" w:eastAsia="zh-CN"/>
+                        </w:rPr>
+                        <m:t>)</m:t>
+                      </m:r>
+                      <m:ctrlPr>
+                        <w:rPr>
+                          <w:rStyle w:val="136"/>
+                          <w:rFonts w:hint="default" w:ascii="DejaVu Math TeX Gyre" w:hAnsi="DejaVu Math TeX Gyre"/>
+                          <w:b/>
+                          <w:bCs/>
+                          <w:i/>
+                          <w:color w:val="auto"/>
+                          <w:lang w:val="en-US" w:eastAsia="zh-CN"/>
+                        </w:rPr>
+                      </m:ctrlPr>
+                    </m:e>
+                    <m:sup>
+                      <m:r>
+                        <m:rPr>
+                          <m:sty m:val="bi"/>
+                        </m:rPr>
+                        <w:rPr>
+                          <w:rStyle w:val="136"/>
+                          <w:rFonts w:hint="default" w:ascii="DejaVu Math TeX Gyre" w:hAnsi="DejaVu Math TeX Gyre"/>
+                          <w:color w:val="auto"/>
+                          <w:lang w:val="en-US" w:eastAsia="zh-CN"/>
+                        </w:rPr>
+                        <m:t>2</m:t>
+                      </m:r>
+                      <m:ctrlPr>
+                        <w:rPr>
+                          <w:rStyle w:val="136"/>
+                          <w:rFonts w:hint="default" w:ascii="DejaVu Math TeX Gyre" w:hAnsi="DejaVu Math TeX Gyre"/>
+                          <w:b/>
+                          <w:bCs/>
+                          <w:i/>
+                          <w:color w:val="auto"/>
+                          <w:lang w:val="en-US" w:eastAsia="zh-CN"/>
+                        </w:rPr>
+                      </m:ctrlPr>
+                    </m:sup>
+                  </m:sSup>
                   <m:ctrlPr>
                     <m:rPr/>
                     <w:rPr>
@@ -9189,6 +9341,8 @@
           </m:f>
         </m:oMath>
       </m:oMathPara>
+      <w:bookmarkStart w:id="0" w:name="_GoBack"/>
+      <w:bookmarkEnd w:id="0"/>
     </w:p>
     <w:p>
       <w:pPr>

--- a/最终成果/任务四/任务四_运动学推导.docx
+++ b/最终成果/任务四/任务四_运动学推导.docx
@@ -17,7 +17,7 @@
           <w:numId w:val="0"/>
         </w:numPr>
         <w:rPr>
-          <w:rFonts w:hint="eastAsia" w:eastAsia="宋体"/>
+          <w:rFonts w:hint="default" w:eastAsia="宋体"/>
           <w:sz w:val="22"/>
           <w:szCs w:val="22"/>
           <w:lang w:val="en-US" w:eastAsia="zh-CN"/>
@@ -32,15 +32,63 @@
         </w:rPr>
         <w:t>--首先我们先设</w:t>
       </w:r>
-      <w:r>
-        <w:rPr>
-          <w:rFonts w:hint="default" w:eastAsia="宋体"/>
-          <w:sz w:val="22"/>
-          <w:szCs w:val="22"/>
-          <w:lang w:val="en-US" w:eastAsia="zh-CN"/>
-        </w:rPr>
-        <w:t>L1</w:t>
-      </w:r>
+      <m:oMath>
+        <m:sSub>
+          <m:sSubPr>
+            <m:ctrlPr>
+              <w:rPr>
+                <w:rFonts w:ascii="DejaVu Math TeX Gyre" w:hAnsi="DejaVu Math TeX Gyre"/>
+                <w:i/>
+                <w:sz w:val="22"/>
+                <w:szCs w:val="22"/>
+                <w:lang w:val="en-US"/>
+              </w:rPr>
+            </m:ctrlPr>
+          </m:sSubPr>
+          <m:e>
+            <m:r>
+              <m:rPr/>
+              <w:rPr>
+                <w:rFonts w:hint="eastAsia" w:ascii="DejaVu Math TeX Gyre" w:hAnsi="DejaVu Math TeX Gyre" w:eastAsia="宋体"/>
+                <w:sz w:val="22"/>
+                <w:szCs w:val="22"/>
+                <w:lang w:val="en-US" w:eastAsia="zh-CN"/>
+              </w:rPr>
+              <m:t>L</m:t>
+            </m:r>
+            <m:ctrlPr>
+              <w:rPr>
+                <w:rFonts w:ascii="DejaVu Math TeX Gyre" w:hAnsi="DejaVu Math TeX Gyre"/>
+                <w:i/>
+                <w:sz w:val="22"/>
+                <w:szCs w:val="22"/>
+                <w:lang w:val="en-US"/>
+              </w:rPr>
+            </m:ctrlPr>
+          </m:e>
+          <m:sub>
+            <m:r>
+              <m:rPr/>
+              <w:rPr>
+                <w:rFonts w:hint="default" w:ascii="DejaVu Math TeX Gyre" w:hAnsi="DejaVu Math TeX Gyre" w:eastAsia="宋体"/>
+                <w:sz w:val="22"/>
+                <w:szCs w:val="22"/>
+                <w:lang w:val="en-US" w:eastAsia="zh-CN"/>
+              </w:rPr>
+              <m:t>1</m:t>
+            </m:r>
+            <m:ctrlPr>
+              <w:rPr>
+                <w:rFonts w:ascii="DejaVu Math TeX Gyre" w:hAnsi="DejaVu Math TeX Gyre"/>
+                <w:i/>
+                <w:sz w:val="22"/>
+                <w:szCs w:val="22"/>
+                <w:lang w:val="en-US"/>
+              </w:rPr>
+            </m:ctrlPr>
+          </m:sub>
+        </m:sSub>
+      </m:oMath>
       <w:r>
         <w:rPr>
           <w:rFonts w:hint="eastAsia" w:eastAsia="宋体"/>
@@ -48,7 +96,206 @@
           <w:szCs w:val="22"/>
           <w:lang w:val="en-US" w:eastAsia="zh-CN"/>
         </w:rPr>
-        <w:t>为底座到肩的长度   L2为后臂长  L3为前臂长</w:t>
+        <w:t xml:space="preserve">为底座到肩的长度 </w:t>
+      </w:r>
+      <m:oMath>
+        <m:sSub>
+          <m:sSubPr>
+            <m:ctrlPr>
+              <w:rPr>
+                <w:rFonts w:ascii="DejaVu Math TeX Gyre" w:hAnsi="DejaVu Math TeX Gyre"/>
+                <w:i/>
+                <w:sz w:val="22"/>
+                <w:szCs w:val="22"/>
+                <w:lang w:val="en-US"/>
+              </w:rPr>
+            </m:ctrlPr>
+          </m:sSubPr>
+          <m:e>
+            <m:r>
+              <m:rPr/>
+              <w:rPr>
+                <w:rFonts w:hint="default" w:ascii="DejaVu Math TeX Gyre" w:hAnsi="DejaVu Math TeX Gyre"/>
+                <w:sz w:val="22"/>
+                <w:szCs w:val="22"/>
+                <w:lang w:val="en-US"/>
+              </w:rPr>
+              <m:t>L</m:t>
+            </m:r>
+            <m:ctrlPr>
+              <w:rPr>
+                <w:rFonts w:ascii="DejaVu Math TeX Gyre" w:hAnsi="DejaVu Math TeX Gyre"/>
+                <w:i/>
+                <w:sz w:val="22"/>
+                <w:szCs w:val="22"/>
+                <w:lang w:val="en-US"/>
+              </w:rPr>
+            </m:ctrlPr>
+          </m:e>
+          <m:sub>
+            <m:r>
+              <m:rPr/>
+              <w:rPr>
+                <w:rFonts w:hint="default" w:ascii="DejaVu Math TeX Gyre" w:hAnsi="DejaVu Math TeX Gyre"/>
+                <w:sz w:val="22"/>
+                <w:szCs w:val="22"/>
+                <w:lang w:val="en-US"/>
+              </w:rPr>
+              <m:t>2</m:t>
+            </m:r>
+            <m:ctrlPr>
+              <w:rPr>
+                <w:rFonts w:ascii="DejaVu Math TeX Gyre" w:hAnsi="DejaVu Math TeX Gyre"/>
+                <w:i/>
+                <w:sz w:val="22"/>
+                <w:szCs w:val="22"/>
+                <w:lang w:val="en-US"/>
+              </w:rPr>
+            </m:ctrlPr>
+          </m:sub>
+        </m:sSub>
+      </m:oMath>
+      <w:r>
+        <w:rPr>
+          <w:rFonts w:hint="eastAsia" w:eastAsia="宋体"/>
+          <w:sz w:val="22"/>
+          <w:szCs w:val="22"/>
+          <w:lang w:val="en-US" w:eastAsia="zh-CN"/>
+        </w:rPr>
+        <w:t xml:space="preserve">为后臂长 </w:t>
+      </w:r>
+      <m:oMath>
+        <m:sSub>
+          <m:sSubPr>
+            <m:ctrlPr>
+              <w:rPr>
+                <w:rFonts w:ascii="DejaVu Math TeX Gyre" w:hAnsi="DejaVu Math TeX Gyre"/>
+                <w:i/>
+                <w:sz w:val="22"/>
+                <w:szCs w:val="22"/>
+                <w:lang w:val="en-US"/>
+              </w:rPr>
+            </m:ctrlPr>
+          </m:sSubPr>
+          <m:e>
+            <m:r>
+              <m:rPr/>
+              <w:rPr>
+                <w:rFonts w:hint="default" w:ascii="DejaVu Math TeX Gyre" w:hAnsi="DejaVu Math TeX Gyre"/>
+                <w:sz w:val="22"/>
+                <w:szCs w:val="22"/>
+                <w:lang w:val="en-US"/>
+              </w:rPr>
+              <m:t>L</m:t>
+            </m:r>
+            <m:ctrlPr>
+              <w:rPr>
+                <w:rFonts w:ascii="DejaVu Math TeX Gyre" w:hAnsi="DejaVu Math TeX Gyre"/>
+                <w:i/>
+                <w:sz w:val="22"/>
+                <w:szCs w:val="22"/>
+                <w:lang w:val="en-US"/>
+              </w:rPr>
+            </m:ctrlPr>
+          </m:e>
+          <m:sub>
+            <m:r>
+              <m:rPr/>
+              <w:rPr>
+                <w:rFonts w:hint="default" w:ascii="DejaVu Math TeX Gyre" w:hAnsi="DejaVu Math TeX Gyre"/>
+                <w:sz w:val="22"/>
+                <w:szCs w:val="22"/>
+                <w:lang w:val="en-US"/>
+              </w:rPr>
+              <m:t>3</m:t>
+            </m:r>
+            <m:ctrlPr>
+              <w:rPr>
+                <w:rFonts w:ascii="DejaVu Math TeX Gyre" w:hAnsi="DejaVu Math TeX Gyre"/>
+                <w:i/>
+                <w:sz w:val="22"/>
+                <w:szCs w:val="22"/>
+                <w:lang w:val="en-US"/>
+              </w:rPr>
+            </m:ctrlPr>
+          </m:sub>
+        </m:sSub>
+      </m:oMath>
+      <w:r>
+        <w:rPr>
+          <w:rFonts w:hint="eastAsia" w:eastAsia="宋体"/>
+          <w:sz w:val="22"/>
+          <w:szCs w:val="22"/>
+          <w:lang w:val="en-US" w:eastAsia="zh-CN"/>
+        </w:rPr>
+        <w:t xml:space="preserve">为前臂长 </w:t>
+      </w:r>
+      <m:oMath>
+        <m:sSub>
+          <m:sSubPr>
+            <m:ctrlPr>
+              <w:rPr>
+                <w:rFonts w:ascii="DejaVu Math TeX Gyre" w:hAnsi="DejaVu Math TeX Gyre"/>
+                <w:i/>
+                <w:sz w:val="22"/>
+                <w:szCs w:val="22"/>
+                <w:lang w:val="en-US"/>
+              </w:rPr>
+            </m:ctrlPr>
+          </m:sSubPr>
+          <m:e>
+            <m:r>
+              <m:rPr/>
+              <w:rPr>
+                <w:rFonts w:hint="default" w:ascii="DejaVu Math TeX Gyre" w:hAnsi="DejaVu Math TeX Gyre"/>
+                <w:sz w:val="22"/>
+                <w:szCs w:val="22"/>
+                <w:lang w:val="en-US"/>
+              </w:rPr>
+              <m:t>L</m:t>
+            </m:r>
+            <m:ctrlPr>
+              <w:rPr>
+                <w:rFonts w:ascii="DejaVu Math TeX Gyre" w:hAnsi="DejaVu Math TeX Gyre"/>
+                <w:i/>
+                <w:sz w:val="22"/>
+                <w:szCs w:val="22"/>
+                <w:lang w:val="en-US"/>
+              </w:rPr>
+            </m:ctrlPr>
+          </m:e>
+          <m:sub>
+            <m:r>
+              <m:rPr/>
+              <w:rPr>
+                <w:rFonts w:hint="default" w:ascii="DejaVu Math TeX Gyre" w:hAnsi="DejaVu Math TeX Gyre"/>
+                <w:sz w:val="22"/>
+                <w:szCs w:val="22"/>
+                <w:lang w:val="en-US"/>
+              </w:rPr>
+              <m:t>4</m:t>
+            </m:r>
+            <m:ctrlPr>
+              <w:rPr>
+                <w:rFonts w:ascii="DejaVu Math TeX Gyre" w:hAnsi="DejaVu Math TeX Gyre"/>
+                <w:i/>
+                <w:sz w:val="22"/>
+                <w:szCs w:val="22"/>
+                <w:lang w:val="en-US"/>
+              </w:rPr>
+            </m:ctrlPr>
+          </m:sub>
+        </m:sSub>
+      </m:oMath>
+      <w:r>
+        <w:rPr>
+          <w:rFonts w:hint="eastAsia" w:hAnsi="DejaVu Math TeX Gyre" w:eastAsia="宋体"/>
+          <w:i w:val="0"/>
+          <w:sz w:val="22"/>
+          <w:szCs w:val="22"/>
+          <w:lang w:val="en-US" w:eastAsia="zh-CN"/>
+        </w:rPr>
+        <w:t>为夹爪尖到前臂尖长度</w:t>
       </w:r>
     </w:p>
     <w:p>
@@ -66,27 +313,185 @@
           <w:lang w:val="en-US" w:eastAsia="zh-CN"/>
         </w:rPr>
       </w:pPr>
+      <m:oMath>
+        <m:sSub>
+          <m:sSubPr>
+            <m:ctrlPr>
+              <w:rPr>
+                <w:rStyle w:val="136"/>
+                <w:rFonts w:ascii="DejaVu Math TeX Gyre" w:hAnsi="DejaVu Math TeX Gyre"/>
+                <w:i/>
+                <w:lang w:val="en-US"/>
+              </w:rPr>
+            </m:ctrlPr>
+          </m:sSubPr>
+          <m:e>
+            <m:r>
+              <m:rPr/>
+              <w:rPr>
+                <w:rStyle w:val="136"/>
+                <w:rFonts w:ascii="DejaVu Math TeX Gyre" w:hAnsi="DejaVu Math TeX Gyre"/>
+                <w:lang w:val="en-US"/>
+              </w:rPr>
+              <m:t>θ</m:t>
+            </m:r>
+            <m:ctrlPr>
+              <w:rPr>
+                <w:rStyle w:val="136"/>
+                <w:rFonts w:ascii="DejaVu Math TeX Gyre" w:hAnsi="DejaVu Math TeX Gyre"/>
+                <w:i/>
+                <w:lang w:val="en-US"/>
+              </w:rPr>
+            </m:ctrlPr>
+          </m:e>
+          <m:sub>
+            <m:r>
+              <m:rPr/>
+              <w:rPr>
+                <w:rStyle w:val="136"/>
+                <w:rFonts w:hint="default" w:ascii="DejaVu Math TeX Gyre" w:hAnsi="DejaVu Math TeX Gyre"/>
+                <w:lang w:val="en-US" w:eastAsia="zh-CN"/>
+              </w:rPr>
+              <m:t>1</m:t>
+            </m:r>
+            <m:ctrlPr>
+              <w:rPr>
+                <w:rStyle w:val="136"/>
+                <w:rFonts w:ascii="DejaVu Math TeX Gyre" w:hAnsi="DejaVu Math TeX Gyre"/>
+                <w:i/>
+                <w:lang w:val="en-US"/>
+              </w:rPr>
+            </m:ctrlPr>
+          </m:sub>
+        </m:sSub>
+      </m:oMath>
       <w:r>
         <w:rPr>
           <w:rStyle w:val="136"/>
           <w:rFonts w:hint="eastAsia"/>
           <w:lang w:val="en-US" w:eastAsia="zh-CN"/>
         </w:rPr>
-        <w:t xml:space="preserve">θ1为底座水平转动角度 θ2为肩（左）的关节角 </w:t>
+        <w:t xml:space="preserve">为底座水平转动角度 </w:t>
       </w:r>
-      <w:r>
-        <w:rPr>
-          <w:rStyle w:val="136"/>
-        </w:rPr>
-        <w:t>θ</w:t>
-      </w:r>
+      <m:oMath>
+        <m:sSub>
+          <m:sSubPr>
+            <m:ctrlPr>
+              <w:rPr>
+                <w:rStyle w:val="136"/>
+                <w:rFonts w:ascii="DejaVu Math TeX Gyre" w:hAnsi="DejaVu Math TeX Gyre"/>
+                <w:i/>
+                <w:lang w:val="en-US"/>
+              </w:rPr>
+            </m:ctrlPr>
+          </m:sSubPr>
+          <m:e>
+            <m:r>
+              <m:rPr/>
+              <w:rPr>
+                <w:rStyle w:val="136"/>
+                <w:rFonts w:ascii="DejaVu Math TeX Gyre" w:hAnsi="DejaVu Math TeX Gyre"/>
+                <w:lang w:val="en-US"/>
+              </w:rPr>
+              <m:t>θ</m:t>
+            </m:r>
+            <m:ctrlPr>
+              <w:rPr>
+                <w:rStyle w:val="136"/>
+                <w:rFonts w:ascii="DejaVu Math TeX Gyre" w:hAnsi="DejaVu Math TeX Gyre"/>
+                <w:i/>
+                <w:lang w:val="en-US"/>
+              </w:rPr>
+            </m:ctrlPr>
+          </m:e>
+          <m:sub>
+            <m:r>
+              <m:rPr/>
+              <w:rPr>
+                <w:rStyle w:val="136"/>
+                <w:rFonts w:hint="default" w:ascii="DejaVu Math TeX Gyre" w:hAnsi="DejaVu Math TeX Gyre"/>
+                <w:lang w:val="en-US" w:eastAsia="zh-CN"/>
+              </w:rPr>
+              <m:t>2</m:t>
+            </m:r>
+            <m:ctrlPr>
+              <w:rPr>
+                <w:rStyle w:val="136"/>
+                <w:rFonts w:ascii="DejaVu Math TeX Gyre" w:hAnsi="DejaVu Math TeX Gyre"/>
+                <w:i/>
+                <w:lang w:val="en-US"/>
+              </w:rPr>
+            </m:ctrlPr>
+          </m:sub>
+        </m:sSub>
+      </m:oMath>
       <w:r>
         <w:rPr>
           <w:rStyle w:val="136"/>
           <w:rFonts w:hint="eastAsia"/>
           <w:lang w:val="en-US" w:eastAsia="zh-CN"/>
         </w:rPr>
-        <w:t>3为肘（右）的关节角</w:t>
+        <w:t xml:space="preserve">为肩（左）的关节角 </w:t>
+      </w:r>
+      <m:oMath>
+        <m:sSub>
+          <m:sSubPr>
+            <m:ctrlPr>
+              <w:rPr>
+                <w:rStyle w:val="136"/>
+                <w:rFonts w:ascii="DejaVu Math TeX Gyre" w:hAnsi="DejaVu Math TeX Gyre"/>
+                <w:i/>
+                <w:lang w:val="en-US"/>
+              </w:rPr>
+            </m:ctrlPr>
+          </m:sSubPr>
+          <m:e>
+            <m:r>
+              <m:rPr/>
+              <w:rPr>
+                <w:rStyle w:val="136"/>
+                <w:rFonts w:ascii="DejaVu Math TeX Gyre" w:hAnsi="DejaVu Math TeX Gyre"/>
+                <w:lang w:val="en-US"/>
+              </w:rPr>
+              <m:t>θ</m:t>
+            </m:r>
+            <m:ctrlPr>
+              <w:rPr>
+                <w:rStyle w:val="136"/>
+                <w:rFonts w:ascii="DejaVu Math TeX Gyre" w:hAnsi="DejaVu Math TeX Gyre"/>
+                <w:i/>
+                <w:lang w:val="en-US"/>
+              </w:rPr>
+            </m:ctrlPr>
+          </m:e>
+          <m:sub>
+            <m:r>
+              <m:rPr/>
+              <w:rPr>
+                <w:rStyle w:val="136"/>
+                <w:rFonts w:hint="default" w:ascii="DejaVu Math TeX Gyre" w:hAnsi="DejaVu Math TeX Gyre"/>
+                <w:lang w:val="en-US" w:eastAsia="zh-CN"/>
+              </w:rPr>
+              <m:t>3</m:t>
+            </m:r>
+            <m:ctrlPr>
+              <w:rPr>
+                <w:rStyle w:val="136"/>
+                <w:rFonts w:ascii="DejaVu Math TeX Gyre" w:hAnsi="DejaVu Math TeX Gyre"/>
+                <w:i/>
+                <w:lang w:val="en-US"/>
+              </w:rPr>
+            </m:ctrlPr>
+          </m:sub>
+        </m:sSub>
+      </m:oMath>
+      <w:r>
+        <w:rPr>
+          <w:rStyle w:val="136"/>
+          <w:rFonts w:hint="eastAsia"/>
+          <w:lang w:val="en-US" w:eastAsia="zh-CN"/>
+        </w:rPr>
+        <w:t>为肘（右）的关节角</w:t>
       </w:r>
     </w:p>
     <w:p>
@@ -604,7 +1009,7 @@
         <w:bidi w:val="0"/>
         <w:rPr>
           <w:rStyle w:val="136"/>
-          <w:rFonts w:hint="eastAsia" w:eastAsia="宋体"/>
+          <w:rFonts w:hint="default" w:eastAsia="宋体"/>
           <w:b/>
           <w:bCs/>
           <w:color w:val="auto"/>
@@ -1005,6 +1410,79 @@
           </w:rPr>
           <m:t>）</m:t>
         </m:r>
+      </m:oMath>
+      <w:r>
+        <m:rPr/>
+        <w:rPr>
+          <w:rStyle w:val="136"/>
+          <w:rFonts w:hint="eastAsia" w:hAnsi="DejaVu Math TeX Gyre"/>
+          <w:b/>
+          <w:bCs/>
+          <w:i w:val="0"/>
+          <w:color w:val="auto"/>
+          <w:lang w:val="en-US" w:eastAsia="zh-CN"/>
+        </w:rPr>
+        <w:t>+</w:t>
+      </w:r>
+      <m:oMath>
+        <m:sSub>
+          <m:sSubPr>
+            <m:ctrlPr>
+              <w:rPr>
+                <w:rStyle w:val="136"/>
+                <w:rFonts w:ascii="DejaVu Math TeX Gyre" w:hAnsi="DejaVu Math TeX Gyre"/>
+                <w:bCs/>
+                <w:i/>
+                <w:color w:val="auto"/>
+                <w:lang w:val="en-US"/>
+              </w:rPr>
+            </m:ctrlPr>
+          </m:sSubPr>
+          <m:e>
+            <m:r>
+              <m:rPr/>
+              <w:rPr>
+                <w:rStyle w:val="136"/>
+                <w:rFonts w:hint="default" w:ascii="DejaVu Math TeX Gyre" w:hAnsi="DejaVu Math TeX Gyre"/>
+                <w:color w:val="auto"/>
+                <w:lang w:val="en-US"/>
+              </w:rPr>
+              <m:t>L</m:t>
+            </m:r>
+            <m:ctrlPr>
+              <w:rPr>
+                <w:rStyle w:val="136"/>
+                <w:rFonts w:ascii="DejaVu Math TeX Gyre" w:hAnsi="DejaVu Math TeX Gyre"/>
+                <w:bCs/>
+                <w:i/>
+                <w:color w:val="auto"/>
+                <w:lang w:val="en-US"/>
+              </w:rPr>
+            </m:ctrlPr>
+          </m:e>
+          <m:sub>
+            <m:r>
+              <m:rPr/>
+              <w:rPr>
+                <w:rStyle w:val="136"/>
+                <w:rFonts w:hint="default" w:ascii="DejaVu Math TeX Gyre" w:hAnsi="DejaVu Math TeX Gyre"/>
+                <w:color w:val="auto"/>
+                <w:lang w:val="en-US"/>
+              </w:rPr>
+              <m:t>4</m:t>
+            </m:r>
+            <m:ctrlPr>
+              <w:rPr>
+                <w:rStyle w:val="136"/>
+                <w:rFonts w:ascii="DejaVu Math TeX Gyre" w:hAnsi="DejaVu Math TeX Gyre"/>
+                <w:bCs/>
+                <w:i/>
+                <w:color w:val="auto"/>
+                <w:lang w:val="en-US"/>
+              </w:rPr>
+            </m:ctrlPr>
+          </m:sub>
+        </m:sSub>
       </m:oMath>
     </w:p>
     <w:p>
@@ -1553,6 +2031,79 @@
         </m:r>
       </m:oMath>
       <w:r>
+        <m:rPr/>
+        <w:rPr>
+          <w:rStyle w:val="136"/>
+          <w:rFonts w:hint="default" w:hAnsi="DejaVu Math TeX Gyre"/>
+          <w:b/>
+          <w:bCs/>
+          <w:i w:val="0"/>
+          <w:color w:val="auto"/>
+          <w:lang w:val="en-US" w:eastAsia="zh-CN"/>
+        </w:rPr>
+        <w:t>+</w:t>
+      </w:r>
+      <m:oMath>
+        <m:sSub>
+          <m:sSubPr>
+            <m:ctrlPr>
+              <w:rPr>
+                <w:rStyle w:val="136"/>
+                <w:rFonts w:ascii="DejaVu Math TeX Gyre" w:hAnsi="DejaVu Math TeX Gyre"/>
+                <w:bCs/>
+                <w:i/>
+                <w:color w:val="auto"/>
+                <w:lang w:val="en-US"/>
+              </w:rPr>
+            </m:ctrlPr>
+          </m:sSubPr>
+          <m:e>
+            <m:r>
+              <m:rPr/>
+              <w:rPr>
+                <w:rStyle w:val="136"/>
+                <w:rFonts w:hint="default" w:ascii="DejaVu Math TeX Gyre" w:hAnsi="DejaVu Math TeX Gyre"/>
+                <w:color w:val="auto"/>
+                <w:lang w:val="en-US"/>
+              </w:rPr>
+              <m:t>L</m:t>
+            </m:r>
+            <m:ctrlPr>
+              <w:rPr>
+                <w:rStyle w:val="136"/>
+                <w:rFonts w:ascii="DejaVu Math TeX Gyre" w:hAnsi="DejaVu Math TeX Gyre"/>
+                <w:bCs/>
+                <w:i/>
+                <w:color w:val="auto"/>
+                <w:lang w:val="en-US"/>
+              </w:rPr>
+            </m:ctrlPr>
+          </m:e>
+          <m:sub>
+            <m:r>
+              <m:rPr/>
+              <w:rPr>
+                <w:rStyle w:val="136"/>
+                <w:rFonts w:hint="default" w:ascii="DejaVu Math TeX Gyre" w:hAnsi="DejaVu Math TeX Gyre"/>
+                <w:color w:val="auto"/>
+                <w:lang w:val="en-US"/>
+              </w:rPr>
+              <m:t>4</m:t>
+            </m:r>
+            <m:ctrlPr>
+              <w:rPr>
+                <w:rStyle w:val="136"/>
+                <w:rFonts w:ascii="DejaVu Math TeX Gyre" w:hAnsi="DejaVu Math TeX Gyre"/>
+                <w:bCs/>
+                <w:i/>
+                <w:color w:val="auto"/>
+                <w:lang w:val="en-US"/>
+              </w:rPr>
+            </m:ctrlPr>
+          </m:sub>
+        </m:sSub>
+      </m:oMath>
+      <w:r>
         <w:rPr>
           <w:rStyle w:val="136"/>
           <w:rFonts w:hint="default"/>
@@ -2137,8 +2688,76 @@
             <w:color w:val="auto"/>
             <w:lang w:val="en-US" w:eastAsia="zh-CN"/>
           </w:rPr>
-          <m:t>）</m:t>
+          <m:t>)+</m:t>
         </m:r>
+        <m:sSub>
+          <m:sSubPr>
+            <m:ctrlPr>
+              <m:rPr/>
+              <w:rPr>
+                <w:rStyle w:val="136"/>
+                <w:rFonts w:hint="default" w:ascii="DejaVu Math TeX Gyre" w:hAnsi="DejaVu Math TeX Gyre"/>
+                <w:b/>
+                <w:bCs/>
+                <w:i/>
+                <w:color w:val="auto"/>
+                <w:lang w:val="en-US" w:eastAsia="zh-CN"/>
+              </w:rPr>
+            </m:ctrlPr>
+          </m:sSubPr>
+          <m:e>
+            <m:r>
+              <m:rPr>
+                <m:sty m:val="bi"/>
+              </m:rPr>
+              <w:rPr>
+                <w:rStyle w:val="136"/>
+                <w:rFonts w:hint="default" w:ascii="DejaVu Math TeX Gyre" w:hAnsi="DejaVu Math TeX Gyre"/>
+                <w:color w:val="auto"/>
+                <w:lang w:val="en-US" w:eastAsia="zh-CN"/>
+              </w:rPr>
+              <m:t>L</m:t>
+            </m:r>
+            <m:ctrlPr>
+              <m:rPr/>
+              <w:rPr>
+                <w:rStyle w:val="136"/>
+                <w:rFonts w:hint="default" w:ascii="DejaVu Math TeX Gyre" w:hAnsi="DejaVu Math TeX Gyre"/>
+                <w:b/>
+                <w:bCs/>
+                <w:i/>
+                <w:color w:val="auto"/>
+                <w:lang w:val="en-US" w:eastAsia="zh-CN"/>
+              </w:rPr>
+            </m:ctrlPr>
+          </m:e>
+          <m:sub>
+            <m:r>
+              <m:rPr>
+                <m:sty m:val="bi"/>
+              </m:rPr>
+              <w:rPr>
+                <w:rStyle w:val="136"/>
+                <w:rFonts w:hint="default" w:ascii="DejaVu Math TeX Gyre" w:hAnsi="DejaVu Math TeX Gyre"/>
+                <w:color w:val="auto"/>
+                <w:lang w:val="en-US" w:eastAsia="zh-CN"/>
+              </w:rPr>
+              <m:t>4</m:t>
+            </m:r>
+            <m:ctrlPr>
+              <m:rPr/>
+              <w:rPr>
+                <w:rStyle w:val="136"/>
+                <w:rFonts w:hint="default" w:ascii="DejaVu Math TeX Gyre" w:hAnsi="DejaVu Math TeX Gyre"/>
+                <w:b/>
+                <w:bCs/>
+                <w:i/>
+                <w:color w:val="auto"/>
+                <w:lang w:val="en-US" w:eastAsia="zh-CN"/>
+              </w:rPr>
+            </m:ctrlPr>
+          </m:sub>
+        </m:sSub>
       </m:oMath>
       <w:r>
         <w:rPr>
@@ -3479,11 +4098,83 @@
         <w:rPr>
           <w:rStyle w:val="136"/>
           <w:rFonts w:hint="default" w:hAnsi="DejaVu Math TeX Gyre"/>
+          <w:b/>
+          <w:bCs/>
           <w:i w:val="0"/>
           <w:color w:val="auto"/>
           <w:lang w:val="en-US"/>
         </w:rPr>
-        <w:t xml:space="preserve">  </w:t>
+        <w:t>-</w:t>
+      </w:r>
+      <m:oMath>
+        <m:sSub>
+          <m:sSubPr>
+            <m:ctrlPr>
+              <w:rPr>
+                <w:rStyle w:val="136"/>
+                <w:rFonts w:ascii="DejaVu Math TeX Gyre" w:hAnsi="DejaVu Math TeX Gyre"/>
+                <w:bCs/>
+                <w:i/>
+                <w:color w:val="auto"/>
+                <w:lang w:val="en-US"/>
+              </w:rPr>
+            </m:ctrlPr>
+          </m:sSubPr>
+          <m:e>
+            <m:r>
+              <m:rPr/>
+              <w:rPr>
+                <w:rStyle w:val="136"/>
+                <w:rFonts w:hint="default" w:ascii="DejaVu Math TeX Gyre" w:hAnsi="DejaVu Math TeX Gyre"/>
+                <w:color w:val="auto"/>
+                <w:lang w:val="en-US"/>
+              </w:rPr>
+              <m:t>L</m:t>
+            </m:r>
+            <m:ctrlPr>
+              <w:rPr>
+                <w:rStyle w:val="136"/>
+                <w:rFonts w:ascii="DejaVu Math TeX Gyre" w:hAnsi="DejaVu Math TeX Gyre"/>
+                <w:bCs/>
+                <w:i/>
+                <w:color w:val="auto"/>
+                <w:lang w:val="en-US"/>
+              </w:rPr>
+            </m:ctrlPr>
+          </m:e>
+          <m:sub>
+            <m:r>
+              <m:rPr/>
+              <w:rPr>
+                <w:rStyle w:val="136"/>
+                <w:rFonts w:hint="default" w:ascii="DejaVu Math TeX Gyre" w:hAnsi="DejaVu Math TeX Gyre"/>
+                <w:color w:val="auto"/>
+                <w:lang w:val="en-US"/>
+              </w:rPr>
+              <m:t>4</m:t>
+            </m:r>
+            <m:ctrlPr>
+              <w:rPr>
+                <w:rStyle w:val="136"/>
+                <w:rFonts w:ascii="DejaVu Math TeX Gyre" w:hAnsi="DejaVu Math TeX Gyre"/>
+                <w:bCs/>
+                <w:i/>
+                <w:color w:val="auto"/>
+                <w:lang w:val="en-US"/>
+              </w:rPr>
+            </m:ctrlPr>
+          </m:sub>
+        </m:sSub>
+      </m:oMath>
+      <w:r>
+        <w:rPr>
+          <w:rStyle w:val="136"/>
+          <w:rFonts w:hint="default" w:hAnsi="DejaVu Math TeX Gyre"/>
+          <w:i w:val="0"/>
+          <w:color w:val="auto"/>
+          <w:lang w:val="en-US"/>
+        </w:rPr>
+        <w:t xml:space="preserve"> </w:t>
       </w:r>
       <w:r>
         <w:rPr>
@@ -7046,1447 +7737,1920 @@
           <w:lang w:val="en-US" w:eastAsia="zh-CN"/>
         </w:rPr>
       </w:pPr>
-      <m:oMathPara>
-        <m:oMath>
-          <m:sSub>
-            <m:sSubPr>
-              <m:ctrlPr>
-                <w:rPr>
-                  <w:rStyle w:val="136"/>
-                  <w:rFonts w:ascii="DejaVu Math TeX Gyre" w:hAnsi="DejaVu Math TeX Gyre"/>
-                  <w:b/>
-                  <w:bCs/>
-                  <w:i/>
-                  <w:color w:val="auto"/>
-                  <w:lang w:val="en-US"/>
-                </w:rPr>
-              </m:ctrlPr>
-            </m:sSubPr>
-            <m:e>
-              <m:r>
-                <m:rPr>
-                  <m:sty m:val="bi"/>
-                </m:rPr>
-                <w:rPr>
-                  <w:rStyle w:val="136"/>
-                  <w:rFonts w:hint="default" w:ascii="DejaVu Math TeX Gyre" w:hAnsi="DejaVu Math TeX Gyre"/>
-                  <w:color w:val="auto"/>
-                  <w:lang w:val="en-US"/>
-                </w:rPr>
-                <m:t>θ</m:t>
-              </m:r>
-              <m:ctrlPr>
-                <w:rPr>
-                  <w:rStyle w:val="136"/>
-                  <w:rFonts w:ascii="DejaVu Math TeX Gyre" w:hAnsi="DejaVu Math TeX Gyre"/>
-                  <w:b/>
-                  <w:bCs/>
-                  <w:i/>
-                  <w:color w:val="auto"/>
-                  <w:lang w:val="en-US"/>
-                </w:rPr>
-              </m:ctrlPr>
-            </m:e>
-            <m:sub>
-              <m:r>
-                <m:rPr>
-                  <m:sty m:val="bi"/>
-                </m:rPr>
-                <w:rPr>
-                  <w:rStyle w:val="136"/>
-                  <w:rFonts w:hint="default" w:ascii="DejaVu Math TeX Gyre" w:hAnsi="DejaVu Math TeX Gyre"/>
-                  <w:color w:val="auto"/>
-                  <w:lang w:val="en-US" w:eastAsia="zh-CN"/>
-                </w:rPr>
-                <m:t>2</m:t>
-              </m:r>
-              <m:ctrlPr>
-                <w:rPr>
-                  <w:rStyle w:val="136"/>
-                  <w:rFonts w:ascii="DejaVu Math TeX Gyre" w:hAnsi="DejaVu Math TeX Gyre"/>
-                  <w:b/>
-                  <w:bCs/>
-                  <w:i/>
-                  <w:color w:val="auto"/>
-                  <w:lang w:val="en-US"/>
-                </w:rPr>
-              </m:ctrlPr>
-            </m:sub>
-          </m:sSub>
-          <m:r>
-            <m:rPr>
-              <m:sty m:val="bi"/>
-            </m:rPr>
-            <w:rPr>
-              <w:rStyle w:val="136"/>
-              <w:rFonts w:hint="default" w:ascii="DejaVu Math TeX Gyre" w:hAnsi="DejaVu Math TeX Gyre"/>
-              <w:color w:val="auto"/>
-              <w:lang w:val="en-US" w:eastAsia="zh-CN"/>
-            </w:rPr>
-            <m:t>=atan2(z−</m:t>
-          </m:r>
-          <m:sSub>
-            <m:sSubPr>
-              <m:ctrlPr>
-                <m:rPr/>
-                <w:rPr>
-                  <w:rStyle w:val="136"/>
-                  <w:rFonts w:hint="default" w:ascii="DejaVu Math TeX Gyre" w:hAnsi="DejaVu Math TeX Gyre"/>
-                  <w:b/>
-                  <w:bCs/>
-                  <w:i/>
-                  <w:color w:val="auto"/>
-                  <w:lang w:val="en-US" w:eastAsia="zh-CN"/>
-                </w:rPr>
-              </m:ctrlPr>
-            </m:sSubPr>
-            <m:e>
-              <m:r>
-                <m:rPr>
-                  <m:sty m:val="bi"/>
-                </m:rPr>
-                <w:rPr>
-                  <w:rStyle w:val="136"/>
-                  <w:rFonts w:hint="default" w:ascii="DejaVu Math TeX Gyre" w:hAnsi="DejaVu Math TeX Gyre"/>
-                  <w:color w:val="auto"/>
-                  <w:lang w:val="en-US" w:eastAsia="zh-CN"/>
-                </w:rPr>
-                <m:t>L</m:t>
-              </m:r>
-              <m:ctrlPr>
-                <m:rPr/>
-                <w:rPr>
-                  <w:rStyle w:val="136"/>
-                  <w:rFonts w:hint="default" w:ascii="DejaVu Math TeX Gyre" w:hAnsi="DejaVu Math TeX Gyre"/>
-                  <w:b/>
-                  <w:bCs/>
-                  <w:i/>
-                  <w:color w:val="auto"/>
-                  <w:lang w:val="en-US" w:eastAsia="zh-CN"/>
-                </w:rPr>
-              </m:ctrlPr>
-            </m:e>
-            <m:sub>
-              <m:r>
-                <m:rPr>
-                  <m:sty m:val="bi"/>
-                </m:rPr>
-                <w:rPr>
-                  <w:rStyle w:val="136"/>
-                  <w:rFonts w:hint="default" w:ascii="DejaVu Math TeX Gyre" w:hAnsi="DejaVu Math TeX Gyre"/>
-                  <w:color w:val="auto"/>
-                  <w:lang w:val="en-US" w:eastAsia="zh-CN"/>
-                </w:rPr>
-                <m:t>1</m:t>
-              </m:r>
-              <m:ctrlPr>
-                <m:rPr/>
-                <w:rPr>
-                  <w:rStyle w:val="136"/>
-                  <w:rFonts w:hint="default" w:ascii="DejaVu Math TeX Gyre" w:hAnsi="DejaVu Math TeX Gyre"/>
-                  <w:b/>
-                  <w:bCs/>
-                  <w:i/>
-                  <w:color w:val="auto"/>
-                  <w:lang w:val="en-US" w:eastAsia="zh-CN"/>
-                </w:rPr>
-              </m:ctrlPr>
-            </m:sub>
-          </m:sSub>
-          <m:r>
-            <m:rPr>
-              <m:sty m:val="bi"/>
-            </m:rPr>
-            <w:rPr>
-              <w:rStyle w:val="136"/>
-              <w:rFonts w:hint="default" w:ascii="DejaVu Math TeX Gyre" w:hAnsi="DejaVu Math TeX Gyre"/>
-              <w:color w:val="auto"/>
-              <w:lang w:val="en-US" w:eastAsia="zh-CN"/>
-            </w:rPr>
-            <m:t>,</m:t>
-          </m:r>
-          <m:rad>
-            <m:radPr>
-              <m:degHide m:val="1"/>
-              <m:ctrlPr>
-                <m:rPr/>
-                <w:rPr>
-                  <w:rStyle w:val="136"/>
-                  <w:rFonts w:hint="default" w:ascii="DejaVu Math TeX Gyre" w:hAnsi="DejaVu Math TeX Gyre"/>
-                  <w:b/>
-                  <w:bCs/>
-                  <w:i/>
-                  <w:color w:val="auto"/>
-                  <w:lang w:val="en-US" w:eastAsia="zh-CN"/>
-                </w:rPr>
-              </m:ctrlPr>
-            </m:radPr>
-            <m:deg>
-              <m:ctrlPr>
-                <m:rPr/>
-                <w:rPr>
-                  <w:rStyle w:val="136"/>
-                  <w:rFonts w:hint="default" w:ascii="DejaVu Math TeX Gyre" w:hAnsi="DejaVu Math TeX Gyre"/>
-                  <w:b/>
-                  <w:bCs/>
-                  <w:i/>
-                  <w:color w:val="auto"/>
-                  <w:lang w:val="en-US" w:eastAsia="zh-CN"/>
-                </w:rPr>
-              </m:ctrlPr>
-            </m:deg>
-            <m:e>
-              <m:sSup>
-                <m:sSupPr>
-                  <m:ctrlPr>
-                    <m:rPr/>
-                    <w:rPr>
-                      <w:rStyle w:val="136"/>
-                      <w:rFonts w:hint="default" w:ascii="DejaVu Math TeX Gyre" w:hAnsi="DejaVu Math TeX Gyre"/>
-                      <w:b/>
-                      <w:bCs/>
-                      <w:i/>
-                      <w:color w:val="auto"/>
-                      <w:lang w:val="en-US" w:eastAsia="zh-CN"/>
-                    </w:rPr>
-                  </m:ctrlPr>
-                </m:sSupPr>
-                <m:e>
-                  <m:r>
-                    <m:rPr>
-                      <m:sty m:val="bi"/>
-                    </m:rPr>
-                    <w:rPr>
-                      <w:rStyle w:val="136"/>
-                      <w:rFonts w:hint="default" w:ascii="DejaVu Math TeX Gyre" w:hAnsi="DejaVu Math TeX Gyre"/>
-                      <w:color w:val="auto"/>
-                      <w:lang w:val="en-US" w:eastAsia="zh-CN"/>
-                    </w:rPr>
-                    <m:t>x</m:t>
-                  </m:r>
-                  <m:ctrlPr>
-                    <m:rPr/>
-                    <w:rPr>
-                      <w:rStyle w:val="136"/>
-                      <w:rFonts w:hint="default" w:ascii="DejaVu Math TeX Gyre" w:hAnsi="DejaVu Math TeX Gyre"/>
-                      <w:b/>
-                      <w:bCs/>
-                      <w:i/>
-                      <w:color w:val="auto"/>
-                      <w:lang w:val="en-US" w:eastAsia="zh-CN"/>
-                    </w:rPr>
-                  </m:ctrlPr>
-                </m:e>
-                <m:sup>
-                  <m:r>
-                    <m:rPr>
-                      <m:sty m:val="bi"/>
-                    </m:rPr>
-                    <w:rPr>
-                      <w:rStyle w:val="136"/>
-                      <w:rFonts w:hint="default" w:ascii="DejaVu Math TeX Gyre" w:hAnsi="DejaVu Math TeX Gyre"/>
-                      <w:color w:val="auto"/>
-                      <w:lang w:val="en-US" w:eastAsia="zh-CN"/>
-                    </w:rPr>
-                    <m:t>2</m:t>
-                  </m:r>
-                  <m:ctrlPr>
-                    <m:rPr/>
-                    <w:rPr>
-                      <w:rStyle w:val="136"/>
-                      <w:rFonts w:hint="default" w:ascii="DejaVu Math TeX Gyre" w:hAnsi="DejaVu Math TeX Gyre"/>
-                      <w:b/>
-                      <w:bCs/>
-                      <w:i/>
-                      <w:color w:val="auto"/>
-                      <w:lang w:val="en-US" w:eastAsia="zh-CN"/>
-                    </w:rPr>
-                  </m:ctrlPr>
-                </m:sup>
-              </m:sSup>
-              <m:r>
-                <m:rPr>
-                  <m:sty m:val="bi"/>
-                </m:rPr>
-                <w:rPr>
-                  <w:rStyle w:val="136"/>
-                  <w:rFonts w:hint="default" w:ascii="DejaVu Math TeX Gyre" w:hAnsi="DejaVu Math TeX Gyre"/>
-                  <w:color w:val="auto"/>
-                  <w:lang w:val="en-US" w:eastAsia="zh-CN"/>
-                </w:rPr>
-                <m:t>+</m:t>
-              </m:r>
-              <m:sSup>
-                <m:sSupPr>
-                  <m:ctrlPr>
-                    <m:rPr/>
-                    <w:rPr>
-                      <w:rStyle w:val="136"/>
-                      <w:rFonts w:hint="default" w:ascii="DejaVu Math TeX Gyre" w:hAnsi="DejaVu Math TeX Gyre"/>
-                      <w:b/>
-                      <w:bCs/>
-                      <w:i/>
-                      <w:color w:val="auto"/>
-                      <w:lang w:val="en-US" w:eastAsia="zh-CN"/>
-                    </w:rPr>
-                  </m:ctrlPr>
-                </m:sSupPr>
-                <m:e>
-                  <m:r>
-                    <m:rPr>
-                      <m:sty m:val="bi"/>
-                    </m:rPr>
-                    <w:rPr>
-                      <w:rStyle w:val="136"/>
-                      <w:rFonts w:hint="default" w:ascii="DejaVu Math TeX Gyre" w:hAnsi="DejaVu Math TeX Gyre"/>
-                      <w:color w:val="auto"/>
-                      <w:lang w:val="en-US" w:eastAsia="zh-CN"/>
-                    </w:rPr>
-                    <m:t>y</m:t>
-                  </m:r>
-                  <m:ctrlPr>
-                    <m:rPr/>
-                    <w:rPr>
-                      <w:rStyle w:val="136"/>
-                      <w:rFonts w:hint="default" w:ascii="DejaVu Math TeX Gyre" w:hAnsi="DejaVu Math TeX Gyre"/>
-                      <w:b/>
-                      <w:bCs/>
-                      <w:i/>
-                      <w:color w:val="auto"/>
-                      <w:lang w:val="en-US" w:eastAsia="zh-CN"/>
-                    </w:rPr>
-                  </m:ctrlPr>
-                </m:e>
-                <m:sup>
-                  <m:r>
-                    <m:rPr>
-                      <m:sty m:val="bi"/>
-                    </m:rPr>
-                    <w:rPr>
-                      <w:rStyle w:val="136"/>
-                      <w:rFonts w:hint="default" w:ascii="DejaVu Math TeX Gyre" w:hAnsi="DejaVu Math TeX Gyre"/>
-                      <w:color w:val="auto"/>
-                      <w:lang w:val="en-US" w:eastAsia="zh-CN"/>
-                    </w:rPr>
-                    <m:t>2</m:t>
-                  </m:r>
-                  <m:ctrlPr>
-                    <m:rPr/>
-                    <w:rPr>
-                      <w:rStyle w:val="136"/>
-                      <w:rFonts w:hint="default" w:ascii="DejaVu Math TeX Gyre" w:hAnsi="DejaVu Math TeX Gyre"/>
-                      <w:b/>
-                      <w:bCs/>
-                      <w:i/>
-                      <w:color w:val="auto"/>
-                      <w:lang w:val="en-US" w:eastAsia="zh-CN"/>
-                    </w:rPr>
-                  </m:ctrlPr>
-                </m:sup>
-              </m:sSup>
-              <m:ctrlPr>
-                <m:rPr/>
-                <w:rPr>
-                  <w:rStyle w:val="136"/>
-                  <w:rFonts w:hint="default" w:ascii="DejaVu Math TeX Gyre" w:hAnsi="DejaVu Math TeX Gyre"/>
-                  <w:b/>
-                  <w:bCs/>
-                  <w:i/>
-                  <w:color w:val="auto"/>
-                  <w:lang w:val="en-US" w:eastAsia="zh-CN"/>
-                </w:rPr>
-              </m:ctrlPr>
-            </m:e>
-          </m:rad>
-          <m:r>
-            <m:rPr>
-              <m:sty m:val="bi"/>
-            </m:rPr>
-            <w:rPr>
-              <w:rStyle w:val="136"/>
-              <w:rFonts w:hint="default" w:ascii="DejaVu Math TeX Gyre" w:hAnsi="DejaVu Math TeX Gyre"/>
-              <w:color w:val="auto"/>
-              <w:lang w:val="en-US" w:eastAsia="zh-CN"/>
-            </w:rPr>
-            <m:t>)</m:t>
-          </m:r>
-          <m:r>
-            <m:rPr>
-              <m:sty m:val="bi"/>
-            </m:rPr>
-            <w:rPr>
-              <w:rStyle w:val="136"/>
-              <w:rFonts w:hint="default" w:ascii="DejaVu Math TeX Gyre" w:hAnsi="DejaVu Math TeX Gyre" w:cs="DejaVu Math TeX Gyre"/>
-              <w:color w:val="auto"/>
-              <w:lang w:val="en-US" w:eastAsia="zh-CN"/>
-            </w:rPr>
-            <m:t>±</m:t>
-          </m:r>
-          <m:r>
-            <m:rPr>
-              <m:sty m:val="bi"/>
-            </m:rPr>
-            <w:rPr>
-              <w:rStyle w:val="136"/>
-              <w:rFonts w:hint="default" w:ascii="DejaVu Math TeX Gyre" w:hAnsi="DejaVu Math TeX Gyre"/>
-              <w:color w:val="auto"/>
-              <w:lang w:val="en-US" w:eastAsia="zh-CN"/>
-            </w:rPr>
-            <m:t>arccos</m:t>
-          </m:r>
-          <m:f>
-            <m:fPr>
-              <m:ctrlPr>
-                <m:rPr/>
-                <w:rPr>
-                  <w:rStyle w:val="136"/>
-                  <w:rFonts w:hint="default" w:ascii="DejaVu Math TeX Gyre" w:hAnsi="DejaVu Math TeX Gyre"/>
-                  <w:b/>
-                  <w:bCs/>
-                  <w:i/>
-                  <w:color w:val="auto"/>
-                  <w:lang w:val="en-US" w:eastAsia="zh-CN"/>
-                </w:rPr>
-              </m:ctrlPr>
-            </m:fPr>
-            <m:num>
-              <m:sSup>
-                <m:sSupPr>
-                  <m:ctrlPr>
-                    <m:rPr/>
-                    <w:rPr>
-                      <w:rStyle w:val="136"/>
-                      <w:rFonts w:hint="default" w:ascii="DejaVu Math TeX Gyre" w:hAnsi="DejaVu Math TeX Gyre"/>
-                      <w:b/>
-                      <w:bCs/>
-                      <w:i/>
-                      <w:color w:val="auto"/>
-                      <w:lang w:val="en-US" w:eastAsia="zh-CN"/>
-                    </w:rPr>
-                  </m:ctrlPr>
-                </m:sSupPr>
-                <m:e>
-                  <m:sSub>
-                    <m:sSubPr>
-                      <m:ctrlPr>
-                        <m:rPr/>
-                        <w:rPr>
-                          <w:rStyle w:val="136"/>
-                          <w:rFonts w:hint="default" w:ascii="DejaVu Math TeX Gyre" w:hAnsi="DejaVu Math TeX Gyre"/>
-                          <w:b/>
-                          <w:bCs/>
-                          <w:i/>
-                          <w:color w:val="auto"/>
-                          <w:lang w:val="en-US" w:eastAsia="zh-CN"/>
-                        </w:rPr>
-                      </m:ctrlPr>
-                    </m:sSubPr>
-                    <m:e>
-                      <m:r>
-                        <m:rPr>
-                          <m:sty m:val="bi"/>
-                        </m:rPr>
-                        <w:rPr>
-                          <w:rStyle w:val="136"/>
-                          <w:rFonts w:hint="default" w:ascii="DejaVu Math TeX Gyre" w:hAnsi="DejaVu Math TeX Gyre"/>
-                          <w:color w:val="auto"/>
-                          <w:lang w:val="en-US" w:eastAsia="zh-CN"/>
-                        </w:rPr>
-                        <m:t>L</m:t>
-                      </m:r>
-                      <m:ctrlPr>
-                        <m:rPr/>
-                        <w:rPr>
-                          <w:rStyle w:val="136"/>
-                          <w:rFonts w:hint="default" w:ascii="DejaVu Math TeX Gyre" w:hAnsi="DejaVu Math TeX Gyre"/>
-                          <w:b/>
-                          <w:bCs/>
-                          <w:i/>
-                          <w:color w:val="auto"/>
-                          <w:lang w:val="en-US" w:eastAsia="zh-CN"/>
-                        </w:rPr>
-                      </m:ctrlPr>
-                    </m:e>
-                    <m:sub>
-                      <m:r>
-                        <m:rPr>
-                          <m:sty m:val="bi"/>
-                        </m:rPr>
-                        <w:rPr>
-                          <w:rStyle w:val="136"/>
-                          <w:rFonts w:hint="default" w:ascii="DejaVu Math TeX Gyre" w:hAnsi="DejaVu Math TeX Gyre"/>
-                          <w:color w:val="auto"/>
-                          <w:lang w:val="en-US" w:eastAsia="zh-CN"/>
-                        </w:rPr>
-                        <m:t>2</m:t>
-                      </m:r>
-                      <m:ctrlPr>
-                        <m:rPr/>
-                        <w:rPr>
-                          <w:rStyle w:val="136"/>
-                          <w:rFonts w:hint="default" w:ascii="DejaVu Math TeX Gyre" w:hAnsi="DejaVu Math TeX Gyre"/>
-                          <w:b/>
-                          <w:bCs/>
-                          <w:i/>
-                          <w:color w:val="auto"/>
-                          <w:lang w:val="en-US" w:eastAsia="zh-CN"/>
-                        </w:rPr>
-                      </m:ctrlPr>
-                    </m:sub>
-                  </m:sSub>
-                  <m:ctrlPr>
-                    <m:rPr/>
-                    <w:rPr>
-                      <w:rStyle w:val="136"/>
-                      <w:rFonts w:hint="default" w:ascii="DejaVu Math TeX Gyre" w:hAnsi="DejaVu Math TeX Gyre"/>
-                      <w:b/>
-                      <w:bCs/>
-                      <w:i/>
-                      <w:color w:val="auto"/>
-                      <w:lang w:val="en-US" w:eastAsia="zh-CN"/>
-                    </w:rPr>
-                  </m:ctrlPr>
-                </m:e>
-                <m:sup>
-                  <m:r>
-                    <m:rPr>
-                      <m:sty m:val="bi"/>
-                    </m:rPr>
-                    <w:rPr>
-                      <w:rStyle w:val="136"/>
-                      <w:rFonts w:hint="default" w:ascii="DejaVu Math TeX Gyre" w:hAnsi="DejaVu Math TeX Gyre"/>
-                      <w:color w:val="auto"/>
-                      <w:lang w:val="en-US" w:eastAsia="zh-CN"/>
-                    </w:rPr>
-                    <m:t>2</m:t>
-                  </m:r>
-                  <m:ctrlPr>
-                    <m:rPr/>
-                    <w:rPr>
-                      <w:rStyle w:val="136"/>
-                      <w:rFonts w:hint="default" w:ascii="DejaVu Math TeX Gyre" w:hAnsi="DejaVu Math TeX Gyre"/>
-                      <w:b/>
-                      <w:bCs/>
-                      <w:i/>
-                      <w:color w:val="auto"/>
-                      <w:lang w:val="en-US" w:eastAsia="zh-CN"/>
-                    </w:rPr>
-                  </m:ctrlPr>
-                </m:sup>
-              </m:sSup>
-              <m:r>
-                <m:rPr>
-                  <m:sty m:val="bi"/>
-                </m:rPr>
-                <w:rPr>
-                  <w:rStyle w:val="136"/>
-                  <w:rFonts w:hint="default" w:ascii="DejaVu Math TeX Gyre" w:hAnsi="DejaVu Math TeX Gyre"/>
-                  <w:color w:val="auto"/>
-                  <w:lang w:val="en-US" w:eastAsia="zh-CN"/>
-                </w:rPr>
-                <m:t>+</m:t>
-              </m:r>
-              <m:sSup>
-                <m:sSupPr>
-                  <m:ctrlPr>
-                    <m:rPr/>
-                    <w:rPr>
-                      <w:rStyle w:val="136"/>
-                      <w:rFonts w:hint="default" w:ascii="DejaVu Math TeX Gyre" w:hAnsi="DejaVu Math TeX Gyre"/>
-                      <w:b/>
-                      <w:bCs/>
-                      <w:i/>
-                      <w:color w:val="auto"/>
-                      <w:lang w:val="en-US" w:eastAsia="zh-CN"/>
-                    </w:rPr>
-                  </m:ctrlPr>
-                </m:sSupPr>
-                <m:e>
-                  <m:r>
-                    <m:rPr>
-                      <m:sty m:val="bi"/>
-                    </m:rPr>
-                    <w:rPr>
-                      <w:rStyle w:val="136"/>
-                      <w:rFonts w:hint="default" w:ascii="DejaVu Math TeX Gyre" w:hAnsi="DejaVu Math TeX Gyre"/>
-                      <w:color w:val="auto"/>
-                      <w:lang w:val="en-US" w:eastAsia="zh-CN"/>
-                    </w:rPr>
-                    <m:t>x</m:t>
-                  </m:r>
-                  <m:ctrlPr>
-                    <m:rPr/>
-                    <w:rPr>
-                      <w:rStyle w:val="136"/>
-                      <w:rFonts w:hint="default" w:ascii="DejaVu Math TeX Gyre" w:hAnsi="DejaVu Math TeX Gyre"/>
-                      <w:b/>
-                      <w:bCs/>
-                      <w:i/>
-                      <w:color w:val="auto"/>
-                      <w:lang w:val="en-US" w:eastAsia="zh-CN"/>
-                    </w:rPr>
-                  </m:ctrlPr>
-                </m:e>
-                <m:sup>
-                  <m:r>
-                    <m:rPr>
-                      <m:sty m:val="bi"/>
-                    </m:rPr>
-                    <w:rPr>
-                      <w:rStyle w:val="136"/>
-                      <w:rFonts w:hint="default" w:ascii="DejaVu Math TeX Gyre" w:hAnsi="DejaVu Math TeX Gyre"/>
-                      <w:color w:val="auto"/>
-                      <w:lang w:val="en-US" w:eastAsia="zh-CN"/>
-                    </w:rPr>
-                    <m:t>2</m:t>
-                  </m:r>
-                  <m:ctrlPr>
-                    <m:rPr/>
-                    <w:rPr>
-                      <w:rStyle w:val="136"/>
-                      <w:rFonts w:hint="default" w:ascii="DejaVu Math TeX Gyre" w:hAnsi="DejaVu Math TeX Gyre"/>
-                      <w:b/>
-                      <w:bCs/>
-                      <w:i/>
-                      <w:color w:val="auto"/>
-                      <w:lang w:val="en-US" w:eastAsia="zh-CN"/>
-                    </w:rPr>
-                  </m:ctrlPr>
-                </m:sup>
-              </m:sSup>
-              <m:r>
-                <m:rPr>
-                  <m:sty m:val="bi"/>
-                </m:rPr>
-                <w:rPr>
-                  <w:rStyle w:val="136"/>
-                  <w:rFonts w:hint="default" w:ascii="DejaVu Math TeX Gyre" w:hAnsi="DejaVu Math TeX Gyre"/>
-                  <w:color w:val="auto"/>
-                  <w:lang w:val="en-US" w:eastAsia="zh-CN"/>
-                </w:rPr>
-                <m:t>+</m:t>
-              </m:r>
-              <m:sSup>
-                <m:sSupPr>
-                  <m:ctrlPr>
-                    <m:rPr/>
-                    <w:rPr>
-                      <w:rStyle w:val="136"/>
-                      <w:rFonts w:hint="default" w:ascii="DejaVu Math TeX Gyre" w:hAnsi="DejaVu Math TeX Gyre"/>
-                      <w:b/>
-                      <w:bCs/>
-                      <w:i/>
-                      <w:color w:val="auto"/>
-                      <w:lang w:val="en-US" w:eastAsia="zh-CN"/>
-                    </w:rPr>
-                  </m:ctrlPr>
-                </m:sSupPr>
-                <m:e>
-                  <m:r>
-                    <m:rPr>
-                      <m:sty m:val="bi"/>
-                    </m:rPr>
-                    <w:rPr>
-                      <w:rStyle w:val="136"/>
-                      <w:rFonts w:hint="default" w:ascii="DejaVu Math TeX Gyre" w:hAnsi="DejaVu Math TeX Gyre"/>
-                      <w:color w:val="auto"/>
-                      <w:lang w:val="en-US" w:eastAsia="zh-CN"/>
-                    </w:rPr>
-                    <m:t>y</m:t>
-                  </m:r>
-                  <m:ctrlPr>
-                    <m:rPr/>
-                    <w:rPr>
-                      <w:rStyle w:val="136"/>
-                      <w:rFonts w:hint="default" w:ascii="DejaVu Math TeX Gyre" w:hAnsi="DejaVu Math TeX Gyre"/>
-                      <w:b/>
-                      <w:bCs/>
-                      <w:i/>
-                      <w:color w:val="auto"/>
-                      <w:lang w:val="en-US" w:eastAsia="zh-CN"/>
-                    </w:rPr>
-                  </m:ctrlPr>
-                </m:e>
-                <m:sup>
-                  <m:r>
-                    <m:rPr>
-                      <m:sty m:val="bi"/>
-                    </m:rPr>
-                    <w:rPr>
-                      <w:rStyle w:val="136"/>
-                      <w:rFonts w:hint="default" w:ascii="DejaVu Math TeX Gyre" w:hAnsi="DejaVu Math TeX Gyre"/>
-                      <w:color w:val="auto"/>
-                      <w:lang w:val="en-US" w:eastAsia="zh-CN"/>
-                    </w:rPr>
-                    <m:t>2</m:t>
-                  </m:r>
-                  <m:ctrlPr>
-                    <m:rPr/>
-                    <w:rPr>
-                      <w:rStyle w:val="136"/>
-                      <w:rFonts w:hint="default" w:ascii="DejaVu Math TeX Gyre" w:hAnsi="DejaVu Math TeX Gyre"/>
-                      <w:b/>
-                      <w:bCs/>
-                      <w:i/>
-                      <w:color w:val="auto"/>
-                      <w:lang w:val="en-US" w:eastAsia="zh-CN"/>
-                    </w:rPr>
-                  </m:ctrlPr>
-                </m:sup>
-              </m:sSup>
-              <m:r>
-                <m:rPr>
-                  <m:sty m:val="bi"/>
-                </m:rPr>
-                <w:rPr>
-                  <w:rStyle w:val="136"/>
-                  <w:rFonts w:hint="default" w:ascii="DejaVu Math TeX Gyre" w:hAnsi="DejaVu Math TeX Gyre"/>
-                  <w:color w:val="auto"/>
-                  <w:lang w:val="en-US" w:eastAsia="zh-CN"/>
-                </w:rPr>
-                <m:t>+</m:t>
-              </m:r>
-              <m:sSup>
-                <m:sSupPr>
-                  <m:ctrlPr>
-                    <m:rPr/>
-                    <w:rPr>
-                      <w:rStyle w:val="136"/>
-                      <w:rFonts w:hint="default" w:ascii="DejaVu Math TeX Gyre" w:hAnsi="DejaVu Math TeX Gyre"/>
-                      <w:b/>
-                      <w:bCs/>
-                      <w:i/>
-                      <w:color w:val="auto"/>
-                      <w:lang w:val="en-US" w:eastAsia="zh-CN"/>
-                    </w:rPr>
-                  </m:ctrlPr>
-                </m:sSupPr>
-                <m:e>
-                  <m:r>
-                    <m:rPr>
-                      <m:sty m:val="bi"/>
-                    </m:rPr>
-                    <w:rPr>
-                      <w:rStyle w:val="136"/>
-                      <w:rFonts w:hint="default" w:ascii="DejaVu Math TeX Gyre" w:hAnsi="DejaVu Math TeX Gyre"/>
-                      <w:color w:val="auto"/>
-                      <w:lang w:val="en-US" w:eastAsia="zh-CN"/>
-                    </w:rPr>
-                    <m:t>(z−</m:t>
-                  </m:r>
-                  <m:sSub>
-                    <m:sSubPr>
-                      <m:ctrlPr>
-                        <m:rPr/>
-                        <w:rPr>
-                          <w:rStyle w:val="136"/>
-                          <w:rFonts w:hint="default" w:ascii="DejaVu Math TeX Gyre" w:hAnsi="DejaVu Math TeX Gyre"/>
-                          <w:b/>
-                          <w:bCs/>
-                          <w:i/>
-                          <w:color w:val="auto"/>
-                          <w:lang w:val="en-US" w:eastAsia="zh-CN"/>
-                        </w:rPr>
-                      </m:ctrlPr>
-                    </m:sSubPr>
-                    <m:e>
-                      <m:r>
-                        <m:rPr>
-                          <m:sty m:val="bi"/>
-                        </m:rPr>
-                        <w:rPr>
-                          <w:rStyle w:val="136"/>
-                          <w:rFonts w:hint="default" w:ascii="DejaVu Math TeX Gyre" w:hAnsi="DejaVu Math TeX Gyre"/>
-                          <w:color w:val="auto"/>
-                          <w:lang w:val="en-US" w:eastAsia="zh-CN"/>
-                        </w:rPr>
-                        <m:t>L</m:t>
-                      </m:r>
-                      <m:ctrlPr>
-                        <m:rPr/>
-                        <w:rPr>
-                          <w:rStyle w:val="136"/>
-                          <w:rFonts w:hint="default" w:ascii="DejaVu Math TeX Gyre" w:hAnsi="DejaVu Math TeX Gyre"/>
-                          <w:b/>
-                          <w:bCs/>
-                          <w:i/>
-                          <w:color w:val="auto"/>
-                          <w:lang w:val="en-US" w:eastAsia="zh-CN"/>
-                        </w:rPr>
-                      </m:ctrlPr>
-                    </m:e>
-                    <m:sub>
-                      <m:r>
-                        <m:rPr>
-                          <m:sty m:val="bi"/>
-                        </m:rPr>
-                        <w:rPr>
-                          <w:rStyle w:val="136"/>
-                          <w:rFonts w:hint="default" w:ascii="DejaVu Math TeX Gyre" w:hAnsi="DejaVu Math TeX Gyre"/>
-                          <w:color w:val="auto"/>
-                          <w:lang w:val="en-US" w:eastAsia="zh-CN"/>
-                        </w:rPr>
-                        <m:t>1</m:t>
-                      </m:r>
-                      <m:ctrlPr>
-                        <m:rPr/>
-                        <w:rPr>
-                          <w:rStyle w:val="136"/>
-                          <w:rFonts w:hint="default" w:ascii="DejaVu Math TeX Gyre" w:hAnsi="DejaVu Math TeX Gyre"/>
-                          <w:b/>
-                          <w:bCs/>
-                          <w:i/>
-                          <w:color w:val="auto"/>
-                          <w:lang w:val="en-US" w:eastAsia="zh-CN"/>
-                        </w:rPr>
-                      </m:ctrlPr>
-                    </m:sub>
-                  </m:sSub>
-                  <m:r>
-                    <m:rPr>
-                      <m:sty m:val="bi"/>
-                    </m:rPr>
-                    <w:rPr>
-                      <w:rStyle w:val="136"/>
-                      <w:rFonts w:hint="default" w:ascii="DejaVu Math TeX Gyre" w:hAnsi="DejaVu Math TeX Gyre"/>
-                      <w:color w:val="auto"/>
-                      <w:lang w:val="en-US" w:eastAsia="zh-CN"/>
-                    </w:rPr>
-                    <m:t>)</m:t>
-                  </m:r>
-                  <m:ctrlPr>
-                    <m:rPr/>
-                    <w:rPr>
-                      <w:rStyle w:val="136"/>
-                      <w:rFonts w:hint="default" w:ascii="DejaVu Math TeX Gyre" w:hAnsi="DejaVu Math TeX Gyre"/>
-                      <w:b/>
-                      <w:bCs/>
-                      <w:i/>
-                      <w:color w:val="auto"/>
-                      <w:lang w:val="en-US" w:eastAsia="zh-CN"/>
-                    </w:rPr>
-                  </m:ctrlPr>
-                </m:e>
-                <m:sup>
-                  <m:r>
-                    <m:rPr>
-                      <m:sty m:val="bi"/>
-                    </m:rPr>
-                    <w:rPr>
-                      <w:rStyle w:val="136"/>
-                      <w:rFonts w:hint="default" w:ascii="DejaVu Math TeX Gyre" w:hAnsi="DejaVu Math TeX Gyre"/>
-                      <w:color w:val="auto"/>
-                      <w:lang w:val="en-US" w:eastAsia="zh-CN"/>
-                    </w:rPr>
-                    <m:t>2</m:t>
-                  </m:r>
-                  <m:ctrlPr>
-                    <m:rPr/>
-                    <w:rPr>
-                      <w:rStyle w:val="136"/>
-                      <w:rFonts w:hint="default" w:ascii="DejaVu Math TeX Gyre" w:hAnsi="DejaVu Math TeX Gyre"/>
-                      <w:b/>
-                      <w:bCs/>
-                      <w:i/>
-                      <w:color w:val="auto"/>
-                      <w:lang w:val="en-US" w:eastAsia="zh-CN"/>
-                    </w:rPr>
-                  </m:ctrlPr>
-                </m:sup>
-              </m:sSup>
-              <m:r>
-                <m:rPr>
-                  <m:sty m:val="bi"/>
-                </m:rPr>
-                <w:rPr>
-                  <w:rStyle w:val="136"/>
-                  <w:rFonts w:hint="default" w:ascii="DejaVu Math TeX Gyre" w:hAnsi="DejaVu Math TeX Gyre"/>
-                  <w:color w:val="auto"/>
-                  <w:lang w:val="en-US" w:eastAsia="zh-CN"/>
-                </w:rPr>
-                <m:t>−</m:t>
-              </m:r>
-              <m:sSup>
-                <m:sSupPr>
-                  <m:ctrlPr>
-                    <m:rPr/>
-                    <w:rPr>
-                      <w:rStyle w:val="136"/>
-                      <w:rFonts w:hint="default" w:ascii="DejaVu Math TeX Gyre" w:hAnsi="DejaVu Math TeX Gyre"/>
-                      <w:b/>
-                      <w:bCs/>
-                      <w:i/>
-                      <w:color w:val="auto"/>
-                      <w:lang w:val="en-US" w:eastAsia="zh-CN"/>
-                    </w:rPr>
-                  </m:ctrlPr>
-                </m:sSupPr>
-                <m:e>
-                  <m:sSub>
-                    <m:sSubPr>
-                      <m:ctrlPr>
-                        <m:rPr/>
-                        <w:rPr>
-                          <w:rStyle w:val="136"/>
-                          <w:rFonts w:hint="default" w:ascii="DejaVu Math TeX Gyre" w:hAnsi="DejaVu Math TeX Gyre"/>
-                          <w:b/>
-                          <w:bCs/>
-                          <w:i/>
-                          <w:color w:val="auto"/>
-                          <w:lang w:val="en-US" w:eastAsia="zh-CN"/>
-                        </w:rPr>
-                      </m:ctrlPr>
-                    </m:sSubPr>
-                    <m:e>
-                      <m:r>
-                        <m:rPr>
-                          <m:sty m:val="bi"/>
-                        </m:rPr>
-                        <w:rPr>
-                          <w:rStyle w:val="136"/>
-                          <w:rFonts w:hint="default" w:ascii="DejaVu Math TeX Gyre" w:hAnsi="DejaVu Math TeX Gyre"/>
-                          <w:color w:val="auto"/>
-                          <w:lang w:val="en-US" w:eastAsia="zh-CN"/>
-                        </w:rPr>
-                        <m:t>L</m:t>
-                      </m:r>
-                      <m:ctrlPr>
-                        <m:rPr/>
-                        <w:rPr>
-                          <w:rStyle w:val="136"/>
-                          <w:rFonts w:hint="default" w:ascii="DejaVu Math TeX Gyre" w:hAnsi="DejaVu Math TeX Gyre"/>
-                          <w:b/>
-                          <w:bCs/>
-                          <w:i/>
-                          <w:color w:val="auto"/>
-                          <w:lang w:val="en-US" w:eastAsia="zh-CN"/>
-                        </w:rPr>
-                      </m:ctrlPr>
-                    </m:e>
-                    <m:sub>
-                      <m:r>
-                        <m:rPr>
-                          <m:sty m:val="bi"/>
-                        </m:rPr>
-                        <w:rPr>
-                          <w:rStyle w:val="136"/>
-                          <w:rFonts w:hint="default" w:ascii="DejaVu Math TeX Gyre" w:hAnsi="DejaVu Math TeX Gyre"/>
-                          <w:color w:val="auto"/>
-                          <w:lang w:val="en-US" w:eastAsia="zh-CN"/>
-                        </w:rPr>
-                        <m:t>3</m:t>
-                      </m:r>
-                      <m:ctrlPr>
-                        <m:rPr/>
-                        <w:rPr>
-                          <w:rStyle w:val="136"/>
-                          <w:rFonts w:hint="default" w:ascii="DejaVu Math TeX Gyre" w:hAnsi="DejaVu Math TeX Gyre"/>
-                          <w:b/>
-                          <w:bCs/>
-                          <w:i/>
-                          <w:color w:val="auto"/>
-                          <w:lang w:val="en-US" w:eastAsia="zh-CN"/>
-                        </w:rPr>
-                      </m:ctrlPr>
-                    </m:sub>
-                  </m:sSub>
-                  <m:ctrlPr>
-                    <m:rPr/>
-                    <w:rPr>
-                      <w:rStyle w:val="136"/>
-                      <w:rFonts w:hint="default" w:ascii="DejaVu Math TeX Gyre" w:hAnsi="DejaVu Math TeX Gyre"/>
-                      <w:b/>
-                      <w:bCs/>
-                      <w:i/>
-                      <w:color w:val="auto"/>
-                      <w:lang w:val="en-US" w:eastAsia="zh-CN"/>
-                    </w:rPr>
-                  </m:ctrlPr>
-                </m:e>
-                <m:sup>
-                  <m:r>
-                    <m:rPr>
-                      <m:sty m:val="bi"/>
-                    </m:rPr>
-                    <w:rPr>
-                      <w:rStyle w:val="136"/>
-                      <w:rFonts w:hint="default" w:ascii="DejaVu Math TeX Gyre" w:hAnsi="DejaVu Math TeX Gyre"/>
-                      <w:color w:val="auto"/>
-                      <w:lang w:val="en-US" w:eastAsia="zh-CN"/>
-                    </w:rPr>
-                    <m:t>2</m:t>
-                  </m:r>
-                  <m:ctrlPr>
-                    <m:rPr/>
-                    <w:rPr>
-                      <w:rStyle w:val="136"/>
-                      <w:rFonts w:hint="default" w:ascii="DejaVu Math TeX Gyre" w:hAnsi="DejaVu Math TeX Gyre"/>
-                      <w:b/>
-                      <w:bCs/>
-                      <w:i/>
-                      <w:color w:val="auto"/>
-                      <w:lang w:val="en-US" w:eastAsia="zh-CN"/>
-                    </w:rPr>
-                  </m:ctrlPr>
-                </m:sup>
-              </m:sSup>
-              <m:ctrlPr>
-                <m:rPr/>
-                <w:rPr>
-                  <w:rStyle w:val="136"/>
-                  <w:rFonts w:hint="default" w:ascii="DejaVu Math TeX Gyre" w:hAnsi="DejaVu Math TeX Gyre"/>
-                  <w:b/>
-                  <w:bCs/>
-                  <w:i/>
-                  <w:color w:val="auto"/>
-                  <w:lang w:val="en-US" w:eastAsia="zh-CN"/>
-                </w:rPr>
-              </m:ctrlPr>
-            </m:num>
-            <m:den>
-              <m:r>
-                <m:rPr>
-                  <m:sty m:val="bi"/>
-                </m:rPr>
-                <w:rPr>
-                  <w:rStyle w:val="136"/>
-                  <w:rFonts w:hint="default" w:ascii="DejaVu Math TeX Gyre" w:hAnsi="DejaVu Math TeX Gyre"/>
-                  <w:color w:val="auto"/>
-                  <w:lang w:val="en-US" w:eastAsia="zh-CN"/>
-                </w:rPr>
-                <m:t>2</m:t>
-              </m:r>
-              <m:sSub>
-                <m:sSubPr>
-                  <m:ctrlPr>
-                    <m:rPr/>
-                    <w:rPr>
-                      <w:rStyle w:val="136"/>
-                      <w:rFonts w:hint="default" w:ascii="DejaVu Math TeX Gyre" w:hAnsi="DejaVu Math TeX Gyre"/>
-                      <w:b/>
-                      <w:bCs/>
-                      <w:i/>
-                      <w:color w:val="auto"/>
-                      <w:lang w:val="en-US" w:eastAsia="zh-CN"/>
-                    </w:rPr>
-                  </m:ctrlPr>
-                </m:sSubPr>
-                <m:e>
-                  <m:r>
-                    <m:rPr>
-                      <m:sty m:val="bi"/>
-                    </m:rPr>
-                    <w:rPr>
-                      <w:rStyle w:val="136"/>
-                      <w:rFonts w:hint="default" w:ascii="DejaVu Math TeX Gyre" w:hAnsi="DejaVu Math TeX Gyre"/>
-                      <w:color w:val="auto"/>
-                      <w:lang w:val="en-US" w:eastAsia="zh-CN"/>
-                    </w:rPr>
-                    <m:t>L</m:t>
-                  </m:r>
-                  <m:ctrlPr>
-                    <m:rPr/>
-                    <w:rPr>
-                      <w:rStyle w:val="136"/>
-                      <w:rFonts w:hint="default" w:ascii="DejaVu Math TeX Gyre" w:hAnsi="DejaVu Math TeX Gyre"/>
-                      <w:b/>
-                      <w:bCs/>
-                      <w:i/>
-                      <w:color w:val="auto"/>
-                      <w:lang w:val="en-US" w:eastAsia="zh-CN"/>
-                    </w:rPr>
-                  </m:ctrlPr>
-                </m:e>
-                <m:sub>
-                  <m:r>
-                    <m:rPr>
-                      <m:sty m:val="bi"/>
-                    </m:rPr>
-                    <w:rPr>
-                      <w:rStyle w:val="136"/>
-                      <w:rFonts w:hint="default" w:ascii="DejaVu Math TeX Gyre" w:hAnsi="DejaVu Math TeX Gyre"/>
-                      <w:color w:val="auto"/>
-                      <w:lang w:val="en-US" w:eastAsia="zh-CN"/>
-                    </w:rPr>
-                    <m:t>2</m:t>
-                  </m:r>
-                  <m:ctrlPr>
-                    <m:rPr/>
-                    <w:rPr>
-                      <w:rStyle w:val="136"/>
-                      <w:rFonts w:hint="default" w:ascii="DejaVu Math TeX Gyre" w:hAnsi="DejaVu Math TeX Gyre"/>
-                      <w:b/>
-                      <w:bCs/>
-                      <w:i/>
-                      <w:color w:val="auto"/>
-                      <w:lang w:val="en-US" w:eastAsia="zh-CN"/>
-                    </w:rPr>
-                  </m:ctrlPr>
-                </m:sub>
-              </m:sSub>
-              <m:rad>
-                <m:radPr>
-                  <m:degHide m:val="1"/>
-                  <m:ctrlPr>
-                    <m:rPr/>
-                    <w:rPr>
-                      <w:rStyle w:val="136"/>
-                      <w:rFonts w:hint="default" w:ascii="DejaVu Math TeX Gyre" w:hAnsi="DejaVu Math TeX Gyre"/>
-                      <w:b/>
-                      <w:bCs/>
-                      <w:i/>
-                      <w:color w:val="auto"/>
-                      <w:lang w:val="en-US" w:eastAsia="zh-CN"/>
-                    </w:rPr>
-                  </m:ctrlPr>
-                </m:radPr>
-                <m:deg>
-                  <m:ctrlPr>
-                    <m:rPr/>
-                    <w:rPr>
-                      <w:rStyle w:val="136"/>
-                      <w:rFonts w:hint="default" w:ascii="DejaVu Math TeX Gyre" w:hAnsi="DejaVu Math TeX Gyre"/>
-                      <w:b/>
-                      <w:bCs/>
-                      <w:i/>
-                      <w:color w:val="auto"/>
-                      <w:lang w:val="en-US" w:eastAsia="zh-CN"/>
-                    </w:rPr>
-                  </m:ctrlPr>
-                </m:deg>
-                <m:e>
-                  <m:sSup>
-                    <m:sSupPr>
-                      <m:ctrlPr>
-                        <m:rPr/>
-                        <w:rPr>
-                          <w:rStyle w:val="136"/>
-                          <w:rFonts w:hint="default" w:ascii="DejaVu Math TeX Gyre" w:hAnsi="DejaVu Math TeX Gyre"/>
-                          <w:b/>
-                          <w:bCs/>
-                          <w:i/>
-                          <w:color w:val="auto"/>
-                          <w:lang w:val="en-US" w:eastAsia="zh-CN"/>
-                        </w:rPr>
-                      </m:ctrlPr>
-                    </m:sSupPr>
-                    <m:e>
-                      <m:r>
-                        <m:rPr>
-                          <m:sty m:val="bi"/>
-                        </m:rPr>
-                        <w:rPr>
-                          <w:rStyle w:val="136"/>
-                          <w:rFonts w:hint="default" w:ascii="DejaVu Math TeX Gyre" w:hAnsi="DejaVu Math TeX Gyre"/>
-                          <w:color w:val="auto"/>
-                          <w:lang w:val="en-US" w:eastAsia="zh-CN"/>
-                        </w:rPr>
-                        <m:t>x</m:t>
-                      </m:r>
-                      <m:ctrlPr>
-                        <m:rPr/>
-                        <w:rPr>
-                          <w:rStyle w:val="136"/>
-                          <w:rFonts w:hint="default" w:ascii="DejaVu Math TeX Gyre" w:hAnsi="DejaVu Math TeX Gyre"/>
-                          <w:b/>
-                          <w:bCs/>
-                          <w:i/>
-                          <w:color w:val="auto"/>
-                          <w:lang w:val="en-US" w:eastAsia="zh-CN"/>
-                        </w:rPr>
-                      </m:ctrlPr>
-                    </m:e>
-                    <m:sup>
-                      <m:r>
-                        <m:rPr>
-                          <m:sty m:val="bi"/>
-                        </m:rPr>
-                        <w:rPr>
-                          <w:rStyle w:val="136"/>
-                          <w:rFonts w:hint="default" w:ascii="DejaVu Math TeX Gyre" w:hAnsi="DejaVu Math TeX Gyre"/>
-                          <w:color w:val="auto"/>
-                          <w:lang w:val="en-US" w:eastAsia="zh-CN"/>
-                        </w:rPr>
-                        <m:t>2</m:t>
-                      </m:r>
-                      <m:ctrlPr>
-                        <m:rPr/>
-                        <w:rPr>
-                          <w:rStyle w:val="136"/>
-                          <w:rFonts w:hint="default" w:ascii="DejaVu Math TeX Gyre" w:hAnsi="DejaVu Math TeX Gyre"/>
-                          <w:b/>
-                          <w:bCs/>
-                          <w:i/>
-                          <w:color w:val="auto"/>
-                          <w:lang w:val="en-US" w:eastAsia="zh-CN"/>
-                        </w:rPr>
-                      </m:ctrlPr>
-                    </m:sup>
-                  </m:sSup>
-                  <m:r>
-                    <m:rPr>
-                      <m:sty m:val="bi"/>
-                    </m:rPr>
-                    <w:rPr>
-                      <w:rStyle w:val="136"/>
-                      <w:rFonts w:hint="default" w:ascii="DejaVu Math TeX Gyre" w:hAnsi="DejaVu Math TeX Gyre"/>
-                      <w:color w:val="auto"/>
-                      <w:lang w:val="en-US" w:eastAsia="zh-CN"/>
-                    </w:rPr>
-                    <m:t>+</m:t>
-                  </m:r>
-                  <m:sSup>
-                    <m:sSupPr>
-                      <m:ctrlPr>
-                        <m:rPr/>
-                        <w:rPr>
-                          <w:rStyle w:val="136"/>
-                          <w:rFonts w:hint="default" w:ascii="DejaVu Math TeX Gyre" w:hAnsi="DejaVu Math TeX Gyre"/>
-                          <w:b/>
-                          <w:bCs/>
-                          <w:i/>
-                          <w:color w:val="auto"/>
-                          <w:lang w:val="en-US" w:eastAsia="zh-CN"/>
-                        </w:rPr>
-                      </m:ctrlPr>
-                    </m:sSupPr>
-                    <m:e>
-                      <m:r>
-                        <m:rPr>
-                          <m:sty m:val="bi"/>
-                        </m:rPr>
-                        <w:rPr>
-                          <w:rStyle w:val="136"/>
-                          <w:rFonts w:hint="default" w:ascii="DejaVu Math TeX Gyre" w:hAnsi="DejaVu Math TeX Gyre"/>
-                          <w:color w:val="auto"/>
-                          <w:lang w:val="en-US" w:eastAsia="zh-CN"/>
-                        </w:rPr>
-                        <m:t>y</m:t>
-                      </m:r>
-                      <m:ctrlPr>
-                        <m:rPr/>
-                        <w:rPr>
-                          <w:rStyle w:val="136"/>
-                          <w:rFonts w:hint="default" w:ascii="DejaVu Math TeX Gyre" w:hAnsi="DejaVu Math TeX Gyre"/>
-                          <w:b/>
-                          <w:bCs/>
-                          <w:i/>
-                          <w:color w:val="auto"/>
-                          <w:lang w:val="en-US" w:eastAsia="zh-CN"/>
-                        </w:rPr>
-                      </m:ctrlPr>
-                    </m:e>
-                    <m:sup>
-                      <m:r>
-                        <m:rPr>
-                          <m:sty m:val="bi"/>
-                        </m:rPr>
-                        <w:rPr>
-                          <w:rStyle w:val="136"/>
-                          <w:rFonts w:hint="default" w:ascii="DejaVu Math TeX Gyre" w:hAnsi="DejaVu Math TeX Gyre"/>
-                          <w:color w:val="auto"/>
-                          <w:lang w:val="en-US" w:eastAsia="zh-CN"/>
-                        </w:rPr>
-                        <m:t>2</m:t>
-                      </m:r>
-                      <m:ctrlPr>
-                        <m:rPr/>
-                        <w:rPr>
-                          <w:rStyle w:val="136"/>
-                          <w:rFonts w:hint="default" w:ascii="DejaVu Math TeX Gyre" w:hAnsi="DejaVu Math TeX Gyre"/>
-                          <w:b/>
-                          <w:bCs/>
-                          <w:i/>
-                          <w:color w:val="auto"/>
-                          <w:lang w:val="en-US" w:eastAsia="zh-CN"/>
-                        </w:rPr>
-                      </m:ctrlPr>
-                    </m:sup>
-                  </m:sSup>
-                  <m:r>
-                    <m:rPr>
-                      <m:sty m:val="bi"/>
-                    </m:rPr>
-                    <w:rPr>
-                      <w:rStyle w:val="136"/>
-                      <w:rFonts w:hint="default" w:ascii="DejaVu Math TeX Gyre" w:hAnsi="DejaVu Math TeX Gyre"/>
-                      <w:color w:val="auto"/>
-                      <w:lang w:val="en-US" w:eastAsia="zh-CN"/>
-                    </w:rPr>
-                    <m:t>+</m:t>
-                  </m:r>
-                  <m:sSup>
-                    <m:sSupPr>
-                      <m:ctrlPr>
-                        <w:rPr>
-                          <w:rStyle w:val="136"/>
-                          <w:rFonts w:hint="default" w:ascii="DejaVu Math TeX Gyre" w:hAnsi="DejaVu Math TeX Gyre"/>
-                          <w:b/>
-                          <w:bCs/>
-                          <w:i/>
-                          <w:color w:val="auto"/>
-                          <w:lang w:val="en-US" w:eastAsia="zh-CN"/>
-                        </w:rPr>
-                      </m:ctrlPr>
-                    </m:sSupPr>
-                    <m:e>
-                      <m:r>
-                        <m:rPr>
-                          <m:sty m:val="bi"/>
-                        </m:rPr>
-                        <w:rPr>
-                          <w:rStyle w:val="136"/>
-                          <w:rFonts w:hint="default" w:ascii="DejaVu Math TeX Gyre" w:hAnsi="DejaVu Math TeX Gyre"/>
-                          <w:color w:val="auto"/>
-                          <w:lang w:val="en-US" w:eastAsia="zh-CN"/>
-                        </w:rPr>
-                        <m:t>(z−</m:t>
-                      </m:r>
-                      <m:sSub>
-                        <m:sSubPr>
-                          <m:ctrlPr>
-                            <w:rPr>
-                              <w:rStyle w:val="136"/>
-                              <w:rFonts w:hint="default" w:ascii="DejaVu Math TeX Gyre" w:hAnsi="DejaVu Math TeX Gyre"/>
-                              <w:b/>
-                              <w:bCs/>
-                              <w:i/>
-                              <w:color w:val="auto"/>
-                              <w:lang w:val="en-US" w:eastAsia="zh-CN"/>
-                            </w:rPr>
-                          </m:ctrlPr>
-                        </m:sSubPr>
-                        <m:e>
-                          <m:r>
-                            <m:rPr>
-                              <m:sty m:val="bi"/>
-                            </m:rPr>
-                            <w:rPr>
-                              <w:rStyle w:val="136"/>
-                              <w:rFonts w:hint="default" w:ascii="DejaVu Math TeX Gyre" w:hAnsi="DejaVu Math TeX Gyre"/>
-                              <w:color w:val="auto"/>
-                              <w:lang w:val="en-US" w:eastAsia="zh-CN"/>
-                            </w:rPr>
-                            <m:t>L</m:t>
-                          </m:r>
-                          <m:ctrlPr>
-                            <w:rPr>
-                              <w:rStyle w:val="136"/>
-                              <w:rFonts w:hint="default" w:ascii="DejaVu Math TeX Gyre" w:hAnsi="DejaVu Math TeX Gyre"/>
-                              <w:b/>
-                              <w:bCs/>
-                              <w:i/>
-                              <w:color w:val="auto"/>
-                              <w:lang w:val="en-US" w:eastAsia="zh-CN"/>
-                            </w:rPr>
-                          </m:ctrlPr>
-                        </m:e>
-                        <m:sub>
-                          <m:r>
-                            <m:rPr>
-                              <m:sty m:val="bi"/>
-                            </m:rPr>
-                            <w:rPr>
-                              <w:rStyle w:val="136"/>
-                              <w:rFonts w:hint="default" w:ascii="DejaVu Math TeX Gyre" w:hAnsi="DejaVu Math TeX Gyre"/>
-                              <w:color w:val="auto"/>
-                              <w:lang w:val="en-US" w:eastAsia="zh-CN"/>
-                            </w:rPr>
-                            <m:t>1</m:t>
-                          </m:r>
-                          <m:ctrlPr>
-                            <w:rPr>
-                              <w:rStyle w:val="136"/>
-                              <w:rFonts w:hint="default" w:ascii="DejaVu Math TeX Gyre" w:hAnsi="DejaVu Math TeX Gyre"/>
-                              <w:b/>
-                              <w:bCs/>
-                              <w:i/>
-                              <w:color w:val="auto"/>
-                              <w:lang w:val="en-US" w:eastAsia="zh-CN"/>
-                            </w:rPr>
-                          </m:ctrlPr>
-                        </m:sub>
-                      </m:sSub>
-                      <m:r>
-                        <m:rPr>
-                          <m:sty m:val="bi"/>
-                        </m:rPr>
-                        <w:rPr>
-                          <w:rStyle w:val="136"/>
-                          <w:rFonts w:hint="default" w:ascii="DejaVu Math TeX Gyre" w:hAnsi="DejaVu Math TeX Gyre"/>
-                          <w:color w:val="auto"/>
-                          <w:lang w:val="en-US" w:eastAsia="zh-CN"/>
-                        </w:rPr>
-                        <m:t>)</m:t>
-                      </m:r>
-                      <m:ctrlPr>
-                        <w:rPr>
-                          <w:rStyle w:val="136"/>
-                          <w:rFonts w:hint="default" w:ascii="DejaVu Math TeX Gyre" w:hAnsi="DejaVu Math TeX Gyre"/>
-                          <w:b/>
-                          <w:bCs/>
-                          <w:i/>
-                          <w:color w:val="auto"/>
-                          <w:lang w:val="en-US" w:eastAsia="zh-CN"/>
-                        </w:rPr>
-                      </m:ctrlPr>
-                    </m:e>
-                    <m:sup>
-                      <m:r>
-                        <m:rPr>
-                          <m:sty m:val="bi"/>
-                        </m:rPr>
-                        <w:rPr>
-                          <w:rStyle w:val="136"/>
-                          <w:rFonts w:hint="default" w:ascii="DejaVu Math TeX Gyre" w:hAnsi="DejaVu Math TeX Gyre"/>
-                          <w:color w:val="auto"/>
-                          <w:lang w:val="en-US" w:eastAsia="zh-CN"/>
-                        </w:rPr>
-                        <m:t>2</m:t>
-                      </m:r>
-                      <m:ctrlPr>
-                        <w:rPr>
-                          <w:rStyle w:val="136"/>
-                          <w:rFonts w:hint="default" w:ascii="DejaVu Math TeX Gyre" w:hAnsi="DejaVu Math TeX Gyre"/>
-                          <w:b/>
-                          <w:bCs/>
-                          <w:i/>
-                          <w:color w:val="auto"/>
-                          <w:lang w:val="en-US" w:eastAsia="zh-CN"/>
-                        </w:rPr>
-                      </m:ctrlPr>
-                    </m:sup>
-                  </m:sSup>
-                  <m:ctrlPr>
-                    <m:rPr/>
-                    <w:rPr>
-                      <w:rStyle w:val="136"/>
-                      <w:rFonts w:hint="default" w:ascii="DejaVu Math TeX Gyre" w:hAnsi="DejaVu Math TeX Gyre"/>
-                      <w:b/>
-                      <w:bCs/>
-                      <w:i/>
-                      <w:color w:val="auto"/>
-                      <w:lang w:val="en-US" w:eastAsia="zh-CN"/>
-                    </w:rPr>
-                  </m:ctrlPr>
-                </m:e>
-              </m:rad>
-              <m:ctrlPr>
-                <m:rPr/>
-                <w:rPr>
-                  <w:rStyle w:val="136"/>
-                  <w:rFonts w:hint="default" w:ascii="DejaVu Math TeX Gyre" w:hAnsi="DejaVu Math TeX Gyre"/>
-                  <w:b/>
-                  <w:bCs/>
-                  <w:i/>
-                  <w:color w:val="auto"/>
-                  <w:lang w:val="en-US" w:eastAsia="zh-CN"/>
-                </w:rPr>
-              </m:ctrlPr>
-            </m:den>
-          </m:f>
-        </m:oMath>
-      </m:oMathPara>
+      <m:oMath>
+        <m:sSub>
+          <m:sSubPr>
+            <m:ctrlPr>
+              <w:rPr>
+                <w:rStyle w:val="136"/>
+                <w:rFonts w:ascii="DejaVu Math TeX Gyre" w:hAnsi="DejaVu Math TeX Gyre"/>
+                <w:b/>
+                <w:bCs/>
+                <w:i/>
+                <w:color w:val="auto"/>
+                <w:lang w:val="en-US"/>
+              </w:rPr>
+            </m:ctrlPr>
+          </m:sSubPr>
+          <m:e>
+            <m:r>
+              <m:rPr>
+                <m:sty m:val="bi"/>
+              </m:rPr>
+              <w:rPr>
+                <w:rStyle w:val="136"/>
+                <w:rFonts w:hint="default" w:ascii="DejaVu Math TeX Gyre" w:hAnsi="DejaVu Math TeX Gyre"/>
+                <w:color w:val="auto"/>
+                <w:lang w:val="en-US"/>
+              </w:rPr>
+              <m:t>θ</m:t>
+            </m:r>
+            <m:ctrlPr>
+              <w:rPr>
+                <w:rStyle w:val="136"/>
+                <w:rFonts w:ascii="DejaVu Math TeX Gyre" w:hAnsi="DejaVu Math TeX Gyre"/>
+                <w:b/>
+                <w:bCs/>
+                <w:i/>
+                <w:color w:val="auto"/>
+                <w:lang w:val="en-US"/>
+              </w:rPr>
+            </m:ctrlPr>
+          </m:e>
+          <m:sub>
+            <m:r>
+              <m:rPr>
+                <m:sty m:val="bi"/>
+              </m:rPr>
+              <w:rPr>
+                <w:rStyle w:val="136"/>
+                <w:rFonts w:hint="default" w:ascii="DejaVu Math TeX Gyre" w:hAnsi="DejaVu Math TeX Gyre"/>
+                <w:color w:val="auto"/>
+                <w:lang w:val="en-US" w:eastAsia="zh-CN"/>
+              </w:rPr>
+              <m:t>2</m:t>
+            </m:r>
+            <m:ctrlPr>
+              <w:rPr>
+                <w:rStyle w:val="136"/>
+                <w:rFonts w:ascii="DejaVu Math TeX Gyre" w:hAnsi="DejaVu Math TeX Gyre"/>
+                <w:b/>
+                <w:bCs/>
+                <w:i/>
+                <w:color w:val="auto"/>
+                <w:lang w:val="en-US"/>
+              </w:rPr>
+            </m:ctrlPr>
+          </m:sub>
+        </m:sSub>
+        <m:r>
+          <m:rPr>
+            <m:sty m:val="bi"/>
+          </m:rPr>
+          <w:rPr>
+            <w:rStyle w:val="136"/>
+            <w:rFonts w:hint="default" w:ascii="DejaVu Math TeX Gyre" w:hAnsi="DejaVu Math TeX Gyre"/>
+            <w:color w:val="auto"/>
+            <w:lang w:val="en-US" w:eastAsia="zh-CN"/>
+          </w:rPr>
+          <m:t>=atan2(z−</m:t>
+        </m:r>
+        <m:sSub>
+          <m:sSubPr>
+            <m:ctrlPr>
+              <m:rPr/>
+              <w:rPr>
+                <w:rStyle w:val="136"/>
+                <w:rFonts w:hint="default" w:ascii="DejaVu Math TeX Gyre" w:hAnsi="DejaVu Math TeX Gyre"/>
+                <w:b/>
+                <w:bCs/>
+                <w:i/>
+                <w:color w:val="auto"/>
+                <w:lang w:val="en-US" w:eastAsia="zh-CN"/>
+              </w:rPr>
+            </m:ctrlPr>
+          </m:sSubPr>
+          <m:e>
+            <m:r>
+              <m:rPr>
+                <m:sty m:val="bi"/>
+              </m:rPr>
+              <w:rPr>
+                <w:rStyle w:val="136"/>
+                <w:rFonts w:hint="default" w:ascii="DejaVu Math TeX Gyre" w:hAnsi="DejaVu Math TeX Gyre"/>
+                <w:color w:val="auto"/>
+                <w:lang w:val="en-US" w:eastAsia="zh-CN"/>
+              </w:rPr>
+              <m:t>L</m:t>
+            </m:r>
+            <m:ctrlPr>
+              <m:rPr/>
+              <w:rPr>
+                <w:rStyle w:val="136"/>
+                <w:rFonts w:hint="default" w:ascii="DejaVu Math TeX Gyre" w:hAnsi="DejaVu Math TeX Gyre"/>
+                <w:b/>
+                <w:bCs/>
+                <w:i/>
+                <w:color w:val="auto"/>
+                <w:lang w:val="en-US" w:eastAsia="zh-CN"/>
+              </w:rPr>
+            </m:ctrlPr>
+          </m:e>
+          <m:sub>
+            <m:r>
+              <m:rPr>
+                <m:sty m:val="bi"/>
+              </m:rPr>
+              <w:rPr>
+                <w:rStyle w:val="136"/>
+                <w:rFonts w:hint="default" w:ascii="DejaVu Math TeX Gyre" w:hAnsi="DejaVu Math TeX Gyre"/>
+                <w:color w:val="auto"/>
+                <w:lang w:val="en-US" w:eastAsia="zh-CN"/>
+              </w:rPr>
+              <m:t>1</m:t>
+            </m:r>
+            <m:ctrlPr>
+              <m:rPr/>
+              <w:rPr>
+                <w:rStyle w:val="136"/>
+                <w:rFonts w:hint="default" w:ascii="DejaVu Math TeX Gyre" w:hAnsi="DejaVu Math TeX Gyre"/>
+                <w:b/>
+                <w:bCs/>
+                <w:i/>
+                <w:color w:val="auto"/>
+                <w:lang w:val="en-US" w:eastAsia="zh-CN"/>
+              </w:rPr>
+            </m:ctrlPr>
+          </m:sub>
+        </m:sSub>
+        <m:r>
+          <m:rPr>
+            <m:sty m:val="bi"/>
+          </m:rPr>
+          <w:rPr>
+            <w:rStyle w:val="136"/>
+            <w:rFonts w:hint="default" w:ascii="DejaVu Math TeX Gyre" w:hAnsi="DejaVu Math TeX Gyre"/>
+            <w:color w:val="auto"/>
+            <w:lang w:val="en-US" w:eastAsia="zh-CN"/>
+          </w:rPr>
+          <m:t>,</m:t>
+        </m:r>
+        <m:rad>
+          <m:radPr>
+            <m:degHide m:val="1"/>
+            <m:ctrlPr>
+              <m:rPr/>
+              <w:rPr>
+                <w:rStyle w:val="136"/>
+                <w:rFonts w:hint="default" w:ascii="DejaVu Math TeX Gyre" w:hAnsi="DejaVu Math TeX Gyre"/>
+                <w:b/>
+                <w:bCs/>
+                <w:i/>
+                <w:color w:val="auto"/>
+                <w:lang w:val="en-US" w:eastAsia="zh-CN"/>
+              </w:rPr>
+            </m:ctrlPr>
+          </m:radPr>
+          <m:deg>
+            <m:ctrlPr>
+              <m:rPr/>
+              <w:rPr>
+                <w:rStyle w:val="136"/>
+                <w:rFonts w:hint="default" w:ascii="DejaVu Math TeX Gyre" w:hAnsi="DejaVu Math TeX Gyre"/>
+                <w:b/>
+                <w:bCs/>
+                <w:i/>
+                <w:color w:val="auto"/>
+                <w:lang w:val="en-US" w:eastAsia="zh-CN"/>
+              </w:rPr>
+            </m:ctrlPr>
+          </m:deg>
+          <m:e>
+            <m:sSup>
+              <m:sSupPr>
+                <m:ctrlPr>
+                  <m:rPr/>
+                  <w:rPr>
+                    <w:rStyle w:val="136"/>
+                    <w:rFonts w:hint="default" w:ascii="DejaVu Math TeX Gyre" w:hAnsi="DejaVu Math TeX Gyre"/>
+                    <w:b/>
+                    <w:bCs/>
+                    <w:i/>
+                    <w:color w:val="auto"/>
+                    <w:lang w:val="en-US" w:eastAsia="zh-CN"/>
+                  </w:rPr>
+                </m:ctrlPr>
+              </m:sSupPr>
+              <m:e>
+                <m:r>
+                  <m:rPr>
+                    <m:sty m:val="bi"/>
+                  </m:rPr>
+                  <w:rPr>
+                    <w:rStyle w:val="136"/>
+                    <w:rFonts w:hint="default" w:ascii="DejaVu Math TeX Gyre" w:hAnsi="DejaVu Math TeX Gyre"/>
+                    <w:color w:val="auto"/>
+                    <w:lang w:val="en-US" w:eastAsia="zh-CN"/>
+                  </w:rPr>
+                  <m:t>x</m:t>
+                </m:r>
+                <m:ctrlPr>
+                  <m:rPr/>
+                  <w:rPr>
+                    <w:rStyle w:val="136"/>
+                    <w:rFonts w:hint="default" w:ascii="DejaVu Math TeX Gyre" w:hAnsi="DejaVu Math TeX Gyre"/>
+                    <w:b/>
+                    <w:bCs/>
+                    <w:i/>
+                    <w:color w:val="auto"/>
+                    <w:lang w:val="en-US" w:eastAsia="zh-CN"/>
+                  </w:rPr>
+                </m:ctrlPr>
+              </m:e>
+              <m:sup>
+                <m:r>
+                  <m:rPr>
+                    <m:sty m:val="bi"/>
+                  </m:rPr>
+                  <w:rPr>
+                    <w:rStyle w:val="136"/>
+                    <w:rFonts w:hint="default" w:ascii="DejaVu Math TeX Gyre" w:hAnsi="DejaVu Math TeX Gyre"/>
+                    <w:color w:val="auto"/>
+                    <w:lang w:val="en-US" w:eastAsia="zh-CN"/>
+                  </w:rPr>
+                  <m:t>2</m:t>
+                </m:r>
+                <m:ctrlPr>
+                  <m:rPr/>
+                  <w:rPr>
+                    <w:rStyle w:val="136"/>
+                    <w:rFonts w:hint="default" w:ascii="DejaVu Math TeX Gyre" w:hAnsi="DejaVu Math TeX Gyre"/>
+                    <w:b/>
+                    <w:bCs/>
+                    <w:i/>
+                    <w:color w:val="auto"/>
+                    <w:lang w:val="en-US" w:eastAsia="zh-CN"/>
+                  </w:rPr>
+                </m:ctrlPr>
+              </m:sup>
+            </m:sSup>
+            <m:r>
+              <m:rPr>
+                <m:sty m:val="bi"/>
+              </m:rPr>
+              <w:rPr>
+                <w:rStyle w:val="136"/>
+                <w:rFonts w:hint="default" w:ascii="DejaVu Math TeX Gyre" w:hAnsi="DejaVu Math TeX Gyre"/>
+                <w:color w:val="auto"/>
+                <w:lang w:val="en-US" w:eastAsia="zh-CN"/>
+              </w:rPr>
+              <m:t>+</m:t>
+            </m:r>
+            <m:sSup>
+              <m:sSupPr>
+                <m:ctrlPr>
+                  <m:rPr/>
+                  <w:rPr>
+                    <w:rStyle w:val="136"/>
+                    <w:rFonts w:hint="default" w:ascii="DejaVu Math TeX Gyre" w:hAnsi="DejaVu Math TeX Gyre"/>
+                    <w:b/>
+                    <w:bCs/>
+                    <w:i/>
+                    <w:color w:val="auto"/>
+                    <w:lang w:val="en-US" w:eastAsia="zh-CN"/>
+                  </w:rPr>
+                </m:ctrlPr>
+              </m:sSupPr>
+              <m:e>
+                <m:r>
+                  <m:rPr>
+                    <m:sty m:val="bi"/>
+                  </m:rPr>
+                  <w:rPr>
+                    <w:rStyle w:val="136"/>
+                    <w:rFonts w:hint="default" w:ascii="DejaVu Math TeX Gyre" w:hAnsi="DejaVu Math TeX Gyre"/>
+                    <w:color w:val="auto"/>
+                    <w:lang w:val="en-US" w:eastAsia="zh-CN"/>
+                  </w:rPr>
+                  <m:t>y</m:t>
+                </m:r>
+                <m:ctrlPr>
+                  <m:rPr/>
+                  <w:rPr>
+                    <w:rStyle w:val="136"/>
+                    <w:rFonts w:hint="default" w:ascii="DejaVu Math TeX Gyre" w:hAnsi="DejaVu Math TeX Gyre"/>
+                    <w:b/>
+                    <w:bCs/>
+                    <w:i/>
+                    <w:color w:val="auto"/>
+                    <w:lang w:val="en-US" w:eastAsia="zh-CN"/>
+                  </w:rPr>
+                </m:ctrlPr>
+              </m:e>
+              <m:sup>
+                <m:r>
+                  <m:rPr>
+                    <m:sty m:val="bi"/>
+                  </m:rPr>
+                  <w:rPr>
+                    <w:rStyle w:val="136"/>
+                    <w:rFonts w:hint="default" w:ascii="DejaVu Math TeX Gyre" w:hAnsi="DejaVu Math TeX Gyre"/>
+                    <w:color w:val="auto"/>
+                    <w:lang w:val="en-US" w:eastAsia="zh-CN"/>
+                  </w:rPr>
+                  <m:t>2</m:t>
+                </m:r>
+                <m:ctrlPr>
+                  <m:rPr/>
+                  <w:rPr>
+                    <w:rStyle w:val="136"/>
+                    <w:rFonts w:hint="default" w:ascii="DejaVu Math TeX Gyre" w:hAnsi="DejaVu Math TeX Gyre"/>
+                    <w:b/>
+                    <w:bCs/>
+                    <w:i/>
+                    <w:color w:val="auto"/>
+                    <w:lang w:val="en-US" w:eastAsia="zh-CN"/>
+                  </w:rPr>
+                </m:ctrlPr>
+              </m:sup>
+            </m:sSup>
+            <m:ctrlPr>
+              <m:rPr/>
+              <w:rPr>
+                <w:rStyle w:val="136"/>
+                <w:rFonts w:hint="default" w:ascii="DejaVu Math TeX Gyre" w:hAnsi="DejaVu Math TeX Gyre"/>
+                <w:b/>
+                <w:bCs/>
+                <w:i/>
+                <w:color w:val="auto"/>
+                <w:lang w:val="en-US" w:eastAsia="zh-CN"/>
+              </w:rPr>
+            </m:ctrlPr>
+          </m:e>
+        </m:rad>
+        <m:r>
+          <m:rPr>
+            <m:sty m:val="bi"/>
+          </m:rPr>
+          <w:rPr>
+            <w:rStyle w:val="136"/>
+            <w:rFonts w:hint="default" w:ascii="DejaVu Math TeX Gyre" w:hAnsi="DejaVu Math TeX Gyre"/>
+            <w:color w:val="auto"/>
+            <w:lang w:val="en-US" w:eastAsia="zh-CN"/>
+          </w:rPr>
+          <m:t>−</m:t>
+        </m:r>
+        <m:sSub>
+          <m:sSubPr>
+            <m:ctrlPr>
+              <m:rPr/>
+              <w:rPr>
+                <w:rStyle w:val="136"/>
+                <w:rFonts w:hint="default" w:ascii="DejaVu Math TeX Gyre" w:hAnsi="DejaVu Math TeX Gyre"/>
+                <w:b/>
+                <w:bCs/>
+                <w:i/>
+                <w:color w:val="auto"/>
+                <w:lang w:val="en-US" w:eastAsia="zh-CN"/>
+              </w:rPr>
+            </m:ctrlPr>
+          </m:sSubPr>
+          <m:e>
+            <m:r>
+              <m:rPr>
+                <m:sty m:val="bi"/>
+              </m:rPr>
+              <w:rPr>
+                <w:rStyle w:val="136"/>
+                <w:rFonts w:hint="default" w:ascii="DejaVu Math TeX Gyre" w:hAnsi="DejaVu Math TeX Gyre"/>
+                <w:color w:val="auto"/>
+                <w:lang w:val="en-US" w:eastAsia="zh-CN"/>
+              </w:rPr>
+              <m:t>L</m:t>
+            </m:r>
+            <m:ctrlPr>
+              <m:rPr/>
+              <w:rPr>
+                <w:rStyle w:val="136"/>
+                <w:rFonts w:hint="default" w:ascii="DejaVu Math TeX Gyre" w:hAnsi="DejaVu Math TeX Gyre"/>
+                <w:b/>
+                <w:bCs/>
+                <w:i/>
+                <w:color w:val="auto"/>
+                <w:lang w:val="en-US" w:eastAsia="zh-CN"/>
+              </w:rPr>
+            </m:ctrlPr>
+          </m:e>
+          <m:sub>
+            <m:r>
+              <m:rPr>
+                <m:sty m:val="bi"/>
+              </m:rPr>
+              <w:rPr>
+                <w:rStyle w:val="136"/>
+                <w:rFonts w:hint="default" w:ascii="DejaVu Math TeX Gyre" w:hAnsi="DejaVu Math TeX Gyre"/>
+                <w:color w:val="auto"/>
+                <w:lang w:val="en-US" w:eastAsia="zh-CN"/>
+              </w:rPr>
+              <m:t>4</m:t>
+            </m:r>
+            <m:ctrlPr>
+              <m:rPr/>
+              <w:rPr>
+                <w:rStyle w:val="136"/>
+                <w:rFonts w:hint="default" w:ascii="DejaVu Math TeX Gyre" w:hAnsi="DejaVu Math TeX Gyre"/>
+                <w:b/>
+                <w:bCs/>
+                <w:i/>
+                <w:color w:val="auto"/>
+                <w:lang w:val="en-US" w:eastAsia="zh-CN"/>
+              </w:rPr>
+            </m:ctrlPr>
+          </m:sub>
+        </m:sSub>
+        <m:r>
+          <m:rPr>
+            <m:sty m:val="bi"/>
+          </m:rPr>
+          <w:rPr>
+            <w:rStyle w:val="136"/>
+            <w:rFonts w:hint="default" w:ascii="DejaVu Math TeX Gyre" w:hAnsi="DejaVu Math TeX Gyre"/>
+            <w:color w:val="auto"/>
+            <w:lang w:val="en-US" w:eastAsia="zh-CN"/>
+          </w:rPr>
+          <m:t>)</m:t>
+        </m:r>
+        <m:r>
+          <m:rPr>
+            <m:sty m:val="bi"/>
+          </m:rPr>
+          <w:rPr>
+            <w:rStyle w:val="136"/>
+            <w:rFonts w:hint="default" w:ascii="DejaVu Math TeX Gyre" w:hAnsi="DejaVu Math TeX Gyre" w:cs="DejaVu Math TeX Gyre"/>
+            <w:color w:val="auto"/>
+            <w:lang w:val="en-US" w:eastAsia="zh-CN"/>
+          </w:rPr>
+          <m:t>±</m:t>
+        </m:r>
+        <m:r>
+          <m:rPr>
+            <m:sty m:val="bi"/>
+          </m:rPr>
+          <w:rPr>
+            <w:rStyle w:val="136"/>
+            <w:rFonts w:hint="default" w:ascii="DejaVu Math TeX Gyre" w:hAnsi="DejaVu Math TeX Gyre"/>
+            <w:color w:val="auto"/>
+            <w:lang w:val="en-US" w:eastAsia="zh-CN"/>
+          </w:rPr>
+          <m:t>arccos</m:t>
+        </m:r>
+        <m:f>
+          <m:fPr>
+            <m:ctrlPr>
+              <m:rPr/>
+              <w:rPr>
+                <w:rStyle w:val="136"/>
+                <w:rFonts w:hint="default" w:ascii="DejaVu Math TeX Gyre" w:hAnsi="DejaVu Math TeX Gyre"/>
+                <w:b/>
+                <w:bCs/>
+                <w:i/>
+                <w:color w:val="auto"/>
+                <w:lang w:val="en-US" w:eastAsia="zh-CN"/>
+              </w:rPr>
+            </m:ctrlPr>
+          </m:fPr>
+          <m:num>
+            <m:sSup>
+              <m:sSupPr>
+                <m:ctrlPr>
+                  <m:rPr/>
+                  <w:rPr>
+                    <w:rStyle w:val="136"/>
+                    <w:rFonts w:hint="default" w:ascii="DejaVu Math TeX Gyre" w:hAnsi="DejaVu Math TeX Gyre"/>
+                    <w:b/>
+                    <w:bCs/>
+                    <w:i/>
+                    <w:color w:val="auto"/>
+                    <w:lang w:val="en-US" w:eastAsia="zh-CN"/>
+                  </w:rPr>
+                </m:ctrlPr>
+              </m:sSupPr>
+              <m:e>
+                <m:sSub>
+                  <m:sSubPr>
+                    <m:ctrlPr>
+                      <m:rPr/>
+                      <w:rPr>
+                        <w:rStyle w:val="136"/>
+                        <w:rFonts w:hint="default" w:ascii="DejaVu Math TeX Gyre" w:hAnsi="DejaVu Math TeX Gyre"/>
+                        <w:b/>
+                        <w:bCs/>
+                        <w:i/>
+                        <w:color w:val="auto"/>
+                        <w:lang w:val="en-US" w:eastAsia="zh-CN"/>
+                      </w:rPr>
+                    </m:ctrlPr>
+                  </m:sSubPr>
+                  <m:e>
+                    <m:r>
+                      <m:rPr>
+                        <m:sty m:val="bi"/>
+                      </m:rPr>
+                      <w:rPr>
+                        <w:rStyle w:val="136"/>
+                        <w:rFonts w:hint="default" w:ascii="DejaVu Math TeX Gyre" w:hAnsi="DejaVu Math TeX Gyre"/>
+                        <w:color w:val="auto"/>
+                        <w:lang w:val="en-US" w:eastAsia="zh-CN"/>
+                      </w:rPr>
+                      <m:t>L</m:t>
+                    </m:r>
+                    <m:ctrlPr>
+                      <m:rPr/>
+                      <w:rPr>
+                        <w:rStyle w:val="136"/>
+                        <w:rFonts w:hint="default" w:ascii="DejaVu Math TeX Gyre" w:hAnsi="DejaVu Math TeX Gyre"/>
+                        <w:b/>
+                        <w:bCs/>
+                        <w:i/>
+                        <w:color w:val="auto"/>
+                        <w:lang w:val="en-US" w:eastAsia="zh-CN"/>
+                      </w:rPr>
+                    </m:ctrlPr>
+                  </m:e>
+                  <m:sub>
+                    <m:r>
+                      <m:rPr>
+                        <m:sty m:val="bi"/>
+                      </m:rPr>
+                      <w:rPr>
+                        <w:rStyle w:val="136"/>
+                        <w:rFonts w:hint="default" w:ascii="DejaVu Math TeX Gyre" w:hAnsi="DejaVu Math TeX Gyre"/>
+                        <w:color w:val="auto"/>
+                        <w:lang w:val="en-US" w:eastAsia="zh-CN"/>
+                      </w:rPr>
+                      <m:t>2</m:t>
+                    </m:r>
+                    <m:ctrlPr>
+                      <m:rPr/>
+                      <w:rPr>
+                        <w:rStyle w:val="136"/>
+                        <w:rFonts w:hint="default" w:ascii="DejaVu Math TeX Gyre" w:hAnsi="DejaVu Math TeX Gyre"/>
+                        <w:b/>
+                        <w:bCs/>
+                        <w:i/>
+                        <w:color w:val="auto"/>
+                        <w:lang w:val="en-US" w:eastAsia="zh-CN"/>
+                      </w:rPr>
+                    </m:ctrlPr>
+                  </m:sub>
+                </m:sSub>
+                <m:ctrlPr>
+                  <m:rPr/>
+                  <w:rPr>
+                    <w:rStyle w:val="136"/>
+                    <w:rFonts w:hint="default" w:ascii="DejaVu Math TeX Gyre" w:hAnsi="DejaVu Math TeX Gyre"/>
+                    <w:b/>
+                    <w:bCs/>
+                    <w:i/>
+                    <w:color w:val="auto"/>
+                    <w:lang w:val="en-US" w:eastAsia="zh-CN"/>
+                  </w:rPr>
+                </m:ctrlPr>
+              </m:e>
+              <m:sup>
+                <m:r>
+                  <m:rPr>
+                    <m:sty m:val="bi"/>
+                  </m:rPr>
+                  <w:rPr>
+                    <w:rStyle w:val="136"/>
+                    <w:rFonts w:hint="default" w:ascii="DejaVu Math TeX Gyre" w:hAnsi="DejaVu Math TeX Gyre"/>
+                    <w:color w:val="auto"/>
+                    <w:lang w:val="en-US" w:eastAsia="zh-CN"/>
+                  </w:rPr>
+                  <m:t>2</m:t>
+                </m:r>
+                <m:ctrlPr>
+                  <m:rPr/>
+                  <w:rPr>
+                    <w:rStyle w:val="136"/>
+                    <w:rFonts w:hint="default" w:ascii="DejaVu Math TeX Gyre" w:hAnsi="DejaVu Math TeX Gyre"/>
+                    <w:b/>
+                    <w:bCs/>
+                    <w:i/>
+                    <w:color w:val="auto"/>
+                    <w:lang w:val="en-US" w:eastAsia="zh-CN"/>
+                  </w:rPr>
+                </m:ctrlPr>
+              </m:sup>
+            </m:sSup>
+            <m:r>
+              <m:rPr>
+                <m:sty m:val="bi"/>
+              </m:rPr>
+              <w:rPr>
+                <w:rStyle w:val="136"/>
+                <w:rFonts w:hint="default" w:ascii="DejaVu Math TeX Gyre" w:hAnsi="DejaVu Math TeX Gyre"/>
+                <w:color w:val="auto"/>
+                <w:lang w:val="en-US" w:eastAsia="zh-CN"/>
+              </w:rPr>
+              <m:t>+</m:t>
+            </m:r>
+            <m:sSup>
+              <m:sSupPr>
+                <m:ctrlPr>
+                  <m:rPr/>
+                  <w:rPr>
+                    <w:rStyle w:val="136"/>
+                    <w:rFonts w:hint="default" w:ascii="DejaVu Math TeX Gyre" w:hAnsi="DejaVu Math TeX Gyre"/>
+                    <w:b/>
+                    <w:bCs/>
+                    <w:i/>
+                    <w:color w:val="auto"/>
+                    <w:lang w:val="en-US" w:eastAsia="zh-CN"/>
+                  </w:rPr>
+                </m:ctrlPr>
+              </m:sSupPr>
+              <m:e>
+                <m:r>
+                  <m:rPr>
+                    <m:sty m:val="bi"/>
+                  </m:rPr>
+                  <w:rPr>
+                    <w:rStyle w:val="136"/>
+                    <w:rFonts w:hint="default" w:ascii="DejaVu Math TeX Gyre" w:hAnsi="DejaVu Math TeX Gyre"/>
+                    <w:color w:val="auto"/>
+                    <w:lang w:val="en-US" w:eastAsia="zh-CN"/>
+                  </w:rPr>
+                  <m:t>(</m:t>
+                </m:r>
+                <m:rad>
+                  <m:radPr>
+                    <m:degHide m:val="1"/>
+                    <m:ctrlPr>
+                      <w:rPr>
+                        <w:rStyle w:val="136"/>
+                        <w:rFonts w:ascii="DejaVu Math TeX Gyre" w:hAnsi="DejaVu Math TeX Gyre"/>
+                        <w:b/>
+                        <w:bCs/>
+                        <w:i/>
+                        <w:color w:val="auto"/>
+                        <w:lang w:val="en-US"/>
+                      </w:rPr>
+                    </m:ctrlPr>
+                  </m:radPr>
+                  <m:deg>
+                    <m:ctrlPr>
+                      <w:rPr>
+                        <w:rStyle w:val="136"/>
+                        <w:rFonts w:ascii="DejaVu Math TeX Gyre" w:hAnsi="DejaVu Math TeX Gyre"/>
+                        <w:b/>
+                        <w:bCs/>
+                        <w:i/>
+                        <w:color w:val="auto"/>
+                        <w:lang w:val="en-US"/>
+                      </w:rPr>
+                    </m:ctrlPr>
+                  </m:deg>
+                  <m:e>
+                    <m:sSup>
+                      <m:sSupPr>
+                        <m:ctrlPr>
+                          <w:rPr>
+                            <w:rStyle w:val="136"/>
+                            <w:rFonts w:ascii="DejaVu Math TeX Gyre" w:hAnsi="DejaVu Math TeX Gyre"/>
+                            <w:b/>
+                            <w:bCs/>
+                            <w:i/>
+                            <w:color w:val="auto"/>
+                            <w:lang w:val="en-US"/>
+                          </w:rPr>
+                        </m:ctrlPr>
+                      </m:sSupPr>
+                      <m:e>
+                        <m:r>
+                          <m:rPr>
+                            <m:sty m:val="bi"/>
+                          </m:rPr>
+                          <w:rPr>
+                            <w:rStyle w:val="136"/>
+                            <w:rFonts w:hint="default" w:ascii="DejaVu Math TeX Gyre" w:hAnsi="DejaVu Math TeX Gyre"/>
+                            <w:color w:val="auto"/>
+                            <w:lang w:val="en-US"/>
+                          </w:rPr>
+                          <m:t>x</m:t>
+                        </m:r>
+                        <m:ctrlPr>
+                          <w:rPr>
+                            <w:rStyle w:val="136"/>
+                            <w:rFonts w:ascii="DejaVu Math TeX Gyre" w:hAnsi="DejaVu Math TeX Gyre"/>
+                            <w:b/>
+                            <w:bCs/>
+                            <w:i/>
+                            <w:color w:val="auto"/>
+                            <w:lang w:val="en-US"/>
+                          </w:rPr>
+                        </m:ctrlPr>
+                      </m:e>
+                      <m:sup>
+                        <m:r>
+                          <m:rPr>
+                            <m:sty m:val="bi"/>
+                          </m:rPr>
+                          <w:rPr>
+                            <w:rStyle w:val="136"/>
+                            <w:rFonts w:hint="default" w:ascii="DejaVu Math TeX Gyre" w:hAnsi="DejaVu Math TeX Gyre"/>
+                            <w:color w:val="auto"/>
+                            <w:lang w:val="en-US"/>
+                          </w:rPr>
+                          <m:t>2</m:t>
+                        </m:r>
+                        <m:ctrlPr>
+                          <w:rPr>
+                            <w:rStyle w:val="136"/>
+                            <w:rFonts w:ascii="DejaVu Math TeX Gyre" w:hAnsi="DejaVu Math TeX Gyre"/>
+                            <w:b/>
+                            <w:bCs/>
+                            <w:i/>
+                            <w:color w:val="auto"/>
+                            <w:lang w:val="en-US"/>
+                          </w:rPr>
+                        </m:ctrlPr>
+                      </m:sup>
+                    </m:sSup>
+                    <m:r>
+                      <m:rPr>
+                        <m:sty m:val="bi"/>
+                      </m:rPr>
+                      <w:rPr>
+                        <w:rStyle w:val="136"/>
+                        <w:rFonts w:hint="default" w:ascii="DejaVu Math TeX Gyre" w:hAnsi="DejaVu Math TeX Gyre"/>
+                        <w:color w:val="auto"/>
+                        <w:lang w:val="en-US"/>
+                      </w:rPr>
+                      <m:t>+</m:t>
+                    </m:r>
+                    <m:sSup>
+                      <m:sSupPr>
+                        <m:ctrlPr>
+                          <w:rPr>
+                            <w:rStyle w:val="136"/>
+                            <w:rFonts w:hint="default" w:ascii="DejaVu Math TeX Gyre" w:hAnsi="DejaVu Math TeX Gyre"/>
+                            <w:b/>
+                            <w:bCs/>
+                            <w:i/>
+                            <w:color w:val="auto"/>
+                            <w:lang w:val="en-US"/>
+                          </w:rPr>
+                        </m:ctrlPr>
+                      </m:sSupPr>
+                      <m:e>
+                        <m:r>
+                          <m:rPr>
+                            <m:sty m:val="bi"/>
+                          </m:rPr>
+                          <w:rPr>
+                            <w:rStyle w:val="136"/>
+                            <w:rFonts w:hint="default" w:ascii="DejaVu Math TeX Gyre" w:hAnsi="DejaVu Math TeX Gyre"/>
+                            <w:color w:val="auto"/>
+                            <w:lang w:val="en-US"/>
+                          </w:rPr>
+                          <m:t>y</m:t>
+                        </m:r>
+                        <m:ctrlPr>
+                          <w:rPr>
+                            <w:rStyle w:val="136"/>
+                            <w:rFonts w:hint="default" w:ascii="DejaVu Math TeX Gyre" w:hAnsi="DejaVu Math TeX Gyre"/>
+                            <w:b/>
+                            <w:bCs/>
+                            <w:i/>
+                            <w:color w:val="auto"/>
+                            <w:lang w:val="en-US"/>
+                          </w:rPr>
+                        </m:ctrlPr>
+                      </m:e>
+                      <m:sup>
+                        <m:r>
+                          <m:rPr>
+                            <m:sty m:val="bi"/>
+                          </m:rPr>
+                          <w:rPr>
+                            <w:rStyle w:val="136"/>
+                            <w:rFonts w:hint="default" w:ascii="DejaVu Math TeX Gyre" w:hAnsi="DejaVu Math TeX Gyre"/>
+                            <w:color w:val="auto"/>
+                            <w:lang w:val="en-US"/>
+                          </w:rPr>
+                          <m:t>2</m:t>
+                        </m:r>
+                        <m:ctrlPr>
+                          <w:rPr>
+                            <w:rStyle w:val="136"/>
+                            <w:rFonts w:hint="default" w:ascii="DejaVu Math TeX Gyre" w:hAnsi="DejaVu Math TeX Gyre"/>
+                            <w:b/>
+                            <w:bCs/>
+                            <w:i/>
+                            <w:color w:val="auto"/>
+                            <w:lang w:val="en-US"/>
+                          </w:rPr>
+                        </m:ctrlPr>
+                      </m:sup>
+                    </m:sSup>
+                    <m:ctrlPr>
+                      <w:rPr>
+                        <w:rStyle w:val="136"/>
+                        <w:rFonts w:ascii="DejaVu Math TeX Gyre" w:hAnsi="DejaVu Math TeX Gyre"/>
+                        <w:b/>
+                        <w:bCs/>
+                        <w:i/>
+                        <w:color w:val="auto"/>
+                        <w:lang w:val="en-US"/>
+                      </w:rPr>
+                    </m:ctrlPr>
+                  </m:e>
+                </m:rad>
+                <m:r>
+                  <m:rPr>
+                    <m:sty m:val="b"/>
+                  </m:rPr>
+                  <w:rPr>
+                    <w:rStyle w:val="136"/>
+                    <w:rFonts w:hint="default" w:ascii="DejaVu Math TeX Gyre" w:hAnsi="DejaVu Math TeX Gyre"/>
+                    <w:color w:val="auto"/>
+                    <w:lang w:val="en-US"/>
+                  </w:rPr>
+                  <m:t>−</m:t>
+                </m:r>
+                <m:sSub>
+                  <m:sSubPr>
+                    <m:ctrlPr>
+                      <w:rPr>
+                        <w:rStyle w:val="136"/>
+                        <w:rFonts w:ascii="DejaVu Math TeX Gyre" w:hAnsi="DejaVu Math TeX Gyre"/>
+                        <w:b/>
+                        <w:bCs/>
+                        <w:i/>
+                        <w:color w:val="auto"/>
+                        <w:lang w:val="en-US"/>
+                      </w:rPr>
+                    </m:ctrlPr>
+                  </m:sSubPr>
+                  <m:e>
+                    <m:r>
+                      <m:rPr>
+                        <m:sty m:val="bi"/>
+                      </m:rPr>
+                      <w:rPr>
+                        <w:rStyle w:val="136"/>
+                        <w:rFonts w:hint="default" w:ascii="DejaVu Math TeX Gyre" w:hAnsi="DejaVu Math TeX Gyre"/>
+                        <w:color w:val="auto"/>
+                        <w:lang w:val="en-US"/>
+                      </w:rPr>
+                      <m:t>L</m:t>
+                    </m:r>
+                    <m:ctrlPr>
+                      <w:rPr>
+                        <w:rStyle w:val="136"/>
+                        <w:rFonts w:ascii="DejaVu Math TeX Gyre" w:hAnsi="DejaVu Math TeX Gyre"/>
+                        <w:b/>
+                        <w:bCs/>
+                        <w:i/>
+                        <w:color w:val="auto"/>
+                        <w:lang w:val="en-US"/>
+                      </w:rPr>
+                    </m:ctrlPr>
+                  </m:e>
+                  <m:sub>
+                    <m:r>
+                      <m:rPr>
+                        <m:sty m:val="bi"/>
+                      </m:rPr>
+                      <w:rPr>
+                        <w:rStyle w:val="136"/>
+                        <w:rFonts w:hint="default" w:ascii="DejaVu Math TeX Gyre" w:hAnsi="DejaVu Math TeX Gyre"/>
+                        <w:color w:val="auto"/>
+                        <w:lang w:val="en-US"/>
+                      </w:rPr>
+                      <m:t>4</m:t>
+                    </m:r>
+                    <m:ctrlPr>
+                      <w:rPr>
+                        <w:rStyle w:val="136"/>
+                        <w:rFonts w:ascii="DejaVu Math TeX Gyre" w:hAnsi="DejaVu Math TeX Gyre"/>
+                        <w:b/>
+                        <w:bCs/>
+                        <w:i/>
+                        <w:color w:val="auto"/>
+                        <w:lang w:val="en-US"/>
+                      </w:rPr>
+                    </m:ctrlPr>
+                  </m:sub>
+                </m:sSub>
+                <m:r>
+                  <m:rPr>
+                    <m:sty m:val="bi"/>
+                  </m:rPr>
+                  <w:rPr>
+                    <w:rStyle w:val="136"/>
+                    <w:rFonts w:hint="default" w:ascii="DejaVu Math TeX Gyre" w:hAnsi="DejaVu Math TeX Gyre"/>
+                    <w:color w:val="auto"/>
+                    <w:lang w:val="en-US"/>
+                  </w:rPr>
+                  <m:t>)</m:t>
+                </m:r>
+                <m:ctrlPr>
+                  <m:rPr/>
+                  <w:rPr>
+                    <w:rStyle w:val="136"/>
+                    <w:rFonts w:hint="default" w:ascii="DejaVu Math TeX Gyre" w:hAnsi="DejaVu Math TeX Gyre"/>
+                    <w:b/>
+                    <w:bCs/>
+                    <w:i/>
+                    <w:color w:val="auto"/>
+                    <w:lang w:val="en-US" w:eastAsia="zh-CN"/>
+                  </w:rPr>
+                </m:ctrlPr>
+              </m:e>
+              <m:sup>
+                <m:r>
+                  <m:rPr>
+                    <m:sty m:val="bi"/>
+                  </m:rPr>
+                  <w:rPr>
+                    <w:rStyle w:val="136"/>
+                    <w:rFonts w:hint="default" w:ascii="DejaVu Math TeX Gyre" w:hAnsi="DejaVu Math TeX Gyre"/>
+                    <w:color w:val="auto"/>
+                    <w:lang w:val="en-US" w:eastAsia="zh-CN"/>
+                  </w:rPr>
+                  <m:t>2</m:t>
+                </m:r>
+                <m:ctrlPr>
+                  <m:rPr/>
+                  <w:rPr>
+                    <w:rStyle w:val="136"/>
+                    <w:rFonts w:hint="default" w:ascii="DejaVu Math TeX Gyre" w:hAnsi="DejaVu Math TeX Gyre"/>
+                    <w:b/>
+                    <w:bCs/>
+                    <w:i/>
+                    <w:color w:val="auto"/>
+                    <w:lang w:val="en-US" w:eastAsia="zh-CN"/>
+                  </w:rPr>
+                </m:ctrlPr>
+              </m:sup>
+            </m:sSup>
+            <m:r>
+              <m:rPr>
+                <m:sty m:val="bi"/>
+              </m:rPr>
+              <w:rPr>
+                <w:rStyle w:val="136"/>
+                <w:rFonts w:hint="default" w:ascii="DejaVu Math TeX Gyre" w:hAnsi="DejaVu Math TeX Gyre"/>
+                <w:color w:val="auto"/>
+                <w:lang w:val="en-US" w:eastAsia="zh-CN"/>
+              </w:rPr>
+              <m:t>+</m:t>
+            </m:r>
+            <m:sSup>
+              <m:sSupPr>
+                <m:ctrlPr>
+                  <m:rPr/>
+                  <w:rPr>
+                    <w:rStyle w:val="136"/>
+                    <w:rFonts w:hint="default" w:ascii="DejaVu Math TeX Gyre" w:hAnsi="DejaVu Math TeX Gyre"/>
+                    <w:b/>
+                    <w:bCs/>
+                    <w:i/>
+                    <w:color w:val="auto"/>
+                    <w:lang w:val="en-US" w:eastAsia="zh-CN"/>
+                  </w:rPr>
+                </m:ctrlPr>
+              </m:sSupPr>
+              <m:e>
+                <m:r>
+                  <m:rPr>
+                    <m:sty m:val="bi"/>
+                  </m:rPr>
+                  <w:rPr>
+                    <w:rStyle w:val="136"/>
+                    <w:rFonts w:hint="default" w:ascii="DejaVu Math TeX Gyre" w:hAnsi="DejaVu Math TeX Gyre"/>
+                    <w:color w:val="auto"/>
+                    <w:lang w:val="en-US" w:eastAsia="zh-CN"/>
+                  </w:rPr>
+                  <m:t>(z−</m:t>
+                </m:r>
+                <m:sSub>
+                  <m:sSubPr>
+                    <m:ctrlPr>
+                      <m:rPr/>
+                      <w:rPr>
+                        <w:rStyle w:val="136"/>
+                        <w:rFonts w:hint="default" w:ascii="DejaVu Math TeX Gyre" w:hAnsi="DejaVu Math TeX Gyre"/>
+                        <w:b/>
+                        <w:bCs/>
+                        <w:i/>
+                        <w:color w:val="auto"/>
+                        <w:lang w:val="en-US" w:eastAsia="zh-CN"/>
+                      </w:rPr>
+                    </m:ctrlPr>
+                  </m:sSubPr>
+                  <m:e>
+                    <m:r>
+                      <m:rPr>
+                        <m:sty m:val="bi"/>
+                      </m:rPr>
+                      <w:rPr>
+                        <w:rStyle w:val="136"/>
+                        <w:rFonts w:hint="default" w:ascii="DejaVu Math TeX Gyre" w:hAnsi="DejaVu Math TeX Gyre"/>
+                        <w:color w:val="auto"/>
+                        <w:lang w:val="en-US" w:eastAsia="zh-CN"/>
+                      </w:rPr>
+                      <m:t>L</m:t>
+                    </m:r>
+                    <m:ctrlPr>
+                      <m:rPr/>
+                      <w:rPr>
+                        <w:rStyle w:val="136"/>
+                        <w:rFonts w:hint="default" w:ascii="DejaVu Math TeX Gyre" w:hAnsi="DejaVu Math TeX Gyre"/>
+                        <w:b/>
+                        <w:bCs/>
+                        <w:i/>
+                        <w:color w:val="auto"/>
+                        <w:lang w:val="en-US" w:eastAsia="zh-CN"/>
+                      </w:rPr>
+                    </m:ctrlPr>
+                  </m:e>
+                  <m:sub>
+                    <m:r>
+                      <m:rPr>
+                        <m:sty m:val="bi"/>
+                      </m:rPr>
+                      <w:rPr>
+                        <w:rStyle w:val="136"/>
+                        <w:rFonts w:hint="default" w:ascii="DejaVu Math TeX Gyre" w:hAnsi="DejaVu Math TeX Gyre"/>
+                        <w:color w:val="auto"/>
+                        <w:lang w:val="en-US" w:eastAsia="zh-CN"/>
+                      </w:rPr>
+                      <m:t>1</m:t>
+                    </m:r>
+                    <m:ctrlPr>
+                      <m:rPr/>
+                      <w:rPr>
+                        <w:rStyle w:val="136"/>
+                        <w:rFonts w:hint="default" w:ascii="DejaVu Math TeX Gyre" w:hAnsi="DejaVu Math TeX Gyre"/>
+                        <w:b/>
+                        <w:bCs/>
+                        <w:i/>
+                        <w:color w:val="auto"/>
+                        <w:lang w:val="en-US" w:eastAsia="zh-CN"/>
+                      </w:rPr>
+                    </m:ctrlPr>
+                  </m:sub>
+                </m:sSub>
+                <m:r>
+                  <m:rPr>
+                    <m:sty m:val="bi"/>
+                  </m:rPr>
+                  <w:rPr>
+                    <w:rStyle w:val="136"/>
+                    <w:rFonts w:hint="default" w:ascii="DejaVu Math TeX Gyre" w:hAnsi="DejaVu Math TeX Gyre"/>
+                    <w:color w:val="auto"/>
+                    <w:lang w:val="en-US" w:eastAsia="zh-CN"/>
+                  </w:rPr>
+                  <m:t>)</m:t>
+                </m:r>
+                <m:ctrlPr>
+                  <m:rPr/>
+                  <w:rPr>
+                    <w:rStyle w:val="136"/>
+                    <w:rFonts w:hint="default" w:ascii="DejaVu Math TeX Gyre" w:hAnsi="DejaVu Math TeX Gyre"/>
+                    <w:b/>
+                    <w:bCs/>
+                    <w:i/>
+                    <w:color w:val="auto"/>
+                    <w:lang w:val="en-US" w:eastAsia="zh-CN"/>
+                  </w:rPr>
+                </m:ctrlPr>
+              </m:e>
+              <m:sup>
+                <m:r>
+                  <m:rPr>
+                    <m:sty m:val="bi"/>
+                  </m:rPr>
+                  <w:rPr>
+                    <w:rStyle w:val="136"/>
+                    <w:rFonts w:hint="default" w:ascii="DejaVu Math TeX Gyre" w:hAnsi="DejaVu Math TeX Gyre"/>
+                    <w:color w:val="auto"/>
+                    <w:lang w:val="en-US" w:eastAsia="zh-CN"/>
+                  </w:rPr>
+                  <m:t>2</m:t>
+                </m:r>
+                <m:ctrlPr>
+                  <m:rPr/>
+                  <w:rPr>
+                    <w:rStyle w:val="136"/>
+                    <w:rFonts w:hint="default" w:ascii="DejaVu Math TeX Gyre" w:hAnsi="DejaVu Math TeX Gyre"/>
+                    <w:b/>
+                    <w:bCs/>
+                    <w:i/>
+                    <w:color w:val="auto"/>
+                    <w:lang w:val="en-US" w:eastAsia="zh-CN"/>
+                  </w:rPr>
+                </m:ctrlPr>
+              </m:sup>
+            </m:sSup>
+            <m:r>
+              <m:rPr>
+                <m:sty m:val="bi"/>
+              </m:rPr>
+              <w:rPr>
+                <w:rStyle w:val="136"/>
+                <w:rFonts w:hint="default" w:ascii="DejaVu Math TeX Gyre" w:hAnsi="DejaVu Math TeX Gyre"/>
+                <w:color w:val="auto"/>
+                <w:lang w:val="en-US" w:eastAsia="zh-CN"/>
+              </w:rPr>
+              <m:t>−</m:t>
+            </m:r>
+            <m:sSup>
+              <m:sSupPr>
+                <m:ctrlPr>
+                  <m:rPr/>
+                  <w:rPr>
+                    <w:rStyle w:val="136"/>
+                    <w:rFonts w:hint="default" w:ascii="DejaVu Math TeX Gyre" w:hAnsi="DejaVu Math TeX Gyre"/>
+                    <w:b/>
+                    <w:bCs/>
+                    <w:i/>
+                    <w:color w:val="auto"/>
+                    <w:lang w:val="en-US" w:eastAsia="zh-CN"/>
+                  </w:rPr>
+                </m:ctrlPr>
+              </m:sSupPr>
+              <m:e>
+                <m:sSub>
+                  <m:sSubPr>
+                    <m:ctrlPr>
+                      <m:rPr/>
+                      <w:rPr>
+                        <w:rStyle w:val="136"/>
+                        <w:rFonts w:hint="default" w:ascii="DejaVu Math TeX Gyre" w:hAnsi="DejaVu Math TeX Gyre"/>
+                        <w:b/>
+                        <w:bCs/>
+                        <w:i/>
+                        <w:color w:val="auto"/>
+                        <w:lang w:val="en-US" w:eastAsia="zh-CN"/>
+                      </w:rPr>
+                    </m:ctrlPr>
+                  </m:sSubPr>
+                  <m:e>
+                    <m:r>
+                      <m:rPr>
+                        <m:sty m:val="bi"/>
+                      </m:rPr>
+                      <w:rPr>
+                        <w:rStyle w:val="136"/>
+                        <w:rFonts w:hint="default" w:ascii="DejaVu Math TeX Gyre" w:hAnsi="DejaVu Math TeX Gyre"/>
+                        <w:color w:val="auto"/>
+                        <w:lang w:val="en-US" w:eastAsia="zh-CN"/>
+                      </w:rPr>
+                      <m:t>L</m:t>
+                    </m:r>
+                    <m:ctrlPr>
+                      <m:rPr/>
+                      <w:rPr>
+                        <w:rStyle w:val="136"/>
+                        <w:rFonts w:hint="default" w:ascii="DejaVu Math TeX Gyre" w:hAnsi="DejaVu Math TeX Gyre"/>
+                        <w:b/>
+                        <w:bCs/>
+                        <w:i/>
+                        <w:color w:val="auto"/>
+                        <w:lang w:val="en-US" w:eastAsia="zh-CN"/>
+                      </w:rPr>
+                    </m:ctrlPr>
+                  </m:e>
+                  <m:sub>
+                    <m:r>
+                      <m:rPr>
+                        <m:sty m:val="bi"/>
+                      </m:rPr>
+                      <w:rPr>
+                        <w:rStyle w:val="136"/>
+                        <w:rFonts w:hint="default" w:ascii="DejaVu Math TeX Gyre" w:hAnsi="DejaVu Math TeX Gyre"/>
+                        <w:color w:val="auto"/>
+                        <w:lang w:val="en-US" w:eastAsia="zh-CN"/>
+                      </w:rPr>
+                      <m:t>3</m:t>
+                    </m:r>
+                    <m:ctrlPr>
+                      <m:rPr/>
+                      <w:rPr>
+                        <w:rStyle w:val="136"/>
+                        <w:rFonts w:hint="default" w:ascii="DejaVu Math TeX Gyre" w:hAnsi="DejaVu Math TeX Gyre"/>
+                        <w:b/>
+                        <w:bCs/>
+                        <w:i/>
+                        <w:color w:val="auto"/>
+                        <w:lang w:val="en-US" w:eastAsia="zh-CN"/>
+                      </w:rPr>
+                    </m:ctrlPr>
+                  </m:sub>
+                </m:sSub>
+                <m:ctrlPr>
+                  <m:rPr/>
+                  <w:rPr>
+                    <w:rStyle w:val="136"/>
+                    <w:rFonts w:hint="default" w:ascii="DejaVu Math TeX Gyre" w:hAnsi="DejaVu Math TeX Gyre"/>
+                    <w:b/>
+                    <w:bCs/>
+                    <w:i/>
+                    <w:color w:val="auto"/>
+                    <w:lang w:val="en-US" w:eastAsia="zh-CN"/>
+                  </w:rPr>
+                </m:ctrlPr>
+              </m:e>
+              <m:sup>
+                <m:r>
+                  <m:rPr>
+                    <m:sty m:val="bi"/>
+                  </m:rPr>
+                  <w:rPr>
+                    <w:rStyle w:val="136"/>
+                    <w:rFonts w:hint="default" w:ascii="DejaVu Math TeX Gyre" w:hAnsi="DejaVu Math TeX Gyre"/>
+                    <w:color w:val="auto"/>
+                    <w:lang w:val="en-US" w:eastAsia="zh-CN"/>
+                  </w:rPr>
+                  <m:t>2</m:t>
+                </m:r>
+                <m:ctrlPr>
+                  <m:rPr/>
+                  <w:rPr>
+                    <w:rStyle w:val="136"/>
+                    <w:rFonts w:hint="default" w:ascii="DejaVu Math TeX Gyre" w:hAnsi="DejaVu Math TeX Gyre"/>
+                    <w:b/>
+                    <w:bCs/>
+                    <w:i/>
+                    <w:color w:val="auto"/>
+                    <w:lang w:val="en-US" w:eastAsia="zh-CN"/>
+                  </w:rPr>
+                </m:ctrlPr>
+              </m:sup>
+            </m:sSup>
+            <m:ctrlPr>
+              <m:rPr/>
+              <w:rPr>
+                <w:rStyle w:val="136"/>
+                <w:rFonts w:hint="default" w:ascii="DejaVu Math TeX Gyre" w:hAnsi="DejaVu Math TeX Gyre"/>
+                <w:b/>
+                <w:bCs/>
+                <w:i/>
+                <w:color w:val="auto"/>
+                <w:lang w:val="en-US" w:eastAsia="zh-CN"/>
+              </w:rPr>
+            </m:ctrlPr>
+          </m:num>
+          <m:den>
+            <m:r>
+              <m:rPr>
+                <m:sty m:val="bi"/>
+              </m:rPr>
+              <w:rPr>
+                <w:rStyle w:val="136"/>
+                <w:rFonts w:hint="default" w:ascii="DejaVu Math TeX Gyre" w:hAnsi="DejaVu Math TeX Gyre"/>
+                <w:color w:val="auto"/>
+                <w:lang w:val="en-US" w:eastAsia="zh-CN"/>
+              </w:rPr>
+              <m:t>2</m:t>
+            </m:r>
+            <m:sSub>
+              <m:sSubPr>
+                <m:ctrlPr>
+                  <m:rPr/>
+                  <w:rPr>
+                    <w:rStyle w:val="136"/>
+                    <w:rFonts w:hint="default" w:ascii="DejaVu Math TeX Gyre" w:hAnsi="DejaVu Math TeX Gyre"/>
+                    <w:b/>
+                    <w:bCs/>
+                    <w:i/>
+                    <w:color w:val="auto"/>
+                    <w:lang w:val="en-US" w:eastAsia="zh-CN"/>
+                  </w:rPr>
+                </m:ctrlPr>
+              </m:sSubPr>
+              <m:e>
+                <m:r>
+                  <m:rPr>
+                    <m:sty m:val="bi"/>
+                  </m:rPr>
+                  <w:rPr>
+                    <w:rStyle w:val="136"/>
+                    <w:rFonts w:hint="default" w:ascii="DejaVu Math TeX Gyre" w:hAnsi="DejaVu Math TeX Gyre"/>
+                    <w:color w:val="auto"/>
+                    <w:lang w:val="en-US" w:eastAsia="zh-CN"/>
+                  </w:rPr>
+                  <m:t>L</m:t>
+                </m:r>
+                <m:ctrlPr>
+                  <m:rPr/>
+                  <w:rPr>
+                    <w:rStyle w:val="136"/>
+                    <w:rFonts w:hint="default" w:ascii="DejaVu Math TeX Gyre" w:hAnsi="DejaVu Math TeX Gyre"/>
+                    <w:b/>
+                    <w:bCs/>
+                    <w:i/>
+                    <w:color w:val="auto"/>
+                    <w:lang w:val="en-US" w:eastAsia="zh-CN"/>
+                  </w:rPr>
+                </m:ctrlPr>
+              </m:e>
+              <m:sub>
+                <m:r>
+                  <m:rPr>
+                    <m:sty m:val="bi"/>
+                  </m:rPr>
+                  <w:rPr>
+                    <w:rStyle w:val="136"/>
+                    <w:rFonts w:hint="default" w:ascii="DejaVu Math TeX Gyre" w:hAnsi="DejaVu Math TeX Gyre"/>
+                    <w:color w:val="auto"/>
+                    <w:lang w:val="en-US" w:eastAsia="zh-CN"/>
+                  </w:rPr>
+                  <m:t>2</m:t>
+                </m:r>
+                <m:ctrlPr>
+                  <m:rPr/>
+                  <w:rPr>
+                    <w:rStyle w:val="136"/>
+                    <w:rFonts w:hint="default" w:ascii="DejaVu Math TeX Gyre" w:hAnsi="DejaVu Math TeX Gyre"/>
+                    <w:b/>
+                    <w:bCs/>
+                    <w:i/>
+                    <w:color w:val="auto"/>
+                    <w:lang w:val="en-US" w:eastAsia="zh-CN"/>
+                  </w:rPr>
+                </m:ctrlPr>
+              </m:sub>
+            </m:sSub>
+            <m:rad>
+              <m:radPr>
+                <m:degHide m:val="1"/>
+                <m:ctrlPr>
+                  <m:rPr/>
+                  <w:rPr>
+                    <w:rStyle w:val="136"/>
+                    <w:rFonts w:hint="default" w:ascii="DejaVu Math TeX Gyre" w:hAnsi="DejaVu Math TeX Gyre"/>
+                    <w:b/>
+                    <w:bCs/>
+                    <w:i/>
+                    <w:color w:val="auto"/>
+                    <w:lang w:val="en-US" w:eastAsia="zh-CN"/>
+                  </w:rPr>
+                </m:ctrlPr>
+              </m:radPr>
+              <m:deg>
+                <m:ctrlPr>
+                  <m:rPr/>
+                  <w:rPr>
+                    <w:rStyle w:val="136"/>
+                    <w:rFonts w:hint="default" w:ascii="DejaVu Math TeX Gyre" w:hAnsi="DejaVu Math TeX Gyre"/>
+                    <w:b/>
+                    <w:bCs/>
+                    <w:i/>
+                    <w:color w:val="auto"/>
+                    <w:lang w:val="en-US" w:eastAsia="zh-CN"/>
+                  </w:rPr>
+                </m:ctrlPr>
+              </m:deg>
+              <m:e>
+                <m:sSup>
+                  <m:sSupPr>
+                    <m:ctrlPr>
+                      <w:rPr>
+                        <w:rStyle w:val="136"/>
+                        <w:rFonts w:hint="default" w:ascii="DejaVu Math TeX Gyre" w:hAnsi="DejaVu Math TeX Gyre"/>
+                        <w:b/>
+                        <w:bCs/>
+                        <w:i/>
+                        <w:color w:val="auto"/>
+                        <w:lang w:val="en-US" w:eastAsia="zh-CN"/>
+                      </w:rPr>
+                    </m:ctrlPr>
+                  </m:sSupPr>
+                  <m:e>
+                    <m:r>
+                      <m:rPr>
+                        <m:sty m:val="bi"/>
+                      </m:rPr>
+                      <w:rPr>
+                        <w:rStyle w:val="136"/>
+                        <w:rFonts w:hint="default" w:ascii="DejaVu Math TeX Gyre" w:hAnsi="DejaVu Math TeX Gyre"/>
+                        <w:color w:val="auto"/>
+                        <w:lang w:val="en-US" w:eastAsia="zh-CN"/>
+                      </w:rPr>
+                      <m:t>(</m:t>
+                    </m:r>
+                    <m:rad>
+                      <m:radPr>
+                        <m:degHide m:val="1"/>
+                        <m:ctrlPr>
+                          <w:rPr>
+                            <w:rStyle w:val="136"/>
+                            <w:rFonts w:ascii="DejaVu Math TeX Gyre" w:hAnsi="DejaVu Math TeX Gyre"/>
+                            <w:b/>
+                            <w:bCs/>
+                            <w:i/>
+                            <w:color w:val="auto"/>
+                            <w:lang w:val="en-US"/>
+                          </w:rPr>
+                        </m:ctrlPr>
+                      </m:radPr>
+                      <m:deg>
+                        <m:ctrlPr>
+                          <w:rPr>
+                            <w:rStyle w:val="136"/>
+                            <w:rFonts w:ascii="DejaVu Math TeX Gyre" w:hAnsi="DejaVu Math TeX Gyre"/>
+                            <w:b/>
+                            <w:bCs/>
+                            <w:i/>
+                            <w:color w:val="auto"/>
+                            <w:lang w:val="en-US"/>
+                          </w:rPr>
+                        </m:ctrlPr>
+                      </m:deg>
+                      <m:e>
+                        <m:sSup>
+                          <m:sSupPr>
+                            <m:ctrlPr>
+                              <w:rPr>
+                                <w:rStyle w:val="136"/>
+                                <w:rFonts w:ascii="DejaVu Math TeX Gyre" w:hAnsi="DejaVu Math TeX Gyre"/>
+                                <w:b/>
+                                <w:bCs/>
+                                <w:i/>
+                                <w:color w:val="auto"/>
+                                <w:lang w:val="en-US"/>
+                              </w:rPr>
+                            </m:ctrlPr>
+                          </m:sSupPr>
+                          <m:e>
+                            <m:r>
+                              <m:rPr>
+                                <m:sty m:val="bi"/>
+                              </m:rPr>
+                              <w:rPr>
+                                <w:rStyle w:val="136"/>
+                                <w:rFonts w:hint="default" w:ascii="DejaVu Math TeX Gyre" w:hAnsi="DejaVu Math TeX Gyre"/>
+                                <w:color w:val="auto"/>
+                                <w:lang w:val="en-US"/>
+                              </w:rPr>
+                              <m:t>x</m:t>
+                            </m:r>
+                            <m:ctrlPr>
+                              <w:rPr>
+                                <w:rStyle w:val="136"/>
+                                <w:rFonts w:ascii="DejaVu Math TeX Gyre" w:hAnsi="DejaVu Math TeX Gyre"/>
+                                <w:b/>
+                                <w:bCs/>
+                                <w:i/>
+                                <w:color w:val="auto"/>
+                                <w:lang w:val="en-US"/>
+                              </w:rPr>
+                            </m:ctrlPr>
+                          </m:e>
+                          <m:sup>
+                            <m:r>
+                              <m:rPr>
+                                <m:sty m:val="bi"/>
+                              </m:rPr>
+                              <w:rPr>
+                                <w:rStyle w:val="136"/>
+                                <w:rFonts w:hint="default" w:ascii="DejaVu Math TeX Gyre" w:hAnsi="DejaVu Math TeX Gyre"/>
+                                <w:color w:val="auto"/>
+                                <w:lang w:val="en-US"/>
+                              </w:rPr>
+                              <m:t>2</m:t>
+                            </m:r>
+                            <m:ctrlPr>
+                              <w:rPr>
+                                <w:rStyle w:val="136"/>
+                                <w:rFonts w:ascii="DejaVu Math TeX Gyre" w:hAnsi="DejaVu Math TeX Gyre"/>
+                                <w:b/>
+                                <w:bCs/>
+                                <w:i/>
+                                <w:color w:val="auto"/>
+                                <w:lang w:val="en-US"/>
+                              </w:rPr>
+                            </m:ctrlPr>
+                          </m:sup>
+                        </m:sSup>
+                        <m:r>
+                          <m:rPr>
+                            <m:sty m:val="bi"/>
+                          </m:rPr>
+                          <w:rPr>
+                            <w:rStyle w:val="136"/>
+                            <w:rFonts w:hint="default" w:ascii="DejaVu Math TeX Gyre" w:hAnsi="DejaVu Math TeX Gyre"/>
+                            <w:color w:val="auto"/>
+                            <w:lang w:val="en-US"/>
+                          </w:rPr>
+                          <m:t>+</m:t>
+                        </m:r>
+                        <m:sSup>
+                          <m:sSupPr>
+                            <m:ctrlPr>
+                              <w:rPr>
+                                <w:rStyle w:val="136"/>
+                                <w:rFonts w:hint="default" w:ascii="DejaVu Math TeX Gyre" w:hAnsi="DejaVu Math TeX Gyre"/>
+                                <w:b/>
+                                <w:bCs/>
+                                <w:i/>
+                                <w:color w:val="auto"/>
+                                <w:lang w:val="en-US"/>
+                              </w:rPr>
+                            </m:ctrlPr>
+                          </m:sSupPr>
+                          <m:e>
+                            <m:r>
+                              <m:rPr>
+                                <m:sty m:val="bi"/>
+                              </m:rPr>
+                              <w:rPr>
+                                <w:rStyle w:val="136"/>
+                                <w:rFonts w:hint="default" w:ascii="DejaVu Math TeX Gyre" w:hAnsi="DejaVu Math TeX Gyre"/>
+                                <w:color w:val="auto"/>
+                                <w:lang w:val="en-US"/>
+                              </w:rPr>
+                              <m:t>y</m:t>
+                            </m:r>
+                            <m:ctrlPr>
+                              <w:rPr>
+                                <w:rStyle w:val="136"/>
+                                <w:rFonts w:hint="default" w:ascii="DejaVu Math TeX Gyre" w:hAnsi="DejaVu Math TeX Gyre"/>
+                                <w:b/>
+                                <w:bCs/>
+                                <w:i/>
+                                <w:color w:val="auto"/>
+                                <w:lang w:val="en-US"/>
+                              </w:rPr>
+                            </m:ctrlPr>
+                          </m:e>
+                          <m:sup>
+                            <m:r>
+                              <m:rPr>
+                                <m:sty m:val="bi"/>
+                              </m:rPr>
+                              <w:rPr>
+                                <w:rStyle w:val="136"/>
+                                <w:rFonts w:hint="default" w:ascii="DejaVu Math TeX Gyre" w:hAnsi="DejaVu Math TeX Gyre"/>
+                                <w:color w:val="auto"/>
+                                <w:lang w:val="en-US"/>
+                              </w:rPr>
+                              <m:t>2</m:t>
+                            </m:r>
+                            <m:ctrlPr>
+                              <w:rPr>
+                                <w:rStyle w:val="136"/>
+                                <w:rFonts w:hint="default" w:ascii="DejaVu Math TeX Gyre" w:hAnsi="DejaVu Math TeX Gyre"/>
+                                <w:b/>
+                                <w:bCs/>
+                                <w:i/>
+                                <w:color w:val="auto"/>
+                                <w:lang w:val="en-US"/>
+                              </w:rPr>
+                            </m:ctrlPr>
+                          </m:sup>
+                        </m:sSup>
+                        <m:ctrlPr>
+                          <w:rPr>
+                            <w:rStyle w:val="136"/>
+                            <w:rFonts w:ascii="DejaVu Math TeX Gyre" w:hAnsi="DejaVu Math TeX Gyre"/>
+                            <w:b/>
+                            <w:bCs/>
+                            <w:i/>
+                            <w:color w:val="auto"/>
+                            <w:lang w:val="en-US"/>
+                          </w:rPr>
+                        </m:ctrlPr>
+                      </m:e>
+                    </m:rad>
+                    <m:r>
+                      <m:rPr>
+                        <m:sty m:val="b"/>
+                      </m:rPr>
+                      <w:rPr>
+                        <w:rStyle w:val="136"/>
+                        <w:rFonts w:hint="default" w:ascii="DejaVu Math TeX Gyre" w:hAnsi="DejaVu Math TeX Gyre"/>
+                        <w:color w:val="auto"/>
+                        <w:lang w:val="en-US"/>
+                      </w:rPr>
+                      <m:t>−</m:t>
+                    </m:r>
+                    <m:sSub>
+                      <m:sSubPr>
+                        <m:ctrlPr>
+                          <w:rPr>
+                            <w:rStyle w:val="136"/>
+                            <w:rFonts w:ascii="DejaVu Math TeX Gyre" w:hAnsi="DejaVu Math TeX Gyre"/>
+                            <w:b/>
+                            <w:bCs/>
+                            <w:i/>
+                            <w:color w:val="auto"/>
+                            <w:lang w:val="en-US"/>
+                          </w:rPr>
+                        </m:ctrlPr>
+                      </m:sSubPr>
+                      <m:e>
+                        <m:r>
+                          <m:rPr>
+                            <m:sty m:val="bi"/>
+                          </m:rPr>
+                          <w:rPr>
+                            <w:rStyle w:val="136"/>
+                            <w:rFonts w:hint="default" w:ascii="DejaVu Math TeX Gyre" w:hAnsi="DejaVu Math TeX Gyre"/>
+                            <w:color w:val="auto"/>
+                            <w:lang w:val="en-US"/>
+                          </w:rPr>
+                          <m:t>L</m:t>
+                        </m:r>
+                        <m:ctrlPr>
+                          <w:rPr>
+                            <w:rStyle w:val="136"/>
+                            <w:rFonts w:ascii="DejaVu Math TeX Gyre" w:hAnsi="DejaVu Math TeX Gyre"/>
+                            <w:b/>
+                            <w:bCs/>
+                            <w:i/>
+                            <w:color w:val="auto"/>
+                            <w:lang w:val="en-US"/>
+                          </w:rPr>
+                        </m:ctrlPr>
+                      </m:e>
+                      <m:sub>
+                        <m:r>
+                          <m:rPr>
+                            <m:sty m:val="bi"/>
+                          </m:rPr>
+                          <w:rPr>
+                            <w:rStyle w:val="136"/>
+                            <w:rFonts w:hint="default" w:ascii="DejaVu Math TeX Gyre" w:hAnsi="DejaVu Math TeX Gyre"/>
+                            <w:color w:val="auto"/>
+                            <w:lang w:val="en-US"/>
+                          </w:rPr>
+                          <m:t>4</m:t>
+                        </m:r>
+                        <m:ctrlPr>
+                          <w:rPr>
+                            <w:rStyle w:val="136"/>
+                            <w:rFonts w:ascii="DejaVu Math TeX Gyre" w:hAnsi="DejaVu Math TeX Gyre"/>
+                            <w:b/>
+                            <w:bCs/>
+                            <w:i/>
+                            <w:color w:val="auto"/>
+                            <w:lang w:val="en-US"/>
+                          </w:rPr>
+                        </m:ctrlPr>
+                      </m:sub>
+                    </m:sSub>
+                    <m:r>
+                      <m:rPr>
+                        <m:sty m:val="bi"/>
+                      </m:rPr>
+                      <w:rPr>
+                        <w:rStyle w:val="136"/>
+                        <w:rFonts w:hint="default" w:ascii="DejaVu Math TeX Gyre" w:hAnsi="DejaVu Math TeX Gyre"/>
+                        <w:color w:val="auto"/>
+                        <w:lang w:val="en-US"/>
+                      </w:rPr>
+                      <m:t>)</m:t>
+                    </m:r>
+                    <m:ctrlPr>
+                      <w:rPr>
+                        <w:rStyle w:val="136"/>
+                        <w:rFonts w:hint="default" w:ascii="DejaVu Math TeX Gyre" w:hAnsi="DejaVu Math TeX Gyre"/>
+                        <w:b/>
+                        <w:bCs/>
+                        <w:i/>
+                        <w:color w:val="auto"/>
+                        <w:lang w:val="en-US" w:eastAsia="zh-CN"/>
+                      </w:rPr>
+                    </m:ctrlPr>
+                  </m:e>
+                  <m:sup>
+                    <m:r>
+                      <m:rPr>
+                        <m:sty m:val="bi"/>
+                      </m:rPr>
+                      <w:rPr>
+                        <w:rStyle w:val="136"/>
+                        <w:rFonts w:hint="default" w:ascii="DejaVu Math TeX Gyre" w:hAnsi="DejaVu Math TeX Gyre"/>
+                        <w:color w:val="auto"/>
+                        <w:lang w:val="en-US" w:eastAsia="zh-CN"/>
+                      </w:rPr>
+                      <m:t>2</m:t>
+                    </m:r>
+                    <m:ctrlPr>
+                      <w:rPr>
+                        <w:rStyle w:val="136"/>
+                        <w:rFonts w:hint="default" w:ascii="DejaVu Math TeX Gyre" w:hAnsi="DejaVu Math TeX Gyre"/>
+                        <w:b/>
+                        <w:bCs/>
+                        <w:i/>
+                        <w:color w:val="auto"/>
+                        <w:lang w:val="en-US" w:eastAsia="zh-CN"/>
+                      </w:rPr>
+                    </m:ctrlPr>
+                  </m:sup>
+                </m:sSup>
+                <m:r>
+                  <m:rPr>
+                    <m:sty m:val="bi"/>
+                  </m:rPr>
+                  <w:rPr>
+                    <w:rStyle w:val="136"/>
+                    <w:rFonts w:hint="default" w:ascii="DejaVu Math TeX Gyre" w:hAnsi="DejaVu Math TeX Gyre"/>
+                    <w:color w:val="auto"/>
+                    <w:lang w:val="en-US" w:eastAsia="zh-CN"/>
+                  </w:rPr>
+                  <m:t>+</m:t>
+                </m:r>
+                <m:sSup>
+                  <m:sSupPr>
+                    <m:ctrlPr>
+                      <w:rPr>
+                        <w:rStyle w:val="136"/>
+                        <w:rFonts w:hint="default" w:ascii="DejaVu Math TeX Gyre" w:hAnsi="DejaVu Math TeX Gyre"/>
+                        <w:b/>
+                        <w:bCs/>
+                        <w:i/>
+                        <w:color w:val="auto"/>
+                        <w:lang w:val="en-US" w:eastAsia="zh-CN"/>
+                      </w:rPr>
+                    </m:ctrlPr>
+                  </m:sSupPr>
+                  <m:e>
+                    <m:r>
+                      <m:rPr>
+                        <m:sty m:val="bi"/>
+                      </m:rPr>
+                      <w:rPr>
+                        <w:rStyle w:val="136"/>
+                        <w:rFonts w:hint="default" w:ascii="DejaVu Math TeX Gyre" w:hAnsi="DejaVu Math TeX Gyre"/>
+                        <w:color w:val="auto"/>
+                        <w:lang w:val="en-US" w:eastAsia="zh-CN"/>
+                      </w:rPr>
+                      <m:t>(z−</m:t>
+                    </m:r>
+                    <m:sSub>
+                      <m:sSubPr>
+                        <m:ctrlPr>
+                          <w:rPr>
+                            <w:rStyle w:val="136"/>
+                            <w:rFonts w:hint="default" w:ascii="DejaVu Math TeX Gyre" w:hAnsi="DejaVu Math TeX Gyre"/>
+                            <w:b/>
+                            <w:bCs/>
+                            <w:i/>
+                            <w:color w:val="auto"/>
+                            <w:lang w:val="en-US" w:eastAsia="zh-CN"/>
+                          </w:rPr>
+                        </m:ctrlPr>
+                      </m:sSubPr>
+                      <m:e>
+                        <m:r>
+                          <m:rPr>
+                            <m:sty m:val="bi"/>
+                          </m:rPr>
+                          <w:rPr>
+                            <w:rStyle w:val="136"/>
+                            <w:rFonts w:hint="default" w:ascii="DejaVu Math TeX Gyre" w:hAnsi="DejaVu Math TeX Gyre"/>
+                            <w:color w:val="auto"/>
+                            <w:lang w:val="en-US" w:eastAsia="zh-CN"/>
+                          </w:rPr>
+                          <m:t>L</m:t>
+                        </m:r>
+                        <m:ctrlPr>
+                          <w:rPr>
+                            <w:rStyle w:val="136"/>
+                            <w:rFonts w:hint="default" w:ascii="DejaVu Math TeX Gyre" w:hAnsi="DejaVu Math TeX Gyre"/>
+                            <w:b/>
+                            <w:bCs/>
+                            <w:i/>
+                            <w:color w:val="auto"/>
+                            <w:lang w:val="en-US" w:eastAsia="zh-CN"/>
+                          </w:rPr>
+                        </m:ctrlPr>
+                      </m:e>
+                      <m:sub>
+                        <m:r>
+                          <m:rPr>
+                            <m:sty m:val="bi"/>
+                          </m:rPr>
+                          <w:rPr>
+                            <w:rStyle w:val="136"/>
+                            <w:rFonts w:hint="default" w:ascii="DejaVu Math TeX Gyre" w:hAnsi="DejaVu Math TeX Gyre"/>
+                            <w:color w:val="auto"/>
+                            <w:lang w:val="en-US" w:eastAsia="zh-CN"/>
+                          </w:rPr>
+                          <m:t>1</m:t>
+                        </m:r>
+                        <m:ctrlPr>
+                          <w:rPr>
+                            <w:rStyle w:val="136"/>
+                            <w:rFonts w:hint="default" w:ascii="DejaVu Math TeX Gyre" w:hAnsi="DejaVu Math TeX Gyre"/>
+                            <w:b/>
+                            <w:bCs/>
+                            <w:i/>
+                            <w:color w:val="auto"/>
+                            <w:lang w:val="en-US" w:eastAsia="zh-CN"/>
+                          </w:rPr>
+                        </m:ctrlPr>
+                      </m:sub>
+                    </m:sSub>
+                    <m:r>
+                      <m:rPr>
+                        <m:sty m:val="bi"/>
+                      </m:rPr>
+                      <w:rPr>
+                        <w:rStyle w:val="136"/>
+                        <w:rFonts w:hint="default" w:ascii="DejaVu Math TeX Gyre" w:hAnsi="DejaVu Math TeX Gyre"/>
+                        <w:color w:val="auto"/>
+                        <w:lang w:val="en-US" w:eastAsia="zh-CN"/>
+                      </w:rPr>
+                      <m:t>)</m:t>
+                    </m:r>
+                    <m:ctrlPr>
+                      <w:rPr>
+                        <w:rStyle w:val="136"/>
+                        <w:rFonts w:hint="default" w:ascii="DejaVu Math TeX Gyre" w:hAnsi="DejaVu Math TeX Gyre"/>
+                        <w:b/>
+                        <w:bCs/>
+                        <w:i/>
+                        <w:color w:val="auto"/>
+                        <w:lang w:val="en-US" w:eastAsia="zh-CN"/>
+                      </w:rPr>
+                    </m:ctrlPr>
+                  </m:e>
+                  <m:sup>
+                    <m:r>
+                      <m:rPr>
+                        <m:sty m:val="bi"/>
+                      </m:rPr>
+                      <w:rPr>
+                        <w:rStyle w:val="136"/>
+                        <w:rFonts w:hint="default" w:ascii="DejaVu Math TeX Gyre" w:hAnsi="DejaVu Math TeX Gyre"/>
+                        <w:color w:val="auto"/>
+                        <w:lang w:val="en-US" w:eastAsia="zh-CN"/>
+                      </w:rPr>
+                      <m:t>2</m:t>
+                    </m:r>
+                    <m:ctrlPr>
+                      <w:rPr>
+                        <w:rStyle w:val="136"/>
+                        <w:rFonts w:hint="default" w:ascii="DejaVu Math TeX Gyre" w:hAnsi="DejaVu Math TeX Gyre"/>
+                        <w:b/>
+                        <w:bCs/>
+                        <w:i/>
+                        <w:color w:val="auto"/>
+                        <w:lang w:val="en-US" w:eastAsia="zh-CN"/>
+                      </w:rPr>
+                    </m:ctrlPr>
+                  </m:sup>
+                </m:sSup>
+                <m:ctrlPr>
+                  <m:rPr/>
+                  <w:rPr>
+                    <w:rStyle w:val="136"/>
+                    <w:rFonts w:hint="default" w:ascii="DejaVu Math TeX Gyre" w:hAnsi="DejaVu Math TeX Gyre"/>
+                    <w:b/>
+                    <w:bCs/>
+                    <w:i/>
+                    <w:color w:val="auto"/>
+                    <w:lang w:val="en-US" w:eastAsia="zh-CN"/>
+                  </w:rPr>
+                </m:ctrlPr>
+              </m:e>
+            </m:rad>
+            <m:ctrlPr>
+              <m:rPr/>
+              <w:rPr>
+                <w:rStyle w:val="136"/>
+                <w:rFonts w:hint="default" w:ascii="DejaVu Math TeX Gyre" w:hAnsi="DejaVu Math TeX Gyre"/>
+                <w:b/>
+                <w:bCs/>
+                <w:i/>
+                <w:color w:val="auto"/>
+                <w:lang w:val="en-US" w:eastAsia="zh-CN"/>
+              </w:rPr>
+            </m:ctrlPr>
+          </m:den>
+        </m:f>
+      </m:oMath>
+      <w:r>
+        <w:rPr>
+          <w:rStyle w:val="136"/>
+          <w:rFonts w:hint="default" w:ascii="DejaVu Math TeX Gyre" w:hAnsi="DejaVu Math TeX Gyre"/>
+          <w:b/>
+          <w:bCs/>
+          <w:i/>
+          <w:color w:val="auto"/>
+          <w:lang w:val="en-US" w:eastAsia="zh-CN"/>
+        </w:rPr>
+        <w:t xml:space="preserve"> </w:t>
+      </w:r>
     </w:p>
     <w:p>
       <w:pPr>
@@ -8610,7 +9774,6 @@
               <m:sSup>
                 <m:sSupPr>
                   <m:ctrlPr>
-                    <m:rPr/>
                     <w:rPr>
                       <w:rStyle w:val="136"/>
                       <w:rFonts w:hint="default" w:ascii="DejaVu Math TeX Gyre" w:hAnsi="DejaVu Math TeX Gyre"/>
@@ -8618,7 +9781,7 @@
                       <w:bCs/>
                       <w:i/>
                       <w:color w:val="auto"/>
-                      <w:lang w:val="en-US"/>
+                      <w:lang w:val="en-US" w:eastAsia="zh-CN"/>
                     </w:rPr>
                   </m:ctrlPr>
                 </m:sSupPr>
@@ -8633,10 +9796,273 @@
                       <w:color w:val="auto"/>
                       <w:lang w:val="en-US" w:eastAsia="zh-CN"/>
                     </w:rPr>
-                    <m:t>x</m:t>
+                    <m:t>(</m:t>
+                  </m:r>
+                  <m:rad>
+                    <m:radPr>
+                      <m:degHide m:val="1"/>
+                      <m:ctrlPr>
+                        <w:rPr>
+                          <w:rStyle w:val="136"/>
+                          <w:rFonts w:ascii="DejaVu Math TeX Gyre" w:hAnsi="DejaVu Math TeX Gyre"/>
+                          <w:b/>
+                          <w:bCs/>
+                          <w:i/>
+                          <w:color w:val="auto"/>
+                          <w:lang w:val="en-US"/>
+                        </w:rPr>
+                      </m:ctrlPr>
+                    </m:radPr>
+                    <m:deg>
+                      <m:ctrlPr>
+                        <w:rPr>
+                          <w:rStyle w:val="136"/>
+                          <w:rFonts w:ascii="DejaVu Math TeX Gyre" w:hAnsi="DejaVu Math TeX Gyre"/>
+                          <w:b/>
+                          <w:bCs/>
+                          <w:i/>
+                          <w:color w:val="auto"/>
+                          <w:lang w:val="en-US"/>
+                        </w:rPr>
+                      </m:ctrlPr>
+                    </m:deg>
+                    <m:e>
+                      <m:sSup>
+                        <m:sSupPr>
+                          <m:ctrlPr>
+                            <w:rPr>
+                              <w:rStyle w:val="136"/>
+                              <w:rFonts w:ascii="DejaVu Math TeX Gyre" w:hAnsi="DejaVu Math TeX Gyre"/>
+                              <w:b/>
+                              <w:bCs/>
+                              <w:i/>
+                              <w:color w:val="auto"/>
+                              <w:lang w:val="en-US"/>
+                            </w:rPr>
+                          </m:ctrlPr>
+                        </m:sSupPr>
+                        <m:e>
+                          <m:r>
+                            <m:rPr>
+                              <m:sty m:val="bi"/>
+                            </m:rPr>
+                            <w:rPr>
+                              <w:rStyle w:val="136"/>
+                              <w:rFonts w:hint="default" w:ascii="DejaVu Math TeX Gyre" w:hAnsi="DejaVu Math TeX Gyre"/>
+                              <w:color w:val="auto"/>
+                              <w:lang w:val="en-US"/>
+                            </w:rPr>
+                            <m:t>x</m:t>
+                          </m:r>
+                          <m:ctrlPr>
+                            <w:rPr>
+                              <w:rStyle w:val="136"/>
+                              <w:rFonts w:ascii="DejaVu Math TeX Gyre" w:hAnsi="DejaVu Math TeX Gyre"/>
+                              <w:b/>
+                              <w:bCs/>
+                              <w:i/>
+                              <w:color w:val="auto"/>
+                              <w:lang w:val="en-US"/>
+                            </w:rPr>
+                          </m:ctrlPr>
+                        </m:e>
+                        <m:sup>
+                          <m:r>
+                            <m:rPr>
+                              <m:sty m:val="bi"/>
+                            </m:rPr>
+                            <w:rPr>
+                              <w:rStyle w:val="136"/>
+                              <w:rFonts w:hint="default" w:ascii="DejaVu Math TeX Gyre" w:hAnsi="DejaVu Math TeX Gyre"/>
+                              <w:color w:val="auto"/>
+                              <w:lang w:val="en-US"/>
+                            </w:rPr>
+                            <m:t>2</m:t>
+                          </m:r>
+                          <m:ctrlPr>
+                            <w:rPr>
+                              <w:rStyle w:val="136"/>
+                              <w:rFonts w:ascii="DejaVu Math TeX Gyre" w:hAnsi="DejaVu Math TeX Gyre"/>
+                              <w:b/>
+                              <w:bCs/>
+                              <w:i/>
+                              <w:color w:val="auto"/>
+                              <w:lang w:val="en-US"/>
+                            </w:rPr>
+                          </m:ctrlPr>
+                        </m:sup>
+                      </m:sSup>
+                      <m:r>
+                        <m:rPr>
+                          <m:sty m:val="bi"/>
+                        </m:rPr>
+                        <w:rPr>
+                          <w:rStyle w:val="136"/>
+                          <w:rFonts w:hint="default" w:ascii="DejaVu Math TeX Gyre" w:hAnsi="DejaVu Math TeX Gyre"/>
+                          <w:color w:val="auto"/>
+                          <w:lang w:val="en-US"/>
+                        </w:rPr>
+                        <m:t>+</m:t>
+                      </m:r>
+                      <m:sSup>
+                        <m:sSupPr>
+                          <m:ctrlPr>
+                            <w:rPr>
+                              <w:rStyle w:val="136"/>
+                              <w:rFonts w:hint="default" w:ascii="DejaVu Math TeX Gyre" w:hAnsi="DejaVu Math TeX Gyre"/>
+                              <w:b/>
+                              <w:bCs/>
+                              <w:i/>
+                              <w:color w:val="auto"/>
+                              <w:lang w:val="en-US"/>
+                            </w:rPr>
+                          </m:ctrlPr>
+                        </m:sSupPr>
+                        <m:e>
+                          <m:r>
+                            <m:rPr>
+                              <m:sty m:val="bi"/>
+                            </m:rPr>
+                            <w:rPr>
+                              <w:rStyle w:val="136"/>
+                              <w:rFonts w:hint="default" w:ascii="DejaVu Math TeX Gyre" w:hAnsi="DejaVu Math TeX Gyre"/>
+                              <w:color w:val="auto"/>
+                              <w:lang w:val="en-US"/>
+                            </w:rPr>
+                            <m:t>y</m:t>
+                          </m:r>
+                          <m:ctrlPr>
+                            <w:rPr>
+                              <w:rStyle w:val="136"/>
+                              <w:rFonts w:hint="default" w:ascii="DejaVu Math TeX Gyre" w:hAnsi="DejaVu Math TeX Gyre"/>
+                              <w:b/>
+                              <w:bCs/>
+                              <w:i/>
+                              <w:color w:val="auto"/>
+                              <w:lang w:val="en-US"/>
+                            </w:rPr>
+                          </m:ctrlPr>
+                        </m:e>
+                        <m:sup>
+                          <m:r>
+                            <m:rPr>
+                              <m:sty m:val="bi"/>
+                            </m:rPr>
+                            <w:rPr>
+                              <w:rStyle w:val="136"/>
+                              <w:rFonts w:hint="default" w:ascii="DejaVu Math TeX Gyre" w:hAnsi="DejaVu Math TeX Gyre"/>
+                              <w:color w:val="auto"/>
+                              <w:lang w:val="en-US"/>
+                            </w:rPr>
+                            <m:t>2</m:t>
+                          </m:r>
+                          <m:ctrlPr>
+                            <w:rPr>
+                              <w:rStyle w:val="136"/>
+                              <w:rFonts w:hint="default" w:ascii="DejaVu Math TeX Gyre" w:hAnsi="DejaVu Math TeX Gyre"/>
+                              <w:b/>
+                              <w:bCs/>
+                              <w:i/>
+                              <w:color w:val="auto"/>
+                              <w:lang w:val="en-US"/>
+                            </w:rPr>
+                          </m:ctrlPr>
+                        </m:sup>
+                      </m:sSup>
+                      <m:ctrlPr>
+                        <w:rPr>
+                          <w:rStyle w:val="136"/>
+                          <w:rFonts w:ascii="DejaVu Math TeX Gyre" w:hAnsi="DejaVu Math TeX Gyre"/>
+                          <w:b/>
+                          <w:bCs/>
+                          <w:i/>
+                          <w:color w:val="auto"/>
+                          <w:lang w:val="en-US"/>
+                        </w:rPr>
+                      </m:ctrlPr>
+                    </m:e>
+                  </m:rad>
+                  <m:r>
+                    <m:rPr>
+                      <m:sty m:val="b"/>
+                    </m:rPr>
+                    <w:rPr>
+                      <w:rStyle w:val="136"/>
+                      <w:rFonts w:hint="default" w:hAnsi="DejaVu Math TeX Gyre"/>
+                      <w:color w:val="auto"/>
+                      <w:lang w:val="en-US"/>
+                    </w:rPr>
+                    <m:t>−</m:t>
+                  </m:r>
+                  <m:sSub>
+                    <m:sSubPr>
+                      <m:ctrlPr>
+                        <w:rPr>
+                          <w:rStyle w:val="136"/>
+                          <w:rFonts w:ascii="DejaVu Math TeX Gyre" w:hAnsi="DejaVu Math TeX Gyre"/>
+                          <w:bCs/>
+                          <w:i/>
+                          <w:color w:val="auto"/>
+                          <w:lang w:val="en-US"/>
+                        </w:rPr>
+                      </m:ctrlPr>
+                    </m:sSubPr>
+                    <m:e>
+                      <m:r>
+                        <m:rPr/>
+                        <w:rPr>
+                          <w:rStyle w:val="136"/>
+                          <w:rFonts w:hint="default" w:ascii="DejaVu Math TeX Gyre" w:hAnsi="DejaVu Math TeX Gyre"/>
+                          <w:color w:val="auto"/>
+                          <w:lang w:val="en-US"/>
+                        </w:rPr>
+                        <m:t>L</m:t>
+                      </m:r>
+                      <m:ctrlPr>
+                        <w:rPr>
+                          <w:rStyle w:val="136"/>
+                          <w:rFonts w:ascii="DejaVu Math TeX Gyre" w:hAnsi="DejaVu Math TeX Gyre"/>
+                          <w:bCs/>
+                          <w:i/>
+                          <w:color w:val="auto"/>
+                          <w:lang w:val="en-US"/>
+                        </w:rPr>
+                      </m:ctrlPr>
+                    </m:e>
+                    <m:sub>
+                      <m:r>
+                        <m:rPr/>
+                        <w:rPr>
+                          <w:rStyle w:val="136"/>
+                          <w:rFonts w:hint="default" w:ascii="DejaVu Math TeX Gyre" w:hAnsi="DejaVu Math TeX Gyre"/>
+                          <w:color w:val="auto"/>
+                          <w:lang w:val="en-US"/>
+                        </w:rPr>
+                        <m:t>4</m:t>
+                      </m:r>
+                      <m:ctrlPr>
+                        <w:rPr>
+                          <w:rStyle w:val="136"/>
+                          <w:rFonts w:ascii="DejaVu Math TeX Gyre" w:hAnsi="DejaVu Math TeX Gyre"/>
+                          <w:bCs/>
+                          <w:i/>
+                          <w:color w:val="auto"/>
+                          <w:lang w:val="en-US"/>
+                        </w:rPr>
+                      </m:ctrlPr>
+                    </m:sub>
+                  </m:sSub>
+                  <m:r>
+                    <m:rPr/>
+                    <w:rPr>
+                      <w:rStyle w:val="136"/>
+                      <w:rFonts w:hint="default" w:ascii="DejaVu Math TeX Gyre" w:hAnsi="DejaVu Math TeX Gyre"/>
+                      <w:color w:val="auto"/>
+                      <w:lang w:val="en-US"/>
+                    </w:rPr>
+                    <m:t>)</m:t>
                   </m:r>
                   <m:ctrlPr>
-                    <m:rPr/>
                     <w:rPr>
                       <w:rStyle w:val="136"/>
                       <w:rFonts w:hint="default" w:ascii="DejaVu Math TeX Gyre" w:hAnsi="DejaVu Math TeX Gyre"/>
@@ -8644,7 +10070,7 @@
                       <w:bCs/>
                       <w:i/>
                       <w:color w:val="auto"/>
-                      <w:lang w:val="en-US"/>
+                      <w:lang w:val="en-US" w:eastAsia="zh-CN"/>
                     </w:rPr>
                   </m:ctrlPr>
                 </m:e>
@@ -8657,12 +10083,11 @@
                       <w:rStyle w:val="136"/>
                       <w:rFonts w:hint="default" w:ascii="DejaVu Math TeX Gyre" w:hAnsi="DejaVu Math TeX Gyre"/>
                       <w:color w:val="auto"/>
-                      <w:lang w:val="en-US"/>
+                      <w:lang w:val="en-US" w:eastAsia="zh-CN"/>
                     </w:rPr>
                     <m:t>2</m:t>
                   </m:r>
                   <m:ctrlPr>
-                    <m:rPr/>
                     <w:rPr>
                       <w:rStyle w:val="136"/>
                       <w:rFonts w:hint="default" w:ascii="DejaVu Math TeX Gyre" w:hAnsi="DejaVu Math TeX Gyre"/>
@@ -8670,87 +10095,7 @@
                       <w:bCs/>
                       <w:i/>
                       <w:color w:val="auto"/>
-                      <w:lang w:val="en-US"/>
-                    </w:rPr>
-                  </m:ctrlPr>
-                </m:sup>
-              </m:sSup>
-              <m:r>
-                <m:rPr>
-                  <m:sty m:val="bi"/>
-                </m:rPr>
-                <w:rPr>
-                  <w:rStyle w:val="136"/>
-                  <w:rFonts w:hint="default" w:ascii="DejaVu Math TeX Gyre" w:hAnsi="DejaVu Math TeX Gyre"/>
-                  <w:color w:val="auto"/>
-                  <w:lang w:val="en-US"/>
-                </w:rPr>
-                <m:t>+</m:t>
-              </m:r>
-              <m:sSup>
-                <m:sSupPr>
-                  <m:ctrlPr>
-                    <m:rPr/>
-                    <w:rPr>
-                      <w:rStyle w:val="136"/>
-                      <w:rFonts w:hint="default" w:ascii="DejaVu Math TeX Gyre" w:hAnsi="DejaVu Math TeX Gyre"/>
-                      <w:b/>
-                      <w:bCs/>
-                      <w:i/>
-                      <w:color w:val="auto"/>
-                      <w:lang w:val="en-US"/>
-                    </w:rPr>
-                  </m:ctrlPr>
-                </m:sSupPr>
-                <m:e>
-                  <m:r>
-                    <m:rPr>
-                      <m:sty m:val="bi"/>
-                    </m:rPr>
-                    <w:rPr>
-                      <w:rStyle w:val="136"/>
-                      <w:rFonts w:hint="default" w:ascii="DejaVu Math TeX Gyre" w:hAnsi="DejaVu Math TeX Gyre"/>
-                      <w:color w:val="auto"/>
-                      <w:lang w:val="en-US"/>
-                    </w:rPr>
-                    <m:t>y</m:t>
-                  </m:r>
-                  <m:ctrlPr>
-                    <m:rPr/>
-                    <w:rPr>
-                      <w:rStyle w:val="136"/>
-                      <w:rFonts w:hint="default" w:ascii="DejaVu Math TeX Gyre" w:hAnsi="DejaVu Math TeX Gyre"/>
-                      <w:b/>
-                      <w:bCs/>
-                      <w:i/>
-                      <w:color w:val="auto"/>
-                      <w:lang w:val="en-US"/>
-                    </w:rPr>
-                  </m:ctrlPr>
-                </m:e>
-                <m:sup>
-                  <m:r>
-                    <m:rPr>
-                      <m:sty m:val="bi"/>
-                    </m:rPr>
-                    <w:rPr>
-                      <w:rStyle w:val="136"/>
-                      <w:rFonts w:hint="default" w:ascii="DejaVu Math TeX Gyre" w:hAnsi="DejaVu Math TeX Gyre"/>
-                      <w:color w:val="auto"/>
-                      <w:lang w:val="en-US"/>
-                    </w:rPr>
-                    <m:t>2</m:t>
-                  </m:r>
-                  <m:ctrlPr>
-                    <m:rPr/>
-                    <w:rPr>
-                      <w:rStyle w:val="136"/>
-                      <w:rFonts w:hint="default" w:ascii="DejaVu Math TeX Gyre" w:hAnsi="DejaVu Math TeX Gyre"/>
-                      <w:b/>
-                      <w:bCs/>
-                      <w:i/>
-                      <w:color w:val="auto"/>
-                      <w:lang w:val="en-US"/>
+                      <w:lang w:val="en-US" w:eastAsia="zh-CN"/>
                     </w:rPr>
                   </m:ctrlPr>
                 </m:sup>
@@ -9341,8 +10686,6 @@
           </m:f>
         </m:oMath>
       </m:oMathPara>
-      <w:bookmarkStart w:id="0" w:name="_GoBack"/>
-      <w:bookmarkEnd w:id="0"/>
     </w:p>
     <w:p>
       <w:pPr>
@@ -9417,6 +10760,8 @@
           <w:lang w:val="en-US" w:eastAsia="zh-CN"/>
         </w:rPr>
       </w:pPr>
+      <w:bookmarkStart w:id="0" w:name="_GoBack"/>
+      <w:bookmarkEnd w:id="0"/>
     </w:p>
     <w:sectPr>
       <w:pgSz w:w="12240" w:h="15840"/>

--- a/最终成果/任务四/任务四_运动学推导.docx
+++ b/最终成果/任务四/任务四_运动学推导.docx
@@ -1333,7 +1333,6 @@
         <m:sSub>
           <m:sSubPr>
             <m:ctrlPr>
-              <m:rPr/>
               <w:rPr>
                 <w:rStyle w:val="136"/>
                 <w:rFonts w:hint="default" w:ascii="DejaVu Math TeX Gyre" w:hAnsi="DejaVu Math TeX Gyre"/>
@@ -1359,7 +1358,6 @@
               <m:t>θ</m:t>
             </m:r>
             <m:ctrlPr>
-              <m:rPr/>
               <w:rPr>
                 <w:rStyle w:val="136"/>
                 <w:rFonts w:hint="default" w:ascii="DejaVu Math TeX Gyre" w:hAnsi="DejaVu Math TeX Gyre"/>
@@ -1385,7 +1383,6 @@
               <m:t>3</m:t>
             </m:r>
             <m:ctrlPr>
-              <m:rPr/>
               <w:rPr>
                 <w:rStyle w:val="136"/>
                 <w:rFonts w:hint="default" w:ascii="DejaVu Math TeX Gyre" w:hAnsi="DejaVu Math TeX Gyre"/>
@@ -1412,7 +1409,6 @@
         </m:r>
       </m:oMath>
       <w:r>
-        <m:rPr/>
         <w:rPr>
           <w:rStyle w:val="136"/>
           <w:rFonts w:hint="eastAsia" w:hAnsi="DejaVu Math TeX Gyre"/>
@@ -2031,7 +2027,6 @@
         </m:r>
       </m:oMath>
       <w:r>
-        <m:rPr/>
         <w:rPr>
           <w:rStyle w:val="136"/>
           <w:rFonts w:hint="default" w:hAnsi="DejaVu Math TeX Gyre"/>
@@ -2693,7 +2688,6 @@
         <m:sSub>
           <m:sSubPr>
             <m:ctrlPr>
-              <m:rPr/>
               <w:rPr>
                 <w:rStyle w:val="136"/>
                 <w:rFonts w:hint="default" w:ascii="DejaVu Math TeX Gyre" w:hAnsi="DejaVu Math TeX Gyre"/>
@@ -2719,7 +2713,6 @@
               <m:t>L</m:t>
             </m:r>
             <m:ctrlPr>
-              <m:rPr/>
               <w:rPr>
                 <w:rStyle w:val="136"/>
                 <w:rFonts w:hint="default" w:ascii="DejaVu Math TeX Gyre" w:hAnsi="DejaVu Math TeX Gyre"/>
@@ -2745,7 +2738,6 @@
               <m:t>4</m:t>
             </m:r>
             <m:ctrlPr>
-              <m:rPr/>
               <w:rPr>
                 <w:rStyle w:val="136"/>
                 <w:rFonts w:hint="default" w:ascii="DejaVu Math TeX Gyre" w:hAnsi="DejaVu Math TeX Gyre"/>
@@ -5239,7 +5231,6 @@
         <w:bidi w:val="0"/>
         <w:ind w:leftChars="0"/>
         <w:jc w:val="center"/>
-        <m:rPr/>
         <w:rPr>
           <w:rStyle w:val="136"/>
           <w:rFonts w:hint="default" w:hAnsi="DejaVu Math TeX Gyre"/>
@@ -5939,7 +5930,6 @@
         <w:suppressLineNumbers w:val="0"/>
         <w:bidi w:val="0"/>
         <w:ind w:leftChars="0"/>
-        <m:rPr/>
         <w:rPr>
           <w:rStyle w:val="136"/>
           <w:rFonts w:hint="eastAsia" w:hAnsi="DejaVu Math TeX Gyre"/>
@@ -5950,7 +5940,6 @@
         </w:rPr>
       </w:pPr>
       <w:r>
-        <m:rPr/>
         <w:rPr>
           <w:rStyle w:val="136"/>
           <w:rFonts w:hint="eastAsia" w:hAnsi="DejaVu Math TeX Gyre"/>
@@ -6046,7 +6035,6 @@
         </m:r>
       </m:oMath>
       <w:r>
-        <m:rPr/>
         <w:rPr>
           <w:rStyle w:val="136"/>
           <w:rFonts w:hint="eastAsia" w:hAnsi="DejaVu Math TeX Gyre"/>
@@ -6080,7 +6068,6 @@
         </m:r>
       </m:oMath>
       <w:r>
-        <m:rPr/>
         <w:rPr>
           <w:rStyle w:val="136"/>
           <w:rFonts w:hint="eastAsia" w:hAnsi="DejaVu Math TeX Gyre"/>
@@ -6105,7 +6092,6 @@
         <w:suppressLineNumbers w:val="0"/>
         <w:bidi w:val="0"/>
         <w:ind w:leftChars="0"/>
-        <m:rPr/>
         <w:rPr>
           <w:rStyle w:val="136"/>
           <w:rFonts w:hint="eastAsia" w:hAnsi="DejaVu Math TeX Gyre"/>
@@ -6116,7 +6102,6 @@
         </w:rPr>
       </w:pPr>
       <w:r>
-        <m:rPr/>
         <w:rPr>
           <w:rStyle w:val="136"/>
           <w:rFonts w:hint="eastAsia" w:hAnsi="DejaVu Math TeX Gyre"/>
@@ -6135,23 +6120,21 @@
         <w:keepLines w:val="0"/>
         <w:widowControl/>
         <w:numPr>
-          <w:ilvl w:val="0"/>
-          <w:numId w:val="8"/>
+          <w:numId w:val="0"/>
         </w:numPr>
         <w:suppressLineNumbers w:val="0"/>
         <w:bidi w:val="0"/>
-        <w:ind w:leftChars="0"/>
+        <m:rPr/>
         <w:rPr>
           <w:rStyle w:val="136"/>
           <w:rFonts w:hint="default" w:hAnsi="DejaVu Math TeX Gyre"/>
-          <w:bCs/>
-          <w:i w:val="0"/>
+          <w:b/>
+          <w:i/>
           <w:color w:val="auto"/>
           <w:lang w:val="en-US" w:eastAsia="zh-CN"/>
         </w:rPr>
       </w:pPr>
       <w:r>
-        <m:rPr/>
         <w:rPr>
           <w:rStyle w:val="136"/>
           <w:rFonts w:hint="eastAsia" w:hAnsi="DejaVu Math TeX Gyre"/>
@@ -6160,7 +6143,7 @@
           <w:color w:val="auto"/>
           <w:lang w:val="en-US" w:eastAsia="zh-CN"/>
         </w:rPr>
-        <w:t>肘相对肩朝上：</w:t>
+        <w:t>由于肘不可能相对肩朝上，故肘相对肩朝下：</w:t>
       </w:r>
       <m:oMath>
         <m:r>
@@ -6202,8 +6185,7 @@
         <m:rPr/>
         <w:rPr>
           <w:rStyle w:val="136"/>
-          <w:rFonts w:hint="default" w:hAnsi="DejaVu Math TeX Gyre"/>
-          <w:bCs/>
+          <w:rFonts w:hint="eastAsia" w:hAnsi="DejaVu Math TeX Gyre"/>
           <w:i w:val="0"/>
           <w:color w:val="auto"/>
           <w:lang w:val="en-US" w:eastAsia="zh-CN"/>
@@ -6211,7 +6193,6 @@
         <w:t xml:space="preserve"> </w:t>
       </w:r>
       <w:r>
-        <m:rPr/>
         <w:rPr>
           <w:rStyle w:val="136"/>
           <w:rFonts w:hint="eastAsia" w:hAnsi="DejaVu Math TeX Gyre"/>
@@ -6224,529 +6205,12 @@
       </w:r>
       <m:oMath>
         <m:r>
-          <m:rPr>
-            <m:sty m:val="bi"/>
-          </m:rPr>
+          <m:rPr/>
           <w:rPr>
-            <w:rStyle w:val="136"/>
             <w:rFonts w:hint="default" w:ascii="DejaVu Math TeX Gyre" w:hAnsi="DejaVu Math TeX Gyre"/>
-            <w:color w:val="auto"/>
-            <w:lang w:val="en-US"/>
           </w:rPr>
-          <m:t>β</m:t>
+          <m:t>β:</m:t>
         </m:r>
-        <m:r>
-          <m:rPr>
-            <m:sty m:val="bi"/>
-          </m:rPr>
-          <w:rPr>
-            <w:rStyle w:val="136"/>
-            <w:rFonts w:hint="default" w:ascii="DejaVu Math TeX Gyre" w:hAnsi="DejaVu Math TeX Gyre"/>
-            <w:color w:val="auto"/>
-            <w:lang w:val="en-US" w:eastAsia="zh-CN"/>
-          </w:rPr>
-          <m:t xml:space="preserve"> : cos</m:t>
-        </m:r>
-        <m:r>
-          <m:rPr>
-            <m:sty m:val="bi"/>
-          </m:rPr>
-          <w:rPr>
-            <w:rStyle w:val="136"/>
-            <w:rFonts w:hint="default" w:ascii="DejaVu Math TeX Gyre" w:hAnsi="DejaVu Math TeX Gyre" w:cs="DejaVu Math TeX Gyre"/>
-            <w:color w:val="auto"/>
-            <w:lang w:val="en-US" w:eastAsia="zh-CN"/>
-          </w:rPr>
-          <m:t>β</m:t>
-        </m:r>
-        <m:r>
-          <m:rPr>
-            <m:sty m:val="bi"/>
-          </m:rPr>
-          <w:rPr>
-            <w:rStyle w:val="136"/>
-            <w:rFonts w:hint="default" w:ascii="DejaVu Math TeX Gyre" w:hAnsi="DejaVu Math TeX Gyre"/>
-            <w:color w:val="auto"/>
-            <w:lang w:val="en-US" w:eastAsia="zh-CN"/>
-          </w:rPr>
-          <m:t>=</m:t>
-        </m:r>
-        <m:f>
-          <m:fPr>
-            <m:ctrlPr>
-              <m:rPr/>
-              <w:rPr>
-                <w:rStyle w:val="136"/>
-                <w:rFonts w:hint="default" w:ascii="DejaVu Math TeX Gyre" w:hAnsi="DejaVu Math TeX Gyre"/>
-                <w:b/>
-                <w:bCs w:val="0"/>
-                <w:i/>
-                <w:color w:val="auto"/>
-                <w:lang w:val="en-US" w:eastAsia="zh-CN"/>
-              </w:rPr>
-            </m:ctrlPr>
-          </m:fPr>
-          <m:num>
-            <m:sSup>
-              <m:sSupPr>
-                <m:ctrlPr>
-                  <m:rPr/>
-                  <w:rPr>
-                    <w:rStyle w:val="136"/>
-                    <w:rFonts w:hint="default" w:ascii="DejaVu Math TeX Gyre" w:hAnsi="DejaVu Math TeX Gyre"/>
-                    <w:b/>
-                    <w:bCs w:val="0"/>
-                    <w:i/>
-                    <w:color w:val="auto"/>
-                    <w:lang w:val="en-US" w:eastAsia="zh-CN"/>
-                  </w:rPr>
-                </m:ctrlPr>
-              </m:sSupPr>
-              <m:e>
-                <m:sSub>
-                  <m:sSubPr>
-                    <m:ctrlPr>
-                      <m:rPr/>
-                      <w:rPr>
-                        <w:rStyle w:val="136"/>
-                        <w:rFonts w:hint="default" w:ascii="DejaVu Math TeX Gyre" w:hAnsi="DejaVu Math TeX Gyre"/>
-                        <w:b/>
-                        <w:bCs w:val="0"/>
-                        <w:i/>
-                        <w:color w:val="auto"/>
-                        <w:lang w:val="en-US" w:eastAsia="zh-CN"/>
-                      </w:rPr>
-                    </m:ctrlPr>
-                  </m:sSubPr>
-                  <m:e>
-                    <m:r>
-                      <m:rPr>
-                        <m:sty m:val="bi"/>
-                      </m:rPr>
-                      <w:rPr>
-                        <w:rStyle w:val="136"/>
-                        <w:rFonts w:hint="default" w:ascii="DejaVu Math TeX Gyre" w:hAnsi="DejaVu Math TeX Gyre"/>
-                        <w:color w:val="auto"/>
-                        <w:lang w:val="en-US" w:eastAsia="zh-CN"/>
-                      </w:rPr>
-                      <m:t>L</m:t>
-                    </m:r>
-                    <m:ctrlPr>
-                      <m:rPr/>
-                      <w:rPr>
-                        <w:rStyle w:val="136"/>
-                        <w:rFonts w:hint="default" w:ascii="DejaVu Math TeX Gyre" w:hAnsi="DejaVu Math TeX Gyre"/>
-                        <w:b/>
-                        <w:bCs w:val="0"/>
-                        <w:i/>
-                        <w:color w:val="auto"/>
-                        <w:lang w:val="en-US" w:eastAsia="zh-CN"/>
-                      </w:rPr>
-                    </m:ctrlPr>
-                  </m:e>
-                  <m:sub>
-                    <m:r>
-                      <m:rPr>
-                        <m:sty m:val="bi"/>
-                      </m:rPr>
-                      <w:rPr>
-                        <w:rStyle w:val="136"/>
-                        <w:rFonts w:hint="default" w:ascii="DejaVu Math TeX Gyre" w:hAnsi="DejaVu Math TeX Gyre"/>
-                        <w:color w:val="auto"/>
-                        <w:lang w:val="en-US" w:eastAsia="zh-CN"/>
-                      </w:rPr>
-                      <m:t>2</m:t>
-                    </m:r>
-                    <m:ctrlPr>
-                      <m:rPr/>
-                      <w:rPr>
-                        <w:rStyle w:val="136"/>
-                        <w:rFonts w:hint="default" w:ascii="DejaVu Math TeX Gyre" w:hAnsi="DejaVu Math TeX Gyre"/>
-                        <w:b/>
-                        <w:bCs w:val="0"/>
-                        <w:i/>
-                        <w:color w:val="auto"/>
-                        <w:lang w:val="en-US" w:eastAsia="zh-CN"/>
-                      </w:rPr>
-                    </m:ctrlPr>
-                  </m:sub>
-                </m:sSub>
-                <m:ctrlPr>
-                  <m:rPr/>
-                  <w:rPr>
-                    <w:rStyle w:val="136"/>
-                    <w:rFonts w:hint="default" w:ascii="DejaVu Math TeX Gyre" w:hAnsi="DejaVu Math TeX Gyre"/>
-                    <w:b/>
-                    <w:bCs w:val="0"/>
-                    <w:i/>
-                    <w:color w:val="auto"/>
-                    <w:lang w:val="en-US" w:eastAsia="zh-CN"/>
-                  </w:rPr>
-                </m:ctrlPr>
-              </m:e>
-              <m:sup>
-                <m:r>
-                  <m:rPr>
-                    <m:sty m:val="bi"/>
-                  </m:rPr>
-                  <w:rPr>
-                    <w:rStyle w:val="136"/>
-                    <w:rFonts w:hint="default" w:ascii="DejaVu Math TeX Gyre" w:hAnsi="DejaVu Math TeX Gyre"/>
-                    <w:color w:val="auto"/>
-                    <w:lang w:val="en-US" w:eastAsia="zh-CN"/>
-                  </w:rPr>
-                  <m:t>2</m:t>
-                </m:r>
-                <m:ctrlPr>
-                  <m:rPr/>
-                  <w:rPr>
-                    <w:rStyle w:val="136"/>
-                    <w:rFonts w:hint="default" w:ascii="DejaVu Math TeX Gyre" w:hAnsi="DejaVu Math TeX Gyre"/>
-                    <w:b/>
-                    <w:bCs w:val="0"/>
-                    <w:i/>
-                    <w:color w:val="auto"/>
-                    <w:lang w:val="en-US" w:eastAsia="zh-CN"/>
-                  </w:rPr>
-                </m:ctrlPr>
-              </m:sup>
-            </m:sSup>
-            <m:r>
-              <m:rPr>
-                <m:sty m:val="bi"/>
-              </m:rPr>
-              <w:rPr>
-                <w:rStyle w:val="136"/>
-                <w:rFonts w:hint="default" w:ascii="DejaVu Math TeX Gyre" w:hAnsi="DejaVu Math TeX Gyre"/>
-                <w:color w:val="auto"/>
-                <w:lang w:val="en-US" w:eastAsia="zh-CN"/>
-              </w:rPr>
-              <m:t>+</m:t>
-            </m:r>
-            <m:sSup>
-              <m:sSupPr>
-                <m:ctrlPr>
-                  <m:rPr/>
-                  <w:rPr>
-                    <w:rStyle w:val="136"/>
-                    <w:rFonts w:hint="default" w:ascii="DejaVu Math TeX Gyre" w:hAnsi="DejaVu Math TeX Gyre"/>
-                    <w:b/>
-                    <w:bCs w:val="0"/>
-                    <w:i/>
-                    <w:color w:val="auto"/>
-                    <w:lang w:val="en-US" w:eastAsia="zh-CN"/>
-                  </w:rPr>
-                </m:ctrlPr>
-              </m:sSupPr>
-              <m:e>
-                <m:r>
-                  <m:rPr>
-                    <m:sty m:val="bi"/>
-                  </m:rPr>
-                  <w:rPr>
-                    <w:rStyle w:val="136"/>
-                    <w:rFonts w:hint="default" w:ascii="DejaVu Math TeX Gyre" w:hAnsi="DejaVu Math TeX Gyre"/>
-                    <w:color w:val="auto"/>
-                    <w:lang w:val="en-US" w:eastAsia="zh-CN"/>
-                  </w:rPr>
-                  <m:t>D</m:t>
-                </m:r>
-                <m:ctrlPr>
-                  <m:rPr/>
-                  <w:rPr>
-                    <w:rStyle w:val="136"/>
-                    <w:rFonts w:hint="default" w:ascii="DejaVu Math TeX Gyre" w:hAnsi="DejaVu Math TeX Gyre"/>
-                    <w:b/>
-                    <w:bCs w:val="0"/>
-                    <w:i/>
-                    <w:color w:val="auto"/>
-                    <w:lang w:val="en-US" w:eastAsia="zh-CN"/>
-                  </w:rPr>
-                </m:ctrlPr>
-              </m:e>
-              <m:sup>
-                <m:r>
-                  <m:rPr>
-                    <m:sty m:val="bi"/>
-                  </m:rPr>
-                  <w:rPr>
-                    <w:rStyle w:val="136"/>
-                    <w:rFonts w:hint="default" w:ascii="DejaVu Math TeX Gyre" w:hAnsi="DejaVu Math TeX Gyre"/>
-                    <w:color w:val="auto"/>
-                    <w:lang w:val="en-US" w:eastAsia="zh-CN"/>
-                  </w:rPr>
-                  <m:t>2</m:t>
-                </m:r>
-                <m:ctrlPr>
-                  <m:rPr/>
-                  <w:rPr>
-                    <w:rStyle w:val="136"/>
-                    <w:rFonts w:hint="default" w:ascii="DejaVu Math TeX Gyre" w:hAnsi="DejaVu Math TeX Gyre"/>
-                    <w:b/>
-                    <w:bCs w:val="0"/>
-                    <w:i/>
-                    <w:color w:val="auto"/>
-                    <w:lang w:val="en-US" w:eastAsia="zh-CN"/>
-                  </w:rPr>
-                </m:ctrlPr>
-              </m:sup>
-            </m:sSup>
-            <m:r>
-              <m:rPr>
-                <m:sty m:val="bi"/>
-              </m:rPr>
-              <w:rPr>
-                <w:rStyle w:val="136"/>
-                <w:rFonts w:hint="default" w:ascii="DejaVu Math TeX Gyre" w:hAnsi="DejaVu Math TeX Gyre"/>
-                <w:color w:val="auto"/>
-                <w:lang w:val="en-US" w:eastAsia="zh-CN"/>
-              </w:rPr>
-              <m:t>−</m:t>
-            </m:r>
-            <m:sSup>
-              <m:sSupPr>
-                <m:ctrlPr>
-                  <m:rPr/>
-                  <w:rPr>
-                    <w:rStyle w:val="136"/>
-                    <w:rFonts w:hint="default" w:ascii="DejaVu Math TeX Gyre" w:hAnsi="DejaVu Math TeX Gyre"/>
-                    <w:b/>
-                    <w:bCs w:val="0"/>
-                    <w:i/>
-                    <w:color w:val="auto"/>
-                    <w:lang w:val="en-US" w:eastAsia="zh-CN"/>
-                  </w:rPr>
-                </m:ctrlPr>
-              </m:sSupPr>
-              <m:e>
-                <m:sSub>
-                  <m:sSubPr>
-                    <m:ctrlPr>
-                      <m:rPr/>
-                      <w:rPr>
-                        <w:rStyle w:val="136"/>
-                        <w:rFonts w:hint="default" w:ascii="DejaVu Math TeX Gyre" w:hAnsi="DejaVu Math TeX Gyre"/>
-                        <w:b/>
-                        <w:bCs w:val="0"/>
-                        <w:i/>
-                        <w:color w:val="auto"/>
-                        <w:lang w:val="en-US" w:eastAsia="zh-CN"/>
-                      </w:rPr>
-                    </m:ctrlPr>
-                  </m:sSubPr>
-                  <m:e>
-                    <m:r>
-                      <m:rPr>
-                        <m:sty m:val="bi"/>
-                      </m:rPr>
-                      <w:rPr>
-                        <w:rStyle w:val="136"/>
-                        <w:rFonts w:hint="default" w:ascii="DejaVu Math TeX Gyre" w:hAnsi="DejaVu Math TeX Gyre"/>
-                        <w:color w:val="auto"/>
-                        <w:lang w:val="en-US" w:eastAsia="zh-CN"/>
-                      </w:rPr>
-                      <m:t>L</m:t>
-                    </m:r>
-                    <m:ctrlPr>
-                      <m:rPr/>
-                      <w:rPr>
-                        <w:rStyle w:val="136"/>
-                        <w:rFonts w:hint="default" w:ascii="DejaVu Math TeX Gyre" w:hAnsi="DejaVu Math TeX Gyre"/>
-                        <w:b/>
-                        <w:bCs w:val="0"/>
-                        <w:i/>
-                        <w:color w:val="auto"/>
-                        <w:lang w:val="en-US" w:eastAsia="zh-CN"/>
-                      </w:rPr>
-                    </m:ctrlPr>
-                  </m:e>
-                  <m:sub>
-                    <m:r>
-                      <m:rPr>
-                        <m:sty m:val="bi"/>
-                      </m:rPr>
-                      <w:rPr>
-                        <w:rStyle w:val="136"/>
-                        <w:rFonts w:hint="default" w:ascii="DejaVu Math TeX Gyre" w:hAnsi="DejaVu Math TeX Gyre"/>
-                        <w:color w:val="auto"/>
-                        <w:lang w:val="en-US" w:eastAsia="zh-CN"/>
-                      </w:rPr>
-                      <m:t>3</m:t>
-                    </m:r>
-                    <m:ctrlPr>
-                      <m:rPr/>
-                      <w:rPr>
-                        <w:rStyle w:val="136"/>
-                        <w:rFonts w:hint="default" w:ascii="DejaVu Math TeX Gyre" w:hAnsi="DejaVu Math TeX Gyre"/>
-                        <w:b/>
-                        <w:bCs w:val="0"/>
-                        <w:i/>
-                        <w:color w:val="auto"/>
-                        <w:lang w:val="en-US" w:eastAsia="zh-CN"/>
-                      </w:rPr>
-                    </m:ctrlPr>
-                  </m:sub>
-                </m:sSub>
-                <m:ctrlPr>
-                  <m:rPr/>
-                  <w:rPr>
-                    <w:rStyle w:val="136"/>
-                    <w:rFonts w:hint="default" w:ascii="DejaVu Math TeX Gyre" w:hAnsi="DejaVu Math TeX Gyre"/>
-                    <w:b/>
-                    <w:bCs w:val="0"/>
-                    <w:i/>
-                    <w:color w:val="auto"/>
-                    <w:lang w:val="en-US" w:eastAsia="zh-CN"/>
-                  </w:rPr>
-                </m:ctrlPr>
-              </m:e>
-              <m:sup>
-                <m:r>
-                  <m:rPr>
-                    <m:sty m:val="bi"/>
-                  </m:rPr>
-                  <w:rPr>
-                    <w:rStyle w:val="136"/>
-                    <w:rFonts w:hint="default" w:ascii="DejaVu Math TeX Gyre" w:hAnsi="DejaVu Math TeX Gyre"/>
-                    <w:color w:val="auto"/>
-                    <w:lang w:val="en-US" w:eastAsia="zh-CN"/>
-                  </w:rPr>
-                  <m:t>2</m:t>
-                </m:r>
-                <m:ctrlPr>
-                  <m:rPr/>
-                  <w:rPr>
-                    <w:rStyle w:val="136"/>
-                    <w:rFonts w:hint="default" w:ascii="DejaVu Math TeX Gyre" w:hAnsi="DejaVu Math TeX Gyre"/>
-                    <w:b/>
-                    <w:bCs w:val="0"/>
-                    <w:i/>
-                    <w:color w:val="auto"/>
-                    <w:lang w:val="en-US" w:eastAsia="zh-CN"/>
-                  </w:rPr>
-                </m:ctrlPr>
-              </m:sup>
-            </m:sSup>
-            <m:ctrlPr>
-              <m:rPr/>
-              <w:rPr>
-                <w:rStyle w:val="136"/>
-                <w:rFonts w:hint="default" w:ascii="DejaVu Math TeX Gyre" w:hAnsi="DejaVu Math TeX Gyre"/>
-                <w:b/>
-                <w:bCs w:val="0"/>
-                <w:i/>
-                <w:color w:val="auto"/>
-                <w:lang w:val="en-US" w:eastAsia="zh-CN"/>
-              </w:rPr>
-            </m:ctrlPr>
-          </m:num>
-          <m:den>
-            <m:r>
-              <m:rPr>
-                <m:sty m:val="bi"/>
-              </m:rPr>
-              <w:rPr>
-                <w:rStyle w:val="136"/>
-                <w:rFonts w:hint="default" w:ascii="DejaVu Math TeX Gyre" w:hAnsi="DejaVu Math TeX Gyre"/>
-                <w:color w:val="auto"/>
-                <w:lang w:val="en-US" w:eastAsia="zh-CN"/>
-              </w:rPr>
-              <m:t>2</m:t>
-            </m:r>
-            <m:sSub>
-              <m:sSubPr>
-                <m:ctrlPr>
-                  <m:rPr/>
-                  <w:rPr>
-                    <w:rStyle w:val="136"/>
-                    <w:rFonts w:hint="default" w:ascii="DejaVu Math TeX Gyre" w:hAnsi="DejaVu Math TeX Gyre"/>
-                    <w:b/>
-                    <w:bCs w:val="0"/>
-                    <w:i/>
-                    <w:color w:val="auto"/>
-                    <w:lang w:val="en-US" w:eastAsia="zh-CN"/>
-                  </w:rPr>
-                </m:ctrlPr>
-              </m:sSubPr>
-              <m:e>
-                <m:r>
-                  <m:rPr>
-                    <m:sty m:val="bi"/>
-                  </m:rPr>
-                  <w:rPr>
-                    <w:rStyle w:val="136"/>
-                    <w:rFonts w:hint="default" w:ascii="DejaVu Math TeX Gyre" w:hAnsi="DejaVu Math TeX Gyre"/>
-                    <w:color w:val="auto"/>
-                    <w:lang w:val="en-US" w:eastAsia="zh-CN"/>
-                  </w:rPr>
-                  <m:t>L</m:t>
-                </m:r>
-                <m:ctrlPr>
-                  <m:rPr/>
-                  <w:rPr>
-                    <w:rStyle w:val="136"/>
-                    <w:rFonts w:hint="default" w:ascii="DejaVu Math TeX Gyre" w:hAnsi="DejaVu Math TeX Gyre"/>
-                    <w:b/>
-                    <w:bCs w:val="0"/>
-                    <w:i/>
-                    <w:color w:val="auto"/>
-                    <w:lang w:val="en-US" w:eastAsia="zh-CN"/>
-                  </w:rPr>
-                </m:ctrlPr>
-              </m:e>
-              <m:sub>
-                <m:r>
-                  <m:rPr>
-                    <m:sty m:val="bi"/>
-                  </m:rPr>
-                  <w:rPr>
-                    <w:rStyle w:val="136"/>
-                    <w:rFonts w:hint="default" w:ascii="DejaVu Math TeX Gyre" w:hAnsi="DejaVu Math TeX Gyre"/>
-                    <w:color w:val="auto"/>
-                    <w:lang w:val="en-US" w:eastAsia="zh-CN"/>
-                  </w:rPr>
-                  <m:t>2</m:t>
-                </m:r>
-                <m:ctrlPr>
-                  <m:rPr/>
-                  <w:rPr>
-                    <w:rStyle w:val="136"/>
-                    <w:rFonts w:hint="default" w:ascii="DejaVu Math TeX Gyre" w:hAnsi="DejaVu Math TeX Gyre"/>
-                    <w:b/>
-                    <w:bCs w:val="0"/>
-                    <w:i/>
-                    <w:color w:val="auto"/>
-                    <w:lang w:val="en-US" w:eastAsia="zh-CN"/>
-                  </w:rPr>
-                </m:ctrlPr>
-              </m:sub>
-            </m:sSub>
-            <m:r>
-              <m:rPr>
-                <m:sty m:val="bi"/>
-              </m:rPr>
-              <w:rPr>
-                <w:rStyle w:val="136"/>
-                <w:rFonts w:hint="default" w:ascii="DejaVu Math TeX Gyre" w:hAnsi="DejaVu Math TeX Gyre"/>
-                <w:color w:val="auto"/>
-                <w:lang w:val="en-US" w:eastAsia="zh-CN"/>
-              </w:rPr>
-              <m:t>D</m:t>
-            </m:r>
-            <m:ctrlPr>
-              <m:rPr/>
-              <w:rPr>
-                <w:rStyle w:val="136"/>
-                <w:rFonts w:hint="default" w:ascii="DejaVu Math TeX Gyre" w:hAnsi="DejaVu Math TeX Gyre"/>
-                <w:b/>
-                <w:bCs w:val="0"/>
-                <w:i/>
-                <w:color w:val="auto"/>
-                <w:lang w:val="en-US" w:eastAsia="zh-CN"/>
-              </w:rPr>
-            </m:ctrlPr>
-          </m:den>
-        </m:f>
       </m:oMath>
     </w:p>
     <w:p>
@@ -6756,6 +6220,523 @@
         <w:keepLines w:val="0"/>
         <w:widowControl/>
         <w:numPr>
+          <w:numId w:val="0"/>
+        </w:numPr>
+        <w:suppressLineNumbers w:val="0"/>
+        <w:bidi w:val="0"/>
+        <w:rPr>
+          <w:rStyle w:val="136"/>
+          <w:rFonts w:hint="default" w:hAnsi="DejaVu Math TeX Gyre"/>
+          <w:bCs/>
+          <w:i w:val="0"/>
+          <w:color w:val="auto"/>
+          <w:lang w:val="en-US" w:eastAsia="zh-CN"/>
+        </w:rPr>
+      </w:pPr>
+      <m:oMathPara>
+        <m:oMath>
+          <m:r>
+            <m:rPr>
+              <m:sty m:val="bi"/>
+            </m:rPr>
+            <w:rPr>
+              <w:rStyle w:val="136"/>
+              <w:rFonts w:hint="default" w:ascii="DejaVu Math TeX Gyre" w:hAnsi="DejaVu Math TeX Gyre"/>
+              <w:color w:val="auto"/>
+              <w:lang w:val="en-US" w:eastAsia="zh-CN"/>
+            </w:rPr>
+            <m:t>cos</m:t>
+          </m:r>
+          <m:r>
+            <m:rPr>
+              <m:sty m:val="bi"/>
+            </m:rPr>
+            <w:rPr>
+              <w:rStyle w:val="136"/>
+              <w:rFonts w:hint="default" w:ascii="DejaVu Math TeX Gyre" w:hAnsi="DejaVu Math TeX Gyre" w:cs="DejaVu Math TeX Gyre"/>
+              <w:color w:val="auto"/>
+              <w:lang w:val="en-US" w:eastAsia="zh-CN"/>
+            </w:rPr>
+            <m:t>β</m:t>
+          </m:r>
+          <m:r>
+            <m:rPr>
+              <m:sty m:val="bi"/>
+            </m:rPr>
+            <w:rPr>
+              <w:rStyle w:val="136"/>
+              <w:rFonts w:hint="default" w:ascii="DejaVu Math TeX Gyre" w:hAnsi="DejaVu Math TeX Gyre"/>
+              <w:color w:val="auto"/>
+              <w:lang w:val="en-US" w:eastAsia="zh-CN"/>
+            </w:rPr>
+            <m:t>=</m:t>
+          </m:r>
+          <m:f>
+            <m:fPr>
+              <m:ctrlPr>
+                <w:rPr>
+                  <w:rStyle w:val="136"/>
+                  <w:rFonts w:hint="default" w:ascii="DejaVu Math TeX Gyre" w:hAnsi="DejaVu Math TeX Gyre"/>
+                  <w:b/>
+                  <w:bCs w:val="0"/>
+                  <w:i/>
+                  <w:color w:val="auto"/>
+                  <w:lang w:val="en-US" w:eastAsia="zh-CN"/>
+                </w:rPr>
+              </m:ctrlPr>
+            </m:fPr>
+            <m:num>
+              <m:sSup>
+                <m:sSupPr>
+                  <m:ctrlPr>
+                    <w:rPr>
+                      <w:rStyle w:val="136"/>
+                      <w:rFonts w:hint="default" w:ascii="DejaVu Math TeX Gyre" w:hAnsi="DejaVu Math TeX Gyre"/>
+                      <w:b/>
+                      <w:bCs w:val="0"/>
+                      <w:i/>
+                      <w:color w:val="auto"/>
+                      <w:lang w:val="en-US" w:eastAsia="zh-CN"/>
+                    </w:rPr>
+                  </m:ctrlPr>
+                </m:sSupPr>
+                <m:e>
+                  <m:sSub>
+                    <m:sSubPr>
+                      <m:ctrlPr>
+                        <w:rPr>
+                          <w:rStyle w:val="136"/>
+                          <w:rFonts w:hint="default" w:ascii="DejaVu Math TeX Gyre" w:hAnsi="DejaVu Math TeX Gyre"/>
+                          <w:b/>
+                          <w:bCs w:val="0"/>
+                          <w:i/>
+                          <w:color w:val="auto"/>
+                          <w:lang w:val="en-US" w:eastAsia="zh-CN"/>
+                        </w:rPr>
+                      </m:ctrlPr>
+                    </m:sSubPr>
+                    <m:e>
+                      <m:r>
+                        <m:rPr>
+                          <m:sty m:val="bi"/>
+                        </m:rPr>
+                        <w:rPr>
+                          <w:rStyle w:val="136"/>
+                          <w:rFonts w:hint="default" w:ascii="DejaVu Math TeX Gyre" w:hAnsi="DejaVu Math TeX Gyre"/>
+                          <w:color w:val="auto"/>
+                          <w:lang w:val="en-US" w:eastAsia="zh-CN"/>
+                        </w:rPr>
+                        <m:t>L</m:t>
+                      </m:r>
+                      <m:ctrlPr>
+                        <w:rPr>
+                          <w:rStyle w:val="136"/>
+                          <w:rFonts w:hint="default" w:ascii="DejaVu Math TeX Gyre" w:hAnsi="DejaVu Math TeX Gyre"/>
+                          <w:b/>
+                          <w:bCs w:val="0"/>
+                          <w:i/>
+                          <w:color w:val="auto"/>
+                          <w:lang w:val="en-US" w:eastAsia="zh-CN"/>
+                        </w:rPr>
+                      </m:ctrlPr>
+                    </m:e>
+                    <m:sub>
+                      <m:r>
+                        <m:rPr>
+                          <m:sty m:val="bi"/>
+                        </m:rPr>
+                        <w:rPr>
+                          <w:rStyle w:val="136"/>
+                          <w:rFonts w:hint="default" w:ascii="DejaVu Math TeX Gyre" w:hAnsi="DejaVu Math TeX Gyre"/>
+                          <w:color w:val="auto"/>
+                          <w:lang w:val="en-US" w:eastAsia="zh-CN"/>
+                        </w:rPr>
+                        <m:t>2</m:t>
+                      </m:r>
+                      <m:ctrlPr>
+                        <w:rPr>
+                          <w:rStyle w:val="136"/>
+                          <w:rFonts w:hint="default" w:ascii="DejaVu Math TeX Gyre" w:hAnsi="DejaVu Math TeX Gyre"/>
+                          <w:b/>
+                          <w:bCs w:val="0"/>
+                          <w:i/>
+                          <w:color w:val="auto"/>
+                          <w:lang w:val="en-US" w:eastAsia="zh-CN"/>
+                        </w:rPr>
+                      </m:ctrlPr>
+                    </m:sub>
+                  </m:sSub>
+                  <m:ctrlPr>
+                    <w:rPr>
+                      <w:rStyle w:val="136"/>
+                      <w:rFonts w:hint="default" w:ascii="DejaVu Math TeX Gyre" w:hAnsi="DejaVu Math TeX Gyre"/>
+                      <w:b/>
+                      <w:bCs w:val="0"/>
+                      <w:i/>
+                      <w:color w:val="auto"/>
+                      <w:lang w:val="en-US" w:eastAsia="zh-CN"/>
+                    </w:rPr>
+                  </m:ctrlPr>
+                </m:e>
+                <m:sup>
+                  <m:r>
+                    <m:rPr>
+                      <m:sty m:val="bi"/>
+                    </m:rPr>
+                    <w:rPr>
+                      <w:rStyle w:val="136"/>
+                      <w:rFonts w:hint="default" w:ascii="DejaVu Math TeX Gyre" w:hAnsi="DejaVu Math TeX Gyre"/>
+                      <w:color w:val="auto"/>
+                      <w:lang w:val="en-US" w:eastAsia="zh-CN"/>
+                    </w:rPr>
+                    <m:t>2</m:t>
+                  </m:r>
+                  <m:ctrlPr>
+                    <w:rPr>
+                      <w:rStyle w:val="136"/>
+                      <w:rFonts w:hint="default" w:ascii="DejaVu Math TeX Gyre" w:hAnsi="DejaVu Math TeX Gyre"/>
+                      <w:b/>
+                      <w:bCs w:val="0"/>
+                      <w:i/>
+                      <w:color w:val="auto"/>
+                      <w:lang w:val="en-US" w:eastAsia="zh-CN"/>
+                    </w:rPr>
+                  </m:ctrlPr>
+                </m:sup>
+              </m:sSup>
+              <m:r>
+                <m:rPr>
+                  <m:sty m:val="bi"/>
+                </m:rPr>
+                <w:rPr>
+                  <w:rStyle w:val="136"/>
+                  <w:rFonts w:hint="default" w:ascii="DejaVu Math TeX Gyre" w:hAnsi="DejaVu Math TeX Gyre"/>
+                  <w:color w:val="auto"/>
+                  <w:lang w:val="en-US" w:eastAsia="zh-CN"/>
+                </w:rPr>
+                <m:t>+</m:t>
+              </m:r>
+              <m:sSup>
+                <m:sSupPr>
+                  <m:ctrlPr>
+                    <w:rPr>
+                      <w:rStyle w:val="136"/>
+                      <w:rFonts w:hint="default" w:ascii="DejaVu Math TeX Gyre" w:hAnsi="DejaVu Math TeX Gyre"/>
+                      <w:b/>
+                      <w:bCs w:val="0"/>
+                      <w:i/>
+                      <w:color w:val="auto"/>
+                      <w:lang w:val="en-US" w:eastAsia="zh-CN"/>
+                    </w:rPr>
+                  </m:ctrlPr>
+                </m:sSupPr>
+                <m:e>
+                  <m:r>
+                    <m:rPr>
+                      <m:sty m:val="bi"/>
+                    </m:rPr>
+                    <w:rPr>
+                      <w:rStyle w:val="136"/>
+                      <w:rFonts w:hint="default" w:ascii="DejaVu Math TeX Gyre" w:hAnsi="DejaVu Math TeX Gyre"/>
+                      <w:color w:val="auto"/>
+                      <w:lang w:val="en-US" w:eastAsia="zh-CN"/>
+                    </w:rPr>
+                    <m:t>D</m:t>
+                  </m:r>
+                  <m:ctrlPr>
+                    <w:rPr>
+                      <w:rStyle w:val="136"/>
+                      <w:rFonts w:hint="default" w:ascii="DejaVu Math TeX Gyre" w:hAnsi="DejaVu Math TeX Gyre"/>
+                      <w:b/>
+                      <w:bCs w:val="0"/>
+                      <w:i/>
+                      <w:color w:val="auto"/>
+                      <w:lang w:val="en-US" w:eastAsia="zh-CN"/>
+                    </w:rPr>
+                  </m:ctrlPr>
+                </m:e>
+                <m:sup>
+                  <m:r>
+                    <m:rPr>
+                      <m:sty m:val="bi"/>
+                    </m:rPr>
+                    <w:rPr>
+                      <w:rStyle w:val="136"/>
+                      <w:rFonts w:hint="default" w:ascii="DejaVu Math TeX Gyre" w:hAnsi="DejaVu Math TeX Gyre"/>
+                      <w:color w:val="auto"/>
+                      <w:lang w:val="en-US" w:eastAsia="zh-CN"/>
+                    </w:rPr>
+                    <m:t>2</m:t>
+                  </m:r>
+                  <m:ctrlPr>
+                    <w:rPr>
+                      <w:rStyle w:val="136"/>
+                      <w:rFonts w:hint="default" w:ascii="DejaVu Math TeX Gyre" w:hAnsi="DejaVu Math TeX Gyre"/>
+                      <w:b/>
+                      <w:bCs w:val="0"/>
+                      <w:i/>
+                      <w:color w:val="auto"/>
+                      <w:lang w:val="en-US" w:eastAsia="zh-CN"/>
+                    </w:rPr>
+                  </m:ctrlPr>
+                </m:sup>
+              </m:sSup>
+              <m:r>
+                <m:rPr>
+                  <m:sty m:val="bi"/>
+                </m:rPr>
+                <w:rPr>
+                  <w:rStyle w:val="136"/>
+                  <w:rFonts w:hint="default" w:ascii="DejaVu Math TeX Gyre" w:hAnsi="DejaVu Math TeX Gyre"/>
+                  <w:color w:val="auto"/>
+                  <w:lang w:val="en-US" w:eastAsia="zh-CN"/>
+                </w:rPr>
+                <m:t>−</m:t>
+              </m:r>
+              <m:sSup>
+                <m:sSupPr>
+                  <m:ctrlPr>
+                    <w:rPr>
+                      <w:rStyle w:val="136"/>
+                      <w:rFonts w:hint="default" w:ascii="DejaVu Math TeX Gyre" w:hAnsi="DejaVu Math TeX Gyre"/>
+                      <w:b/>
+                      <w:bCs w:val="0"/>
+                      <w:i/>
+                      <w:color w:val="auto"/>
+                      <w:lang w:val="en-US" w:eastAsia="zh-CN"/>
+                    </w:rPr>
+                  </m:ctrlPr>
+                </m:sSupPr>
+                <m:e>
+                  <m:sSub>
+                    <m:sSubPr>
+                      <m:ctrlPr>
+                        <w:rPr>
+                          <w:rStyle w:val="136"/>
+                          <w:rFonts w:hint="default" w:ascii="DejaVu Math TeX Gyre" w:hAnsi="DejaVu Math TeX Gyre"/>
+                          <w:b/>
+                          <w:bCs w:val="0"/>
+                          <w:i/>
+                          <w:color w:val="auto"/>
+                          <w:lang w:val="en-US" w:eastAsia="zh-CN"/>
+                        </w:rPr>
+                      </m:ctrlPr>
+                    </m:sSubPr>
+                    <m:e>
+                      <m:r>
+                        <m:rPr>
+                          <m:sty m:val="bi"/>
+                        </m:rPr>
+                        <w:rPr>
+                          <w:rStyle w:val="136"/>
+                          <w:rFonts w:hint="default" w:ascii="DejaVu Math TeX Gyre" w:hAnsi="DejaVu Math TeX Gyre"/>
+                          <w:color w:val="auto"/>
+                          <w:lang w:val="en-US" w:eastAsia="zh-CN"/>
+                        </w:rPr>
+                        <m:t>L</m:t>
+                      </m:r>
+                      <m:ctrlPr>
+                        <w:rPr>
+                          <w:rStyle w:val="136"/>
+                          <w:rFonts w:hint="default" w:ascii="DejaVu Math TeX Gyre" w:hAnsi="DejaVu Math TeX Gyre"/>
+                          <w:b/>
+                          <w:bCs w:val="0"/>
+                          <w:i/>
+                          <w:color w:val="auto"/>
+                          <w:lang w:val="en-US" w:eastAsia="zh-CN"/>
+                        </w:rPr>
+                      </m:ctrlPr>
+                    </m:e>
+                    <m:sub>
+                      <m:r>
+                        <m:rPr>
+                          <m:sty m:val="bi"/>
+                        </m:rPr>
+                        <w:rPr>
+                          <w:rStyle w:val="136"/>
+                          <w:rFonts w:hint="default" w:ascii="DejaVu Math TeX Gyre" w:hAnsi="DejaVu Math TeX Gyre"/>
+                          <w:color w:val="auto"/>
+                          <w:lang w:val="en-US" w:eastAsia="zh-CN"/>
+                        </w:rPr>
+                        <m:t>3</m:t>
+                      </m:r>
+                      <m:ctrlPr>
+                        <w:rPr>
+                          <w:rStyle w:val="136"/>
+                          <w:rFonts w:hint="default" w:ascii="DejaVu Math TeX Gyre" w:hAnsi="DejaVu Math TeX Gyre"/>
+                          <w:b/>
+                          <w:bCs w:val="0"/>
+                          <w:i/>
+                          <w:color w:val="auto"/>
+                          <w:lang w:val="en-US" w:eastAsia="zh-CN"/>
+                        </w:rPr>
+                      </m:ctrlPr>
+                    </m:sub>
+                  </m:sSub>
+                  <m:ctrlPr>
+                    <w:rPr>
+                      <w:rStyle w:val="136"/>
+                      <w:rFonts w:hint="default" w:ascii="DejaVu Math TeX Gyre" w:hAnsi="DejaVu Math TeX Gyre"/>
+                      <w:b/>
+                      <w:bCs w:val="0"/>
+                      <w:i/>
+                      <w:color w:val="auto"/>
+                      <w:lang w:val="en-US" w:eastAsia="zh-CN"/>
+                    </w:rPr>
+                  </m:ctrlPr>
+                </m:e>
+                <m:sup>
+                  <m:r>
+                    <m:rPr>
+                      <m:sty m:val="bi"/>
+                    </m:rPr>
+                    <w:rPr>
+                      <w:rStyle w:val="136"/>
+                      <w:rFonts w:hint="default" w:ascii="DejaVu Math TeX Gyre" w:hAnsi="DejaVu Math TeX Gyre"/>
+                      <w:color w:val="auto"/>
+                      <w:lang w:val="en-US" w:eastAsia="zh-CN"/>
+                    </w:rPr>
+                    <m:t>2</m:t>
+                  </m:r>
+                  <m:ctrlPr>
+                    <w:rPr>
+                      <w:rStyle w:val="136"/>
+                      <w:rFonts w:hint="default" w:ascii="DejaVu Math TeX Gyre" w:hAnsi="DejaVu Math TeX Gyre"/>
+                      <w:b/>
+                      <w:bCs w:val="0"/>
+                      <w:i/>
+                      <w:color w:val="auto"/>
+                      <w:lang w:val="en-US" w:eastAsia="zh-CN"/>
+                    </w:rPr>
+                  </m:ctrlPr>
+                </m:sup>
+              </m:sSup>
+              <m:ctrlPr>
+                <w:rPr>
+                  <w:rStyle w:val="136"/>
+                  <w:rFonts w:hint="default" w:ascii="DejaVu Math TeX Gyre" w:hAnsi="DejaVu Math TeX Gyre"/>
+                  <w:b/>
+                  <w:bCs w:val="0"/>
+                  <w:i/>
+                  <w:color w:val="auto"/>
+                  <w:lang w:val="en-US" w:eastAsia="zh-CN"/>
+                </w:rPr>
+              </m:ctrlPr>
+            </m:num>
+            <m:den>
+              <m:r>
+                <m:rPr>
+                  <m:sty m:val="bi"/>
+                </m:rPr>
+                <w:rPr>
+                  <w:rStyle w:val="136"/>
+                  <w:rFonts w:hint="default" w:ascii="DejaVu Math TeX Gyre" w:hAnsi="DejaVu Math TeX Gyre"/>
+                  <w:color w:val="auto"/>
+                  <w:lang w:val="en-US" w:eastAsia="zh-CN"/>
+                </w:rPr>
+                <m:t>2</m:t>
+              </m:r>
+              <m:sSub>
+                <m:sSubPr>
+                  <m:ctrlPr>
+                    <w:rPr>
+                      <w:rStyle w:val="136"/>
+                      <w:rFonts w:hint="default" w:ascii="DejaVu Math TeX Gyre" w:hAnsi="DejaVu Math TeX Gyre"/>
+                      <w:b/>
+                      <w:bCs w:val="0"/>
+                      <w:i/>
+                      <w:color w:val="auto"/>
+                      <w:lang w:val="en-US" w:eastAsia="zh-CN"/>
+                    </w:rPr>
+                  </m:ctrlPr>
+                </m:sSubPr>
+                <m:e>
+                  <m:r>
+                    <m:rPr>
+                      <m:sty m:val="bi"/>
+                    </m:rPr>
+                    <w:rPr>
+                      <w:rStyle w:val="136"/>
+                      <w:rFonts w:hint="default" w:ascii="DejaVu Math TeX Gyre" w:hAnsi="DejaVu Math TeX Gyre"/>
+                      <w:color w:val="auto"/>
+                      <w:lang w:val="en-US" w:eastAsia="zh-CN"/>
+                    </w:rPr>
+                    <m:t>L</m:t>
+                  </m:r>
+                  <m:ctrlPr>
+                    <w:rPr>
+                      <w:rStyle w:val="136"/>
+                      <w:rFonts w:hint="default" w:ascii="DejaVu Math TeX Gyre" w:hAnsi="DejaVu Math TeX Gyre"/>
+                      <w:b/>
+                      <w:bCs w:val="0"/>
+                      <w:i/>
+                      <w:color w:val="auto"/>
+                      <w:lang w:val="en-US" w:eastAsia="zh-CN"/>
+                    </w:rPr>
+                  </m:ctrlPr>
+                </m:e>
+                <m:sub>
+                  <m:r>
+                    <m:rPr>
+                      <m:sty m:val="bi"/>
+                    </m:rPr>
+                    <w:rPr>
+                      <w:rStyle w:val="136"/>
+                      <w:rFonts w:hint="default" w:ascii="DejaVu Math TeX Gyre" w:hAnsi="DejaVu Math TeX Gyre"/>
+                      <w:color w:val="auto"/>
+                      <w:lang w:val="en-US" w:eastAsia="zh-CN"/>
+                    </w:rPr>
+                    <m:t>2</m:t>
+                  </m:r>
+                  <m:ctrlPr>
+                    <w:rPr>
+                      <w:rStyle w:val="136"/>
+                      <w:rFonts w:hint="default" w:ascii="DejaVu Math TeX Gyre" w:hAnsi="DejaVu Math TeX Gyre"/>
+                      <w:b/>
+                      <w:bCs w:val="0"/>
+                      <w:i/>
+                      <w:color w:val="auto"/>
+                      <w:lang w:val="en-US" w:eastAsia="zh-CN"/>
+                    </w:rPr>
+                  </m:ctrlPr>
+                </m:sub>
+              </m:sSub>
+              <m:r>
+                <m:rPr>
+                  <m:sty m:val="bi"/>
+                </m:rPr>
+                <w:rPr>
+                  <w:rStyle w:val="136"/>
+                  <w:rFonts w:hint="default" w:ascii="DejaVu Math TeX Gyre" w:hAnsi="DejaVu Math TeX Gyre"/>
+                  <w:color w:val="auto"/>
+                  <w:lang w:val="en-US" w:eastAsia="zh-CN"/>
+                </w:rPr>
+                <m:t>D</m:t>
+              </m:r>
+              <m:ctrlPr>
+                <w:rPr>
+                  <w:rStyle w:val="136"/>
+                  <w:rFonts w:hint="default" w:ascii="DejaVu Math TeX Gyre" w:hAnsi="DejaVu Math TeX Gyre"/>
+                  <w:b/>
+                  <w:bCs w:val="0"/>
+                  <w:i/>
+                  <w:color w:val="auto"/>
+                  <w:lang w:val="en-US" w:eastAsia="zh-CN"/>
+                </w:rPr>
+              </m:ctrlPr>
+            </m:den>
+          </m:f>
+        </m:oMath>
+      </m:oMathPara>
+    </w:p>
+    <w:p>
+      <w:pPr>
+        <w:pStyle w:val="30"/>
+        <w:keepNext w:val="0"/>
+        <w:keepLines w:val="0"/>
+        <w:widowControl/>
+        <w:numPr>
+          <w:ilvl w:val="0"/>
           <w:numId w:val="0"/>
         </w:numPr>
         <w:suppressLineNumbers w:val="0"/>
@@ -7255,187 +7236,6 @@
         <w:suppressLineNumbers w:val="0"/>
         <w:bidi w:val="0"/>
         <w:ind w:leftChars="0"/>
-        <m:rPr/>
-        <w:rPr>
-          <w:rStyle w:val="136"/>
-          <w:rFonts w:hint="default" w:hAnsi="DejaVu Math TeX Gyre" w:cs="DejaVu Math TeX Gyre"/>
-          <w:b/>
-          <w:bCs/>
-          <w:i/>
-          <w:color w:val="auto"/>
-          <w:lang w:val="en-US"/>
-        </w:rPr>
-      </w:pPr>
-      <m:oMathPara>
-        <m:oMath>
-          <m:sSub>
-            <m:sSubPr>
-              <m:ctrlPr>
-                <w:rPr>
-                  <w:rStyle w:val="136"/>
-                  <w:rFonts w:ascii="DejaVu Math TeX Gyre" w:hAnsi="DejaVu Math TeX Gyre"/>
-                  <w:b/>
-                  <w:bCs/>
-                  <w:i/>
-                  <w:color w:val="auto"/>
-                  <w:lang w:val="en-US"/>
-                </w:rPr>
-              </m:ctrlPr>
-            </m:sSubPr>
-            <m:e>
-              <m:r>
-                <m:rPr>
-                  <m:sty m:val="bi"/>
-                </m:rPr>
-                <w:rPr>
-                  <w:rStyle w:val="136"/>
-                  <w:rFonts w:hint="default" w:ascii="DejaVu Math TeX Gyre" w:hAnsi="DejaVu Math TeX Gyre"/>
-                  <w:color w:val="auto"/>
-                  <w:lang w:val="en-US"/>
-                </w:rPr>
-                <m:t>θ</m:t>
-              </m:r>
-              <m:ctrlPr>
-                <w:rPr>
-                  <w:rStyle w:val="136"/>
-                  <w:rFonts w:ascii="DejaVu Math TeX Gyre" w:hAnsi="DejaVu Math TeX Gyre"/>
-                  <w:b/>
-                  <w:bCs/>
-                  <w:i/>
-                  <w:color w:val="auto"/>
-                  <w:lang w:val="en-US"/>
-                </w:rPr>
-              </m:ctrlPr>
-            </m:e>
-            <m:sub>
-              <m:r>
-                <m:rPr>
-                  <m:sty m:val="bi"/>
-                </m:rPr>
-                <w:rPr>
-                  <w:rStyle w:val="136"/>
-                  <w:rFonts w:hint="default" w:ascii="DejaVu Math TeX Gyre" w:hAnsi="DejaVu Math TeX Gyre"/>
-                  <w:color w:val="auto"/>
-                  <w:lang w:val="en-US"/>
-                </w:rPr>
-                <m:t>2</m:t>
-              </m:r>
-              <m:ctrlPr>
-                <w:rPr>
-                  <w:rStyle w:val="136"/>
-                  <w:rFonts w:ascii="DejaVu Math TeX Gyre" w:hAnsi="DejaVu Math TeX Gyre"/>
-                  <w:b/>
-                  <w:bCs/>
-                  <w:i/>
-                  <w:color w:val="auto"/>
-                  <w:lang w:val="en-US"/>
-                </w:rPr>
-              </m:ctrlPr>
-            </m:sub>
-          </m:sSub>
-          <m:r>
-            <m:rPr>
-              <m:sty m:val="bi"/>
-            </m:rPr>
-            <w:rPr>
-              <w:rStyle w:val="136"/>
-              <w:rFonts w:hint="default" w:ascii="DejaVu Math TeX Gyre" w:hAnsi="DejaVu Math TeX Gyre"/>
-              <w:color w:val="auto"/>
-              <w:lang w:val="en-US"/>
-            </w:rPr>
-            <m:t>=</m:t>
-          </m:r>
-          <m:r>
-            <m:rPr>
-              <m:sty m:val="bi"/>
-            </m:rPr>
-            <w:rPr>
-              <w:rStyle w:val="136"/>
-              <w:rFonts w:hint="default" w:ascii="DejaVu Math TeX Gyre" w:hAnsi="DejaVu Math TeX Gyre" w:cs="DejaVu Math TeX Gyre"/>
-              <w:color w:val="auto"/>
-              <w:lang w:val="en-US"/>
-            </w:rPr>
-            <m:t>α</m:t>
-          </m:r>
-          <m:r>
-            <m:rPr>
-              <m:sty m:val="bi"/>
-            </m:rPr>
-            <w:rPr>
-              <w:rStyle w:val="136"/>
-              <w:rFonts w:hint="default" w:ascii="DejaVu Math TeX Gyre" w:hAnsi="DejaVu Math TeX Gyre"/>
-              <w:color w:val="auto"/>
-              <w:lang w:val="en-US"/>
-            </w:rPr>
-            <m:t>−</m:t>
-          </m:r>
-          <m:r>
-            <m:rPr>
-              <m:sty m:val="bi"/>
-            </m:rPr>
-            <w:rPr>
-              <w:rStyle w:val="136"/>
-              <w:rFonts w:hint="default" w:ascii="DejaVu Math TeX Gyre" w:hAnsi="DejaVu Math TeX Gyre" w:cs="DejaVu Math TeX Gyre"/>
-              <w:color w:val="auto"/>
-              <w:lang w:val="en-US"/>
-            </w:rPr>
-            <m:t>β</m:t>
-          </m:r>
-        </m:oMath>
-      </m:oMathPara>
-    </w:p>
-    <w:p>
-      <w:pPr>
-        <w:pStyle w:val="30"/>
-        <w:keepNext w:val="0"/>
-        <w:keepLines w:val="0"/>
-        <w:widowControl/>
-        <w:numPr>
-          <w:ilvl w:val="0"/>
-          <w:numId w:val="8"/>
-        </w:numPr>
-        <w:suppressLineNumbers w:val="0"/>
-        <w:bidi w:val="0"/>
-        <w:ind w:left="0" w:leftChars="0" w:firstLine="0" w:firstLineChars="0"/>
-        <m:rPr/>
-        <w:rPr>
-          <w:rStyle w:val="136"/>
-          <w:rFonts w:hint="eastAsia" w:hAnsi="DejaVu Math TeX Gyre" w:cs="DejaVu Math TeX Gyre"/>
-          <w:b w:val="0"/>
-          <w:bCs w:val="0"/>
-          <w:i/>
-          <w:color w:val="auto"/>
-          <w:lang w:val="en-US" w:eastAsia="zh-CN"/>
-        </w:rPr>
-      </w:pPr>
-      <w:r>
-        <m:rPr/>
-        <w:rPr>
-          <w:rStyle w:val="136"/>
-          <w:rFonts w:hint="eastAsia" w:hAnsi="DejaVu Math TeX Gyre" w:cs="DejaVu Math TeX Gyre"/>
-          <w:b w:val="0"/>
-          <w:bCs w:val="0"/>
-          <w:i/>
-          <w:color w:val="auto"/>
-          <w:lang w:val="en-US" w:eastAsia="zh-CN"/>
-        </w:rPr>
-        <w:t>肘相对肩朝下：同理可得</w:t>
-      </w:r>
-    </w:p>
-    <w:p>
-      <w:pPr>
-        <w:pStyle w:val="30"/>
-        <w:keepNext w:val="0"/>
-        <w:keepLines w:val="0"/>
-        <w:widowControl/>
-        <w:numPr>
-          <w:ilvl w:val="0"/>
-          <w:numId w:val="0"/>
-        </w:numPr>
-        <w:suppressLineNumbers w:val="0"/>
-        <w:bidi w:val="0"/>
-        <w:ind w:leftChars="0"/>
-        <m:rPr/>
         <w:rPr>
           <w:rStyle w:val="136"/>
           <w:rFonts w:hint="default" w:hAnsi="DejaVu Math TeX Gyre" w:cs="DejaVu Math TeX Gyre"/>
@@ -7577,7 +7377,6 @@
         <w:suppressLineNumbers w:val="0"/>
         <w:bidi w:val="0"/>
         <w:ind w:leftChars="0"/>
-        <m:rPr/>
         <w:rPr>
           <w:rStyle w:val="136"/>
           <w:rFonts w:hint="eastAsia" w:hAnsi="DejaVu Math TeX Gyre" w:cs="DejaVu Math TeX Gyre"/>
@@ -7587,7 +7386,6 @@
         </w:rPr>
       </w:pPr>
       <w:r>
-        <m:rPr/>
         <w:rPr>
           <w:rStyle w:val="136"/>
           <w:rFonts w:hint="eastAsia" w:hAnsi="DejaVu Math TeX Gyre" w:cs="DejaVu Math TeX Gyre"/>
@@ -7597,6 +7395,8 @@
         </w:rPr>
         <w:t>综上所述：经过化简可得：</w:t>
       </w:r>
+      <w:bookmarkStart w:id="0" w:name="_GoBack"/>
+      <w:bookmarkEnd w:id="0"/>
     </w:p>
     <w:p>
       <w:pPr>
@@ -7726,7 +7526,6 @@
         <w:suppressLineNumbers w:val="0"/>
         <w:bidi w:val="0"/>
         <w:ind w:leftChars="0"/>
-        <m:rPr/>
         <w:rPr>
           <w:rStyle w:val="136"/>
           <w:rFonts w:hint="default" w:hAnsi="DejaVu Math TeX Gyre"/>
@@ -7818,7 +7617,6 @@
         <m:sSub>
           <m:sSubPr>
             <m:ctrlPr>
-              <m:rPr/>
               <w:rPr>
                 <w:rStyle w:val="136"/>
                 <w:rFonts w:hint="default" w:ascii="DejaVu Math TeX Gyre" w:hAnsi="DejaVu Math TeX Gyre"/>
@@ -7844,7 +7642,6 @@
               <m:t>L</m:t>
             </m:r>
             <m:ctrlPr>
-              <m:rPr/>
               <w:rPr>
                 <w:rStyle w:val="136"/>
                 <w:rFonts w:hint="default" w:ascii="DejaVu Math TeX Gyre" w:hAnsi="DejaVu Math TeX Gyre"/>
@@ -7870,7 +7667,6 @@
               <m:t>1</m:t>
             </m:r>
             <m:ctrlPr>
-              <m:rPr/>
               <w:rPr>
                 <w:rStyle w:val="136"/>
                 <w:rFonts w:hint="default" w:ascii="DejaVu Math TeX Gyre" w:hAnsi="DejaVu Math TeX Gyre"/>
@@ -7899,7 +7695,6 @@
           <m:radPr>
             <m:degHide m:val="1"/>
             <m:ctrlPr>
-              <m:rPr/>
               <w:rPr>
                 <w:rStyle w:val="136"/>
                 <w:rFonts w:hint="default" w:ascii="DejaVu Math TeX Gyre" w:hAnsi="DejaVu Math TeX Gyre"/>
@@ -7913,7 +7708,6 @@
           </m:radPr>
           <m:deg>
             <m:ctrlPr>
-              <m:rPr/>
               <w:rPr>
                 <w:rStyle w:val="136"/>
                 <w:rFonts w:hint="default" w:ascii="DejaVu Math TeX Gyre" w:hAnsi="DejaVu Math TeX Gyre"/>
@@ -7929,7 +7723,6 @@
             <m:sSup>
               <m:sSupPr>
                 <m:ctrlPr>
-                  <m:rPr/>
                   <w:rPr>
                     <w:rStyle w:val="136"/>
                     <w:rFonts w:hint="default" w:ascii="DejaVu Math TeX Gyre" w:hAnsi="DejaVu Math TeX Gyre"/>
@@ -7955,7 +7748,6 @@
                   <m:t>x</m:t>
                 </m:r>
                 <m:ctrlPr>
-                  <m:rPr/>
                   <w:rPr>
                     <w:rStyle w:val="136"/>
                     <w:rFonts w:hint="default" w:ascii="DejaVu Math TeX Gyre" w:hAnsi="DejaVu Math TeX Gyre"/>
@@ -7981,7 +7773,6 @@
                   <m:t>2</m:t>
                 </m:r>
                 <m:ctrlPr>
-                  <m:rPr/>
                   <w:rPr>
                     <w:rStyle w:val="136"/>
                     <w:rFonts w:hint="default" w:ascii="DejaVu Math TeX Gyre" w:hAnsi="DejaVu Math TeX Gyre"/>
@@ -8009,7 +7800,6 @@
             <m:sSup>
               <m:sSupPr>
                 <m:ctrlPr>
-                  <m:rPr/>
                   <w:rPr>
                     <w:rStyle w:val="136"/>
                     <w:rFonts w:hint="default" w:ascii="DejaVu Math TeX Gyre" w:hAnsi="DejaVu Math TeX Gyre"/>
@@ -8035,7 +7825,6 @@
                   <m:t>y</m:t>
                 </m:r>
                 <m:ctrlPr>
-                  <m:rPr/>
                   <w:rPr>
                     <w:rStyle w:val="136"/>
                     <w:rFonts w:hint="default" w:ascii="DejaVu Math TeX Gyre" w:hAnsi="DejaVu Math TeX Gyre"/>
@@ -8061,7 +7850,6 @@
                   <m:t>2</m:t>
                 </m:r>
                 <m:ctrlPr>
-                  <m:rPr/>
                   <w:rPr>
                     <w:rStyle w:val="136"/>
                     <w:rFonts w:hint="default" w:ascii="DejaVu Math TeX Gyre" w:hAnsi="DejaVu Math TeX Gyre"/>
@@ -8075,7 +7863,6 @@
               </m:sup>
             </m:sSup>
             <m:ctrlPr>
-              <m:rPr/>
               <w:rPr>
                 <w:rStyle w:val="136"/>
                 <w:rFonts w:hint="default" w:ascii="DejaVu Math TeX Gyre" w:hAnsi="DejaVu Math TeX Gyre"/>
@@ -8103,7 +7890,6 @@
         <m:sSub>
           <m:sSubPr>
             <m:ctrlPr>
-              <m:rPr/>
               <w:rPr>
                 <w:rStyle w:val="136"/>
                 <w:rFonts w:hint="default" w:ascii="DejaVu Math TeX Gyre" w:hAnsi="DejaVu Math TeX Gyre"/>
@@ -8129,7 +7915,6 @@
               <m:t>L</m:t>
             </m:r>
             <m:ctrlPr>
-              <m:rPr/>
               <w:rPr>
                 <w:rStyle w:val="136"/>
                 <w:rFonts w:hint="default" w:ascii="DejaVu Math TeX Gyre" w:hAnsi="DejaVu Math TeX Gyre"/>
@@ -8155,7 +7940,6 @@
               <m:t>4</m:t>
             </m:r>
             <m:ctrlPr>
-              <m:rPr/>
               <w:rPr>
                 <w:rStyle w:val="136"/>
                 <w:rFonts w:hint="default" w:ascii="DejaVu Math TeX Gyre" w:hAnsi="DejaVu Math TeX Gyre"/>
@@ -8178,36 +7962,11 @@
             <w:color w:val="auto"/>
             <w:lang w:val="en-US" w:eastAsia="zh-CN"/>
           </w:rPr>
-          <m:t>)</m:t>
-        </m:r>
-        <m:r>
-          <m:rPr>
-            <m:sty m:val="bi"/>
-          </m:rPr>
-          <w:rPr>
-            <w:rStyle w:val="136"/>
-            <w:rFonts w:hint="default" w:ascii="DejaVu Math TeX Gyre" w:hAnsi="DejaVu Math TeX Gyre" w:cs="DejaVu Math TeX Gyre"/>
-            <w:color w:val="auto"/>
-            <w:lang w:val="en-US" w:eastAsia="zh-CN"/>
-          </w:rPr>
-          <m:t>±</m:t>
-        </m:r>
-        <m:r>
-          <m:rPr>
-            <m:sty m:val="bi"/>
-          </m:rPr>
-          <w:rPr>
-            <w:rStyle w:val="136"/>
-            <w:rFonts w:hint="default" w:ascii="DejaVu Math TeX Gyre" w:hAnsi="DejaVu Math TeX Gyre"/>
-            <w:color w:val="auto"/>
-            <w:lang w:val="en-US" w:eastAsia="zh-CN"/>
-          </w:rPr>
-          <m:t>arccos</m:t>
+          <m:t>)+arccos</m:t>
         </m:r>
         <m:f>
           <m:fPr>
             <m:ctrlPr>
-              <m:rPr/>
               <w:rPr>
                 <w:rStyle w:val="136"/>
                 <w:rFonts w:hint="default" w:ascii="DejaVu Math TeX Gyre" w:hAnsi="DejaVu Math TeX Gyre"/>
@@ -8223,7 +7982,6 @@
             <m:sSup>
               <m:sSupPr>
                 <m:ctrlPr>
-                  <m:rPr/>
                   <w:rPr>
                     <w:rStyle w:val="136"/>
                     <w:rFonts w:hint="default" w:ascii="DejaVu Math TeX Gyre" w:hAnsi="DejaVu Math TeX Gyre"/>
@@ -8239,7 +7997,6 @@
                 <m:sSub>
                   <m:sSubPr>
                     <m:ctrlPr>
-                      <m:rPr/>
                       <w:rPr>
                         <w:rStyle w:val="136"/>
                         <w:rFonts w:hint="default" w:ascii="DejaVu Math TeX Gyre" w:hAnsi="DejaVu Math TeX Gyre"/>
@@ -8265,7 +8022,6 @@
                       <m:t>L</m:t>
                     </m:r>
                     <m:ctrlPr>
-                      <m:rPr/>
                       <w:rPr>
                         <w:rStyle w:val="136"/>
                         <w:rFonts w:hint="default" w:ascii="DejaVu Math TeX Gyre" w:hAnsi="DejaVu Math TeX Gyre"/>
@@ -8291,7 +8047,6 @@
                       <m:t>2</m:t>
                     </m:r>
                     <m:ctrlPr>
-                      <m:rPr/>
                       <w:rPr>
                         <w:rStyle w:val="136"/>
                         <w:rFonts w:hint="default" w:ascii="DejaVu Math TeX Gyre" w:hAnsi="DejaVu Math TeX Gyre"/>
@@ -8305,7 +8060,6 @@
                   </m:sub>
                 </m:sSub>
                 <m:ctrlPr>
-                  <m:rPr/>
                   <w:rPr>
                     <w:rStyle w:val="136"/>
                     <w:rFonts w:hint="default" w:ascii="DejaVu Math TeX Gyre" w:hAnsi="DejaVu Math TeX Gyre"/>
@@ -8331,7 +8085,6 @@
                   <m:t>2</m:t>
                 </m:r>
                 <m:ctrlPr>
-                  <m:rPr/>
                   <w:rPr>
                     <w:rStyle w:val="136"/>
                     <w:rFonts w:hint="default" w:ascii="DejaVu Math TeX Gyre" w:hAnsi="DejaVu Math TeX Gyre"/>
@@ -8359,7 +8112,6 @@
             <m:sSup>
               <m:sSupPr>
                 <m:ctrlPr>
-                  <m:rPr/>
                   <w:rPr>
                     <w:rStyle w:val="136"/>
                     <w:rFonts w:hint="default" w:ascii="DejaVu Math TeX Gyre" w:hAnsi="DejaVu Math TeX Gyre"/>
@@ -8658,7 +8410,6 @@
                   <m:t>)</m:t>
                 </m:r>
                 <m:ctrlPr>
-                  <m:rPr/>
                   <w:rPr>
                     <w:rStyle w:val="136"/>
                     <w:rFonts w:hint="default" w:ascii="DejaVu Math TeX Gyre" w:hAnsi="DejaVu Math TeX Gyre"/>
@@ -8684,7 +8435,6 @@
                   <m:t>2</m:t>
                 </m:r>
                 <m:ctrlPr>
-                  <m:rPr/>
                   <w:rPr>
                     <w:rStyle w:val="136"/>
                     <w:rFonts w:hint="default" w:ascii="DejaVu Math TeX Gyre" w:hAnsi="DejaVu Math TeX Gyre"/>
@@ -8712,7 +8462,6 @@
             <m:sSup>
               <m:sSupPr>
                 <m:ctrlPr>
-                  <m:rPr/>
                   <w:rPr>
                     <w:rStyle w:val="136"/>
                     <w:rFonts w:hint="default" w:ascii="DejaVu Math TeX Gyre" w:hAnsi="DejaVu Math TeX Gyre"/>
@@ -8740,7 +8489,6 @@
                 <m:sSub>
                   <m:sSubPr>
                     <m:ctrlPr>
-                      <m:rPr/>
                       <w:rPr>
                         <w:rStyle w:val="136"/>
                         <w:rFonts w:hint="default" w:ascii="DejaVu Math TeX Gyre" w:hAnsi="DejaVu Math TeX Gyre"/>
@@ -8766,7 +8514,6 @@
                       <m:t>L</m:t>
                     </m:r>
                     <m:ctrlPr>
-                      <m:rPr/>
                       <w:rPr>
                         <w:rStyle w:val="136"/>
                         <w:rFonts w:hint="default" w:ascii="DejaVu Math TeX Gyre" w:hAnsi="DejaVu Math TeX Gyre"/>
@@ -8792,7 +8539,6 @@
                       <m:t>1</m:t>
                     </m:r>
                     <m:ctrlPr>
-                      <m:rPr/>
                       <w:rPr>
                         <w:rStyle w:val="136"/>
                         <w:rFonts w:hint="default" w:ascii="DejaVu Math TeX Gyre" w:hAnsi="DejaVu Math TeX Gyre"/>
@@ -8818,7 +8564,6 @@
                   <m:t>)</m:t>
                 </m:r>
                 <m:ctrlPr>
-                  <m:rPr/>
                   <w:rPr>
                     <w:rStyle w:val="136"/>
                     <w:rFonts w:hint="default" w:ascii="DejaVu Math TeX Gyre" w:hAnsi="DejaVu Math TeX Gyre"/>
@@ -8844,7 +8589,6 @@
                   <m:t>2</m:t>
                 </m:r>
                 <m:ctrlPr>
-                  <m:rPr/>
                   <w:rPr>
                     <w:rStyle w:val="136"/>
                     <w:rFonts w:hint="default" w:ascii="DejaVu Math TeX Gyre" w:hAnsi="DejaVu Math TeX Gyre"/>
@@ -8872,7 +8616,6 @@
             <m:sSup>
               <m:sSupPr>
                 <m:ctrlPr>
-                  <m:rPr/>
                   <w:rPr>
                     <w:rStyle w:val="136"/>
                     <w:rFonts w:hint="default" w:ascii="DejaVu Math TeX Gyre" w:hAnsi="DejaVu Math TeX Gyre"/>
@@ -8888,7 +8631,6 @@
                 <m:sSub>
                   <m:sSubPr>
                     <m:ctrlPr>
-                      <m:rPr/>
                       <w:rPr>
                         <w:rStyle w:val="136"/>
                         <w:rFonts w:hint="default" w:ascii="DejaVu Math TeX Gyre" w:hAnsi="DejaVu Math TeX Gyre"/>
@@ -8914,7 +8656,6 @@
                       <m:t>L</m:t>
                     </m:r>
                     <m:ctrlPr>
-                      <m:rPr/>
                       <w:rPr>
                         <w:rStyle w:val="136"/>
                         <w:rFonts w:hint="default" w:ascii="DejaVu Math TeX Gyre" w:hAnsi="DejaVu Math TeX Gyre"/>
@@ -8940,7 +8681,6 @@
                       <m:t>3</m:t>
                     </m:r>
                     <m:ctrlPr>
-                      <m:rPr/>
                       <w:rPr>
                         <w:rStyle w:val="136"/>
                         <w:rFonts w:hint="default" w:ascii="DejaVu Math TeX Gyre" w:hAnsi="DejaVu Math TeX Gyre"/>
@@ -8954,7 +8694,6 @@
                   </m:sub>
                 </m:sSub>
                 <m:ctrlPr>
-                  <m:rPr/>
                   <w:rPr>
                     <w:rStyle w:val="136"/>
                     <w:rFonts w:hint="default" w:ascii="DejaVu Math TeX Gyre" w:hAnsi="DejaVu Math TeX Gyre"/>
@@ -8980,7 +8719,6 @@
                   <m:t>2</m:t>
                 </m:r>
                 <m:ctrlPr>
-                  <m:rPr/>
                   <w:rPr>
                     <w:rStyle w:val="136"/>
                     <w:rFonts w:hint="default" w:ascii="DejaVu Math TeX Gyre" w:hAnsi="DejaVu Math TeX Gyre"/>
@@ -8994,7 +8732,6 @@
               </m:sup>
             </m:sSup>
             <m:ctrlPr>
-              <m:rPr/>
               <w:rPr>
                 <w:rStyle w:val="136"/>
                 <w:rFonts w:hint="default" w:ascii="DejaVu Math TeX Gyre" w:hAnsi="DejaVu Math TeX Gyre"/>
@@ -9022,7 +8759,6 @@
             <m:sSub>
               <m:sSubPr>
                 <m:ctrlPr>
-                  <m:rPr/>
                   <w:rPr>
                     <w:rStyle w:val="136"/>
                     <w:rFonts w:hint="default" w:ascii="DejaVu Math TeX Gyre" w:hAnsi="DejaVu Math TeX Gyre"/>
@@ -9048,7 +8784,6 @@
                   <m:t>L</m:t>
                 </m:r>
                 <m:ctrlPr>
-                  <m:rPr/>
                   <w:rPr>
                     <w:rStyle w:val="136"/>
                     <w:rFonts w:hint="default" w:ascii="DejaVu Math TeX Gyre" w:hAnsi="DejaVu Math TeX Gyre"/>
@@ -9074,7 +8809,6 @@
                   <m:t>2</m:t>
                 </m:r>
                 <m:ctrlPr>
-                  <m:rPr/>
                   <w:rPr>
                     <w:rStyle w:val="136"/>
                     <w:rFonts w:hint="default" w:ascii="DejaVu Math TeX Gyre" w:hAnsi="DejaVu Math TeX Gyre"/>
@@ -9091,7 +8825,6 @@
               <m:radPr>
                 <m:degHide m:val="1"/>
                 <m:ctrlPr>
-                  <m:rPr/>
                   <w:rPr>
                     <w:rStyle w:val="136"/>
                     <w:rFonts w:hint="default" w:ascii="DejaVu Math TeX Gyre" w:hAnsi="DejaVu Math TeX Gyre"/>
@@ -9105,7 +8838,6 @@
               </m:radPr>
               <m:deg>
                 <m:ctrlPr>
-                  <m:rPr/>
                   <w:rPr>
                     <w:rStyle w:val="136"/>
                     <w:rFonts w:hint="default" w:ascii="DejaVu Math TeX Gyre" w:hAnsi="DejaVu Math TeX Gyre"/>
@@ -9611,7 +9343,6 @@
                   </m:sup>
                 </m:sSup>
                 <m:ctrlPr>
-                  <m:rPr/>
                   <w:rPr>
                     <w:rStyle w:val="136"/>
                     <w:rFonts w:hint="default" w:ascii="DejaVu Math TeX Gyre" w:hAnsi="DejaVu Math TeX Gyre"/>
@@ -9625,7 +9356,6 @@
               </m:e>
             </m:rad>
             <m:ctrlPr>
-              <m:rPr/>
               <w:rPr>
                 <w:rStyle w:val="136"/>
                 <w:rFonts w:hint="default" w:ascii="DejaVu Math TeX Gyre" w:hAnsi="DejaVu Math TeX Gyre"/>
@@ -9665,7 +9395,6 @@
         <w:suppressLineNumbers w:val="0"/>
         <w:bidi w:val="0"/>
         <w:ind w:leftChars="0"/>
-        <m:rPr/>
         <w:rPr>
           <w:rStyle w:val="136"/>
           <w:rFonts w:hint="default" w:hAnsi="DejaVu Math TeX Gyre"/>
@@ -9758,7 +9487,6 @@
           <m:f>
             <m:fPr>
               <m:ctrlPr>
-                <m:rPr/>
                 <w:rPr>
                   <w:rStyle w:val="136"/>
                   <w:rFonts w:hint="default" w:ascii="DejaVu Math TeX Gyre" w:hAnsi="DejaVu Math TeX Gyre"/>
@@ -10515,7 +10243,6 @@
                 </m:sup>
               </m:sSup>
               <m:ctrlPr>
-                <m:rPr/>
                 <w:rPr>
                   <w:rStyle w:val="136"/>
                   <w:rFonts w:hint="default" w:ascii="DejaVu Math TeX Gyre" w:hAnsi="DejaVu Math TeX Gyre"/>
@@ -10671,7 +10398,6 @@
                 </m:sub>
               </m:sSub>
               <m:ctrlPr>
-                <m:rPr/>
                 <w:rPr>
                   <w:rStyle w:val="136"/>
                   <w:rFonts w:hint="default" w:ascii="DejaVu Math TeX Gyre" w:hAnsi="DejaVu Math TeX Gyre"/>
@@ -10700,7 +10426,6 @@
         <w:suppressLineNumbers w:val="0"/>
         <w:bidi w:val="0"/>
         <w:ind w:leftChars="0"/>
-        <m:rPr/>
         <w:rPr>
           <w:rStyle w:val="136"/>
           <w:rFonts w:hint="default"/>
@@ -10719,12 +10444,12 @@
         <w:keepLines w:val="0"/>
         <w:widowControl/>
         <w:numPr>
+          <w:ilvl w:val="0"/>
           <w:numId w:val="0"/>
         </w:numPr>
         <w:suppressLineNumbers w:val="0"/>
         <w:bidi w:val="0"/>
         <w:ind w:leftChars="0"/>
-        <m:rPr/>
         <w:rPr>
           <w:rStyle w:val="136"/>
           <w:rFonts w:hint="default" w:hAnsi="DejaVu Math TeX Gyre" w:cs="DejaVu Math TeX Gyre"/>
@@ -10749,7 +10474,6 @@
         <w:suppressLineNumbers w:val="0"/>
         <w:bidi w:val="0"/>
         <w:ind w:leftChars="0"/>
-        <m:rPr/>
         <w:rPr>
           <w:rStyle w:val="136"/>
           <w:rFonts w:hint="default" w:hAnsi="DejaVu Math TeX Gyre" w:cs="DejaVu Math TeX Gyre"/>
@@ -10760,8 +10484,6 @@
           <w:lang w:val="en-US" w:eastAsia="zh-CN"/>
         </w:rPr>
       </w:pPr>
-      <w:bookmarkStart w:id="0" w:name="_GoBack"/>
-      <w:bookmarkEnd w:id="0"/>
     </w:p>
     <w:sectPr>
       <w:pgSz w:w="12240" w:h="15840"/>
@@ -10826,18 +10548,6 @@
 <file path=word/numbering.xml><?xml version="1.0" encoding="utf-8"?>
 <w:numbering xmlns:wpc="http://schemas.microsoft.com/office/word/2010/wordprocessingCanvas" xmlns:mc="http://schemas.openxmlformats.org/markup-compatibility/2006" xmlns:o="urn:schemas-microsoft-com:office:office" xmlns:r="http://schemas.openxmlformats.org/officeDocument/2006/relationships" xmlns:m="http://schemas.openxmlformats.org/officeDocument/2006/math" xmlns:v="urn:schemas-microsoft-com:vml" xmlns:wp14="http://schemas.microsoft.com/office/word/2010/wordprocessingDrawing" xmlns:wp="http://schemas.openxmlformats.org/drawingml/2006/wordprocessingDrawing" xmlns:w10="urn:schemas-microsoft-com:office:word" xmlns:w="http://schemas.openxmlformats.org/wordprocessingml/2006/main" xmlns:w14="http://schemas.microsoft.com/office/word/2010/wordml" xmlns:wpg="http://schemas.microsoft.com/office/word/2010/wordprocessingGroup" xmlns:wpi="http://schemas.microsoft.com/office/word/2010/wordprocessingInk" xmlns:wne="http://schemas.microsoft.com/office/word/2006/wordml" xmlns:wps="http://schemas.microsoft.com/office/word/2010/wordprocessingShape" xmlns:wpsCustomData="http://www.wps.cn/officeDocument/2013/wpsCustomData" mc:Ignorable="w14 wp14">
   <w:abstractNum w:abstractNumId="0">
-    <w:nsid w:val="FBE7F2C6"/>
-    <w:multiLevelType w:val="singleLevel"/>
-    <w:tmpl w:val="FBE7F2C6"/>
-    <w:lvl w:ilvl="0" w:tentative="0">
-      <w:start w:val="1"/>
-      <w:numFmt w:val="decimal"/>
-      <w:suff w:val="nothing"/>
-      <w:lvlText w:val="%1）"/>
-      <w:lvlJc w:val="left"/>
-    </w:lvl>
-  </w:abstractNum>
-  <w:abstractNum w:abstractNumId="1">
     <w:nsid w:val="FFFFFF7E"/>
     <w:multiLevelType w:val="singleLevel"/>
     <w:tmpl w:val="FFFFFF7E"/>
@@ -10855,7 +10565,7 @@
       </w:pPr>
     </w:lvl>
   </w:abstractNum>
-  <w:abstractNum w:abstractNumId="2">
+  <w:abstractNum w:abstractNumId="1">
     <w:nsid w:val="FFFFFF7F"/>
     <w:multiLevelType w:val="singleLevel"/>
     <w:tmpl w:val="FFFFFF7F"/>
@@ -10873,7 +10583,7 @@
       </w:pPr>
     </w:lvl>
   </w:abstractNum>
-  <w:abstractNum w:abstractNumId="3">
+  <w:abstractNum w:abstractNumId="2">
     <w:nsid w:val="FFFFFF82"/>
     <w:multiLevelType w:val="singleLevel"/>
     <w:tmpl w:val="FFFFFF82"/>
@@ -10894,7 +10604,7 @@
       </w:rPr>
     </w:lvl>
   </w:abstractNum>
-  <w:abstractNum w:abstractNumId="4">
+  <w:abstractNum w:abstractNumId="3">
     <w:nsid w:val="FFFFFF83"/>
     <w:multiLevelType w:val="singleLevel"/>
     <w:tmpl w:val="FFFFFF83"/>
@@ -10915,7 +10625,7 @@
       </w:rPr>
     </w:lvl>
   </w:abstractNum>
-  <w:abstractNum w:abstractNumId="5">
+  <w:abstractNum w:abstractNumId="4">
     <w:nsid w:val="FFFFFF88"/>
     <w:multiLevelType w:val="singleLevel"/>
     <w:tmpl w:val="FFFFFF88"/>
@@ -10933,7 +10643,7 @@
       </w:pPr>
     </w:lvl>
   </w:abstractNum>
-  <w:abstractNum w:abstractNumId="6">
+  <w:abstractNum w:abstractNumId="5">
     <w:nsid w:val="FFFFFF89"/>
     <w:multiLevelType w:val="singleLevel"/>
     <w:tmpl w:val="FFFFFF89"/>
@@ -10954,7 +10664,7 @@
       </w:rPr>
     </w:lvl>
   </w:abstractNum>
-  <w:abstractNum w:abstractNumId="7">
+  <w:abstractNum w:abstractNumId="6">
     <w:nsid w:val="28FD5770"/>
     <w:multiLevelType w:val="singleLevel"/>
     <w:tmpl w:val="28FD5770"/>
@@ -10970,28 +10680,25 @@
     </w:lvl>
   </w:abstractNum>
   <w:num w:numId="1">
+    <w:abstractNumId w:val="1"/>
+  </w:num>
+  <w:num w:numId="2">
+    <w:abstractNumId w:val="4"/>
+  </w:num>
+  <w:num w:numId="3">
+    <w:abstractNumId w:val="5"/>
+  </w:num>
+  <w:num w:numId="4">
     <w:abstractNumId w:val="2"/>
   </w:num>
-  <w:num w:numId="2">
-    <w:abstractNumId w:val="5"/>
+  <w:num w:numId="5">
+    <w:abstractNumId w:val="0"/>
   </w:num>
-  <w:num w:numId="3">
-    <w:abstractNumId w:val="6"/>
-  </w:num>
-  <w:num w:numId="4">
+  <w:num w:numId="6">
     <w:abstractNumId w:val="3"/>
   </w:num>
-  <w:num w:numId="5">
-    <w:abstractNumId w:val="1"/>
-  </w:num>
-  <w:num w:numId="6">
-    <w:abstractNumId w:val="4"/>
-  </w:num>
   <w:num w:numId="7">
-    <w:abstractNumId w:val="7"/>
-  </w:num>
-  <w:num w:numId="8">
-    <w:abstractNumId w:val="0"/>
+    <w:abstractNumId w:val="6"/>
   </w:num>
 </w:numbering>
 </file>
@@ -24077,7 +23784,7 @@
 </file>
 
 <file path=customXml/item1.xml><?xml version="1.0" encoding="utf-8"?>
-<b:Sources xmlns="http://schemas.openxmlformats.org/officeDocument/2006/bibliography" xmlns:b="http://schemas.openxmlformats.org/officeDocument/2006/bibliography" SelectedStyle="/APA.XSL" StyleName="APA"/>
+<b:Sources xmlns="http://schemas.openxmlformats.org/officeDocument/2006/bibliography" xmlns:b="http://schemas.openxmlformats.org/officeDocument/2006/bibliography" StyleName="APA" SelectedStyle="/APA.XSL"/>
 </file>
 
 <file path=customXml/itemProps1.xml><?xml version="1.0" encoding="utf-8"?>

--- a/最终成果/任务四/任务四_运动学推导.docx
+++ b/最终成果/任务四/任务四_运动学推导.docx
@@ -6120,11 +6120,11 @@
         <w:keepLines w:val="0"/>
         <w:widowControl/>
         <w:numPr>
+          <w:ilvl w:val="0"/>
           <w:numId w:val="0"/>
         </w:numPr>
         <w:suppressLineNumbers w:val="0"/>
         <w:bidi w:val="0"/>
-        <m:rPr/>
         <w:rPr>
           <w:rStyle w:val="136"/>
           <w:rFonts w:hint="default" w:hAnsi="DejaVu Math TeX Gyre"/>
@@ -6182,7 +6182,6 @@
         </m:r>
       </m:oMath>
       <w:r>
-        <m:rPr/>
         <w:rPr>
           <w:rStyle w:val="136"/>
           <w:rFonts w:hint="eastAsia" w:hAnsi="DejaVu Math TeX Gyre"/>
@@ -6220,6 +6219,7 @@
         <w:keepLines w:val="0"/>
         <w:widowControl/>
         <w:numPr>
+          <w:ilvl w:val="0"/>
           <w:numId w:val="0"/>
         </w:numPr>
         <w:suppressLineNumbers w:val="0"/>
@@ -7347,7 +7347,7 @@
               <w:color w:val="auto"/>
               <w:lang w:val="en-US" w:eastAsia="zh-CN"/>
             </w:rPr>
-            <m:t>+</m:t>
+            <m:t>−</m:t>
           </m:r>
           <m:r>
             <m:rPr>
@@ -7395,8 +7395,6 @@
         </w:rPr>
         <w:t>综上所述：经过化简可得：</w:t>
       </w:r>
-      <w:bookmarkStart w:id="0" w:name="_GoBack"/>
-      <w:bookmarkEnd w:id="0"/>
     </w:p>
     <w:p>
       <w:pPr>
@@ -7962,7 +7960,7 @@
             <w:color w:val="auto"/>
             <w:lang w:val="en-US" w:eastAsia="zh-CN"/>
           </w:rPr>
-          <m:t>)+arccos</m:t>
+          <m:t>)−arccos</m:t>
         </m:r>
         <m:f>
           <m:fPr>
@@ -9397,14 +9395,16 @@
         <w:ind w:leftChars="0"/>
         <w:rPr>
           <w:rStyle w:val="136"/>
-          <w:rFonts w:hint="default" w:hAnsi="DejaVu Math TeX Gyre"/>
-          <w:b/>
-          <w:bCs/>
+          <w:rFonts w:hint="default" w:hAnsi="DejaVu Math TeX Gyre" w:cs="DejaVu Math TeX Gyre"/>
+          <w:b w:val="0"/>
+          <w:bCs w:val="0"/>
           <w:i/>
           <w:color w:val="auto"/>
           <w:lang w:val="en-US" w:eastAsia="zh-CN"/>
         </w:rPr>
       </w:pPr>
+      <w:bookmarkStart w:id="0" w:name="_GoBack"/>
+      <w:bookmarkEnd w:id="0"/>
       <m:oMathPara>
         <m:oMath>
           <m:sSub>
@@ -10414,76 +10414,29 @@
       </m:oMathPara>
     </w:p>
     <w:p>
-      <w:pPr>
-        <w:pStyle w:val="30"/>
-        <w:keepNext w:val="0"/>
-        <w:keepLines w:val="0"/>
-        <w:widowControl/>
-        <w:numPr>
-          <w:ilvl w:val="0"/>
-          <w:numId w:val="0"/>
-        </w:numPr>
-        <w:suppressLineNumbers w:val="0"/>
-        <w:bidi w:val="0"/>
-        <w:ind w:leftChars="0"/>
-        <w:rPr>
-          <w:rStyle w:val="136"/>
-          <w:rFonts w:hint="default"/>
-          <w:b/>
-          <w:bCs/>
-          <w:i/>
-          <w:color w:val="auto"/>
-          <w:lang w:val="en-US" w:eastAsia="zh-CN"/>
-        </w:rPr>
-      </w:pPr>
+      <w:r>
+        <w:t>补充修正：</w:t>
+      </w:r>
     </w:p>
     <w:p>
-      <w:pPr>
-        <w:pStyle w:val="30"/>
-        <w:keepNext w:val="0"/>
-        <w:keepLines w:val="0"/>
-        <w:widowControl/>
-        <w:numPr>
-          <w:ilvl w:val="0"/>
-          <w:numId w:val="0"/>
-        </w:numPr>
-        <w:suppressLineNumbers w:val="0"/>
-        <w:bidi w:val="0"/>
-        <w:ind w:leftChars="0"/>
-        <w:rPr>
-          <w:rStyle w:val="136"/>
-          <w:rFonts w:hint="default" w:hAnsi="DejaVu Math TeX Gyre" w:cs="DejaVu Math TeX Gyre"/>
-          <w:b w:val="0"/>
-          <w:bCs w:val="0"/>
-          <w:i/>
-          <w:color w:val="auto"/>
-          <w:lang w:val="en-US" w:eastAsia="zh-CN"/>
-        </w:rPr>
-      </w:pPr>
+      <w:r>
+        <w:t>关节角转舵机角：</w:t>
+      </w:r>
     </w:p>
     <w:p>
-      <w:pPr>
-        <w:pStyle w:val="30"/>
-        <w:keepNext w:val="0"/>
-        <w:keepLines w:val="0"/>
-        <w:widowControl/>
-        <w:numPr>
-          <w:ilvl w:val="0"/>
-          <w:numId w:val="0"/>
-        </w:numPr>
-        <w:suppressLineNumbers w:val="0"/>
-        <w:bidi w:val="0"/>
-        <w:ind w:leftChars="0"/>
-        <w:rPr>
-          <w:rStyle w:val="136"/>
-          <w:rFonts w:hint="default" w:hAnsi="DejaVu Math TeX Gyre" w:cs="DejaVu Math TeX Gyre"/>
-          <w:b w:val="0"/>
-          <w:bCs w:val="0"/>
-          <w:i/>
-          <w:color w:val="auto"/>
-          <w:lang w:val="en-US" w:eastAsia="zh-CN"/>
-        </w:rPr>
-      </w:pPr>
+      <w:r>
+        <w:t>S_b = θ1</w:t>
+      </w:r>
+    </w:p>
+    <w:p>
+      <w:r>
+        <w:t>S_s = S_s0 + θ2 / k_s</w:t>
+      </w:r>
+    </w:p>
+    <w:p>
+      <w:r>
+        <w:t>S_e = S_e0 - θ3 / k_e</w:t>
+      </w:r>
     </w:p>
     <w:sectPr>
       <w:pgSz w:w="12240" w:h="15840"/>
@@ -23784,7 +23737,7 @@
 </file>
 
 <file path=customXml/item1.xml><?xml version="1.0" encoding="utf-8"?>
-<b:Sources xmlns="http://schemas.openxmlformats.org/officeDocument/2006/bibliography" xmlns:b="http://schemas.openxmlformats.org/officeDocument/2006/bibliography" StyleName="APA" SelectedStyle="/APA.XSL"/>
+<b:Sources xmlns:b="http://schemas.openxmlformats.org/officeDocument/2006/bibliography" xmlns="http://schemas.openxmlformats.org/officeDocument/2006/bibliography" StyleName="APA" SelectedStyle="/APA.XSL"/>
 </file>
 
 <file path=customXml/itemProps1.xml><?xml version="1.0" encoding="utf-8"?>
